--- a/Heena Gohil_DevOps Engineer.docx
+++ b/Heena Gohil_DevOps Engineer.docx
@@ -14,6 +14,8 @@
           <w:szCs w:val="20"/>
         </w:rPr>
       </w:pPr>
+      <w:bookmarkStart w:id="0" w:name="_GoBack"/>
+      <w:bookmarkEnd w:id="0"/>
     </w:p>
     <w:p>
       <w:pPr>
@@ -2093,19 +2095,7 @@
           <w:sz w:val="20"/>
           <w:szCs w:val="20"/>
         </w:rPr>
-        <w:t>1. CI/CD Pipeline Automati</w:t>
-      </w:r>
-      <w:bookmarkStart w:id="0" w:name="_GoBack"/>
-      <w:bookmarkEnd w:id="0"/>
-      <w:r>
-        <w:rPr>
-          <w:rFonts w:asciiTheme="minorHAnsi" w:hAnsiTheme="minorHAnsi" w:cstheme="minorHAnsi"/>
-          <w:b/>
-          <w:bCs/>
-          <w:sz w:val="20"/>
-          <w:szCs w:val="20"/>
-        </w:rPr>
-        <w:t>on for 5G Network Functions</w:t>
+        <w:t>1. CI/CD Pipeline Automation for 5G Network Functions</w:t>
       </w:r>
     </w:p>
     <w:p>

--- a/Heena Gohil_DevOps Engineer.docx
+++ b/Heena Gohil_DevOps Engineer.docx
@@ -15,7 +15,6 @@
         </w:rPr>
       </w:pPr>
       <w:bookmarkStart w:id="0" w:name="_GoBack"/>
-      <w:bookmarkEnd w:id="0"/>
     </w:p>
     <w:p>
       <w:pPr>
@@ -624,7 +623,21 @@
           <w:rStyle w:val="Strong"/>
           <w:rFonts w:asciiTheme="minorHAnsi" w:hAnsiTheme="minorHAnsi" w:cstheme="minorHAnsi"/>
         </w:rPr>
-        <w:t>4.3 years of experience</w:t>
+        <w:t>4</w:t>
+      </w:r>
+      <w:r>
+        <w:rPr>
+          <w:rStyle w:val="Strong"/>
+          <w:rFonts w:asciiTheme="minorHAnsi" w:hAnsiTheme="minorHAnsi" w:cstheme="minorHAnsi"/>
+        </w:rPr>
+        <w:t xml:space="preserve">+ </w:t>
+      </w:r>
+      <w:r>
+        <w:rPr>
+          <w:rStyle w:val="Strong"/>
+          <w:rFonts w:asciiTheme="minorHAnsi" w:hAnsiTheme="minorHAnsi" w:cstheme="minorHAnsi"/>
+        </w:rPr>
+        <w:t>years of experience</w:t>
       </w:r>
       <w:r>
         <w:rPr>
@@ -926,15 +939,67 @@
           <w:sz w:val="18"/>
           <w:szCs w:val="18"/>
         </w:rPr>
-        <w:t>CI/CD &amp; Automation:</w:t>
-      </w:r>
-      <w:r>
-        <w:rPr>
-          <w:rFonts w:asciiTheme="minorHAnsi" w:hAnsiTheme="minorHAnsi" w:cstheme="minorHAnsi"/>
-          <w:sz w:val="18"/>
-          <w:szCs w:val="18"/>
-        </w:rPr>
-        <w:t xml:space="preserve"> Jenkins, Ansible, Git, Phabricator</w:t>
+        <w:t xml:space="preserve">DevOps &amp; </w:t>
+      </w:r>
+      <w:r>
+        <w:rPr>
+          <w:rStyle w:val="Strong"/>
+          <w:rFonts w:asciiTheme="minorHAnsi" w:hAnsiTheme="minorHAnsi" w:cstheme="minorHAnsi"/>
+          <w:sz w:val="18"/>
+          <w:szCs w:val="18"/>
+        </w:rPr>
+        <w:t>CI/CD:</w:t>
+      </w:r>
+      <w:r>
+        <w:rPr>
+          <w:rFonts w:asciiTheme="minorHAnsi" w:hAnsiTheme="minorHAnsi" w:cstheme="minorHAnsi"/>
+          <w:sz w:val="18"/>
+          <w:szCs w:val="18"/>
+        </w:rPr>
+        <w:t xml:space="preserve"> Jenkins, </w:t>
+      </w:r>
+      <w:r>
+        <w:rPr>
+          <w:rFonts w:asciiTheme="minorHAnsi" w:hAnsiTheme="minorHAnsi" w:cstheme="minorHAnsi"/>
+          <w:sz w:val="18"/>
+          <w:szCs w:val="18"/>
+        </w:rPr>
+        <w:t xml:space="preserve">Ansible, </w:t>
+      </w:r>
+      <w:r>
+        <w:rPr>
+          <w:rFonts w:asciiTheme="minorHAnsi" w:hAnsiTheme="minorHAnsi" w:cstheme="minorHAnsi"/>
+          <w:sz w:val="18"/>
+          <w:szCs w:val="18"/>
+        </w:rPr>
+        <w:t xml:space="preserve">Git, </w:t>
+      </w:r>
+      <w:r>
+        <w:rPr>
+          <w:rStyle w:val="Strong"/>
+          <w:rFonts w:asciiTheme="minorHAnsi" w:hAnsiTheme="minorHAnsi" w:cstheme="minorHAnsi"/>
+          <w:b w:val="0"/>
+          <w:sz w:val="18"/>
+          <w:szCs w:val="18"/>
+        </w:rPr>
+        <w:t>GitHub</w:t>
+      </w:r>
+      <w:r>
+        <w:rPr>
+          <w:rFonts w:asciiTheme="minorHAnsi" w:hAnsiTheme="minorHAnsi" w:cstheme="minorHAnsi"/>
+          <w:b/>
+          <w:sz w:val="18"/>
+          <w:szCs w:val="18"/>
+        </w:rPr>
+        <w:t>,</w:t>
+      </w:r>
+      <w:r>
+        <w:rPr>
+          <w:rFonts w:asciiTheme="minorHAnsi" w:hAnsiTheme="minorHAnsi" w:cstheme="minorHAnsi"/>
+          <w:sz w:val="18"/>
+          <w:szCs w:val="18"/>
+        </w:rPr>
+        <w:t xml:space="preserve"> Phabricator</w:t>
       </w:r>
     </w:p>
     <w:p>
@@ -958,15 +1023,25 @@
           <w:sz w:val="18"/>
           <w:szCs w:val="18"/>
         </w:rPr>
-        <w:t>Containerization &amp; Orchestration:</w:t>
-      </w:r>
-      <w:r>
-        <w:rPr>
-          <w:rFonts w:asciiTheme="minorHAnsi" w:hAnsiTheme="minorHAnsi" w:cstheme="minorHAnsi"/>
-          <w:sz w:val="18"/>
-          <w:szCs w:val="18"/>
-        </w:rPr>
-        <w:t xml:space="preserve"> Docker, Kubernetes, Docker Swarm, OpenShift</w:t>
+        <w:t>Infrastructure as Code:</w:t>
+      </w:r>
+      <w:r>
+        <w:rPr>
+          <w:rFonts w:asciiTheme="minorHAnsi" w:hAnsiTheme="minorHAnsi" w:cstheme="minorHAnsi"/>
+          <w:sz w:val="18"/>
+          <w:szCs w:val="18"/>
+        </w:rPr>
+        <w:t xml:space="preserve"> </w:t>
+      </w:r>
+      <w:r>
+        <w:rPr>
+          <w:rStyle w:val="Strong"/>
+          <w:rFonts w:asciiTheme="minorHAnsi" w:hAnsiTheme="minorHAnsi" w:cstheme="minorHAnsi"/>
+          <w:b w:val="0"/>
+          <w:sz w:val="18"/>
+          <w:szCs w:val="18"/>
+        </w:rPr>
+        <w:t>Terraform</w:t>
       </w:r>
     </w:p>
     <w:p>
@@ -990,7 +1065,48 @@
           <w:sz w:val="18"/>
           <w:szCs w:val="18"/>
         </w:rPr>
-        <w:t>Cloud Platforms:</w:t>
+        <w:t>Containerization &amp; Orchestration:</w:t>
+      </w:r>
+      <w:r>
+        <w:rPr>
+          <w:rFonts w:asciiTheme="minorHAnsi" w:hAnsiTheme="minorHAnsi" w:cstheme="minorHAnsi"/>
+          <w:sz w:val="18"/>
+          <w:szCs w:val="18"/>
+        </w:rPr>
+        <w:t xml:space="preserve"> Docker, Kubernetes, Docker Swarm</w:t>
+      </w:r>
+    </w:p>
+    <w:p>
+      <w:pPr>
+        <w:pStyle w:val="NormalWeb"/>
+        <w:numPr>
+          <w:ilvl w:val="0"/>
+          <w:numId w:val="12"/>
+        </w:numPr>
+        <w:jc w:val="both"/>
+        <w:rPr>
+          <w:rFonts w:asciiTheme="minorHAnsi" w:hAnsiTheme="minorHAnsi" w:cstheme="minorHAnsi"/>
+          <w:sz w:val="18"/>
+          <w:szCs w:val="18"/>
+        </w:rPr>
+      </w:pPr>
+      <w:r>
+        <w:rPr>
+          <w:rStyle w:val="Strong"/>
+          <w:rFonts w:asciiTheme="minorHAnsi" w:hAnsiTheme="minorHAnsi" w:cstheme="minorHAnsi"/>
+          <w:sz w:val="18"/>
+          <w:szCs w:val="18"/>
+        </w:rPr>
+        <w:t xml:space="preserve">Cloud </w:t>
+      </w:r>
+      <w:r>
+        <w:rPr>
+          <w:rStyle w:val="Strong"/>
+          <w:rFonts w:asciiTheme="minorHAnsi" w:hAnsiTheme="minorHAnsi" w:cstheme="minorHAnsi"/>
+          <w:sz w:val="18"/>
+          <w:szCs w:val="18"/>
+        </w:rPr>
+        <w:t>Services:</w:t>
       </w:r>
       <w:r>
         <w:rPr>
@@ -1075,6 +1191,24 @@
           <w:szCs w:val="18"/>
         </w:rPr>
         <w:t xml:space="preserve"> </w:t>
+      </w:r>
+      <w:proofErr w:type="spellStart"/>
+      <w:r>
+        <w:rPr>
+          <w:rFonts w:asciiTheme="minorHAnsi" w:hAnsiTheme="minorHAnsi" w:cstheme="minorHAnsi"/>
+          <w:sz w:val="18"/>
+          <w:szCs w:val="18"/>
+        </w:rPr>
+        <w:t>CodeBuild</w:t>
+      </w:r>
+      <w:proofErr w:type="spellEnd"/>
+      <w:r>
+        <w:rPr>
+          <w:rFonts w:asciiTheme="minorHAnsi" w:hAnsiTheme="minorHAnsi" w:cstheme="minorHAnsi"/>
+          <w:sz w:val="18"/>
+          <w:szCs w:val="18"/>
+        </w:rPr>
+        <w:t xml:space="preserve">, </w:t>
       </w:r>
       <w:proofErr w:type="spellStart"/>
       <w:r>
@@ -1897,23 +2031,12 @@
     <w:p>
       <w:pPr>
         <w:pStyle w:val="NormalWeb"/>
-        <w:ind w:left="644"/>
-        <w:rPr>
-          <w:rFonts w:asciiTheme="minorHAnsi" w:hAnsiTheme="minorHAnsi" w:cstheme="minorHAnsi"/>
-          <w:sz w:val="18"/>
-          <w:szCs w:val="18"/>
-        </w:rPr>
-      </w:pPr>
-    </w:p>
-    <w:p>
-      <w:pPr>
-        <w:pStyle w:val="NormalWeb"/>
-        <w:rPr>
-          <w:rFonts w:asciiTheme="minorHAnsi" w:hAnsiTheme="minorHAnsi" w:cstheme="minorHAnsi"/>
-          <w:b/>
-          <w:bCs/>
-          <w:sz w:val="20"/>
-          <w:szCs w:val="20"/>
+        <w:spacing w:before="0" w:beforeAutospacing="0"/>
+        <w:contextualSpacing/>
+        <w:rPr>
+          <w:rFonts w:asciiTheme="minorHAnsi" w:hAnsiTheme="minorHAnsi" w:cstheme="minorHAnsi"/>
+          <w:sz w:val="18"/>
+          <w:szCs w:val="18"/>
         </w:rPr>
       </w:pPr>
     </w:p>
@@ -3891,6 +4014,7 @@
         </w:rPr>
         <w:t xml:space="preserve"> 28/09/1997</w:t>
       </w:r>
+      <w:bookmarkEnd w:id="0"/>
     </w:p>
     <w:sectPr>
       <w:type w:val="continuous"/>

--- a/Heena Gohil_DevOps Engineer.docx
+++ b/Heena Gohil_DevOps Engineer.docx
@@ -14,38 +14,11 @@
           <w:szCs w:val="20"/>
         </w:rPr>
       </w:pPr>
-      <w:bookmarkStart w:id="0" w:name="_GoBack"/>
     </w:p>
     <w:p>
       <w:pPr>
         <w:pStyle w:val="BodyText"/>
         <w:spacing w:before="127"/>
-        <w:rPr>
-          <w:rFonts w:asciiTheme="minorHAnsi" w:hAnsiTheme="minorHAnsi" w:cstheme="minorHAnsi"/>
-          <w:sz w:val="20"/>
-          <w:szCs w:val="20"/>
-        </w:rPr>
-      </w:pPr>
-    </w:p>
-    <w:p>
-      <w:pPr>
-        <w:pStyle w:val="BodyText"/>
-        <w:rPr>
-          <w:rFonts w:asciiTheme="minorHAnsi" w:hAnsiTheme="minorHAnsi" w:cstheme="minorHAnsi"/>
-          <w:sz w:val="20"/>
-          <w:szCs w:val="20"/>
-        </w:rPr>
-        <w:sectPr>
-          <w:type w:val="continuous"/>
-          <w:pgSz w:w="11910" w:h="16850"/>
-          <w:pgMar w:top="0" w:right="850" w:bottom="280" w:left="425" w:header="720" w:footer="720" w:gutter="0"/>
-          <w:cols w:space="720"/>
-        </w:sectPr>
-      </w:pPr>
-    </w:p>
-    <w:p>
-      <w:pPr>
-        <w:pStyle w:val="BodyText"/>
         <w:rPr>
           <w:rFonts w:asciiTheme="minorHAnsi" w:hAnsiTheme="minorHAnsi" w:cstheme="minorHAnsi"/>
           <w:sz w:val="20"/>
@@ -62,13 +35,13 @@
         <mc:AlternateContent>
           <mc:Choice Requires="wps">
             <w:drawing>
-              <wp:anchor distT="0" distB="0" distL="0" distR="0" simplePos="0" relativeHeight="251695616" behindDoc="0" locked="0" layoutInCell="1" allowOverlap="1" wp14:anchorId="393E220A" wp14:editId="505DD8DF">
+              <wp:anchor distT="0" distB="0" distL="0" distR="0" simplePos="0" relativeHeight="251695616" behindDoc="0" locked="0" layoutInCell="1" allowOverlap="1" wp14:anchorId="393E220A" wp14:editId="7717C723">
                 <wp:simplePos x="0" y="0"/>
                 <wp:positionH relativeFrom="page">
-                  <wp:posOffset>284672</wp:posOffset>
+                  <wp:posOffset>238182</wp:posOffset>
                 </wp:positionH>
                 <wp:positionV relativeFrom="paragraph">
-                  <wp:posOffset>92554</wp:posOffset>
+                  <wp:posOffset>84592</wp:posOffset>
                 </wp:positionV>
                 <wp:extent cx="7115175" cy="612476"/>
                 <wp:effectExtent l="0" t="0" r="9525" b="0"/>
@@ -269,7 +242,7 @@
                 <v:stroke joinstyle="miter"/>
                 <v:path gradientshapeok="t" o:connecttype="rect"/>
               </v:shapetype>
-              <v:shape id="Textbox 1" o:spid="_x0000_s1026" type="#_x0000_t202" style="position:absolute;margin-left:22.4pt;margin-top:7.3pt;width:560.25pt;height:48.25pt;z-index:251695616;visibility:visible;mso-wrap-style:square;mso-width-percent:0;mso-height-percent:0;mso-wrap-distance-left:0;mso-wrap-distance-top:0;mso-wrap-distance-right:0;mso-wrap-distance-bottom:0;mso-position-horizontal:absolute;mso-position-horizontal-relative:page;mso-position-vertical:absolute;mso-position-vertical-relative:text;mso-width-percent:0;mso-height-percent:0;mso-width-relative:margin;mso-height-relative:margin;v-text-anchor:top" o:gfxdata="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" fillcolor="#010323" stroked="f">
+              <v:shape id="Textbox 1" o:spid="_x0000_s1026" type="#_x0000_t202" style="position:absolute;margin-left:18.75pt;margin-top:6.65pt;width:560.25pt;height:48.25pt;z-index:251695616;visibility:visible;mso-wrap-style:square;mso-width-percent:0;mso-height-percent:0;mso-wrap-distance-left:0;mso-wrap-distance-top:0;mso-wrap-distance-right:0;mso-wrap-distance-bottom:0;mso-position-horizontal:absolute;mso-position-horizontal-relative:page;mso-position-vertical:absolute;mso-position-vertical-relative:text;mso-width-percent:0;mso-height-percent:0;mso-width-relative:margin;mso-height-relative:margin;v-text-anchor:top" o:gfxdata="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" fillcolor="#010323" stroked="f">
                 <v:textbox inset="0,0,0,0">
                   <w:txbxContent>
                     <w:p>
@@ -438,6 +411,32 @@
           <w:sz w:val="20"/>
           <w:szCs w:val="20"/>
         </w:rPr>
+        <w:sectPr>
+          <w:type w:val="continuous"/>
+          <w:pgSz w:w="11910" w:h="16850"/>
+          <w:pgMar w:top="0" w:right="850" w:bottom="280" w:left="425" w:header="720" w:footer="720" w:gutter="0"/>
+          <w:cols w:space="720"/>
+        </w:sectPr>
+      </w:pPr>
+    </w:p>
+    <w:p>
+      <w:pPr>
+        <w:pStyle w:val="BodyText"/>
+        <w:rPr>
+          <w:rFonts w:asciiTheme="minorHAnsi" w:hAnsiTheme="minorHAnsi" w:cstheme="minorHAnsi"/>
+          <w:sz w:val="20"/>
+          <w:szCs w:val="20"/>
+        </w:rPr>
+      </w:pPr>
+    </w:p>
+    <w:p>
+      <w:pPr>
+        <w:pStyle w:val="BodyText"/>
+        <w:rPr>
+          <w:rFonts w:asciiTheme="minorHAnsi" w:hAnsiTheme="minorHAnsi" w:cstheme="minorHAnsi"/>
+          <w:sz w:val="20"/>
+          <w:szCs w:val="20"/>
+        </w:rPr>
       </w:pPr>
     </w:p>
     <w:p>
@@ -467,10 +466,109 @@
         <w:ind w:left="0"/>
         <w:rPr>
           <w:rFonts w:asciiTheme="minorHAnsi" w:hAnsiTheme="minorHAnsi" w:cstheme="minorHAnsi"/>
+          <w:color w:val="1F497D" w:themeColor="text2"/>
+          <w:sz w:val="20"/>
+          <w:szCs w:val="20"/>
+        </w:rPr>
+      </w:pPr>
+      <w:r>
+        <w:rPr>
+          <w:rFonts w:asciiTheme="minorHAnsi" w:hAnsiTheme="minorHAnsi" w:cstheme="minorHAnsi"/>
+          <w:color w:val="1F497D" w:themeColor="text2"/>
           <w:spacing w:val="-2"/>
           <w:sz w:val="20"/>
           <w:szCs w:val="20"/>
         </w:rPr>
+        <w:t>S</w:t>
+      </w:r>
+      <w:r>
+        <w:rPr>
+          <w:rFonts w:asciiTheme="minorHAnsi" w:hAnsiTheme="minorHAnsi" w:cstheme="minorHAnsi"/>
+          <w:color w:val="1F497D" w:themeColor="text2"/>
+          <w:spacing w:val="-2"/>
+          <w:sz w:val="20"/>
+          <w:szCs w:val="20"/>
+        </w:rPr>
+        <w:t>UMMARY</w:t>
+      </w:r>
+    </w:p>
+    <w:p>
+      <w:pPr>
+        <w:pStyle w:val="BodyText"/>
+        <w:spacing w:before="24"/>
+        <w:jc w:val="both"/>
+        <w:rPr>
+          <w:rFonts w:asciiTheme="minorHAnsi" w:hAnsiTheme="minorHAnsi" w:cstheme="minorHAnsi"/>
+          <w:sz w:val="17"/>
+          <w:szCs w:val="17"/>
+        </w:rPr>
+      </w:pPr>
+      <w:r>
+        <w:rPr>
+          <w:rFonts w:asciiTheme="minorHAnsi" w:hAnsiTheme="minorHAnsi" w:cstheme="minorHAnsi"/>
+          <w:sz w:val="17"/>
+          <w:szCs w:val="17"/>
+        </w:rPr>
+        <w:t>DevOps Engineer with 4+ years of experience designing, automating, and optimizing cloud and on</w:t>
+      </w:r>
+      <w:r>
+        <w:rPr>
+          <w:rFonts w:ascii="Cambria Math" w:hAnsi="Cambria Math" w:cs="Cambria Math"/>
+          <w:sz w:val="17"/>
+          <w:szCs w:val="17"/>
+        </w:rPr>
+        <w:t>‑</w:t>
+      </w:r>
+      <w:r>
+        <w:rPr>
+          <w:rFonts w:asciiTheme="minorHAnsi" w:hAnsiTheme="minorHAnsi" w:cstheme="minorHAnsi"/>
+          <w:sz w:val="17"/>
+          <w:szCs w:val="17"/>
+        </w:rPr>
+        <w:t xml:space="preserve">premise infrastructure. Experienced in CI/CD pipeline automation, containerization, orchestration, and Infrastructure as Code. </w:t>
+      </w:r>
+      <w:r>
+        <w:rPr>
+          <w:rFonts w:asciiTheme="minorHAnsi" w:hAnsiTheme="minorHAnsi" w:cstheme="minorHAnsi"/>
+          <w:sz w:val="17"/>
+          <w:szCs w:val="17"/>
+        </w:rPr>
+        <w:br/>
+        <w:t xml:space="preserve">Proven ability to improve deployment efficiency, reduce deployment time by 40%, and manage large-scale telecom </w:t>
+      </w:r>
+      <w:r>
+        <w:rPr>
+          <w:rFonts w:asciiTheme="minorHAnsi" w:hAnsiTheme="minorHAnsi" w:cstheme="minorHAnsi"/>
+          <w:sz w:val="17"/>
+          <w:szCs w:val="17"/>
+        </w:rPr>
+        <w:br/>
+        <w:t xml:space="preserve">infrastructure supporting 5G network functions. Skilled in AWS, Docker, </w:t>
+      </w:r>
+      <w:r>
+        <w:rPr>
+          <w:rFonts w:asciiTheme="minorHAnsi" w:hAnsiTheme="minorHAnsi" w:cstheme="minorHAnsi"/>
+          <w:sz w:val="17"/>
+          <w:szCs w:val="17"/>
+        </w:rPr>
+        <w:t xml:space="preserve">Git, </w:t>
+      </w:r>
+      <w:r>
+        <w:rPr>
+          <w:rFonts w:asciiTheme="minorHAnsi" w:hAnsiTheme="minorHAnsi" w:cstheme="minorHAnsi"/>
+          <w:sz w:val="17"/>
+          <w:szCs w:val="17"/>
+        </w:rPr>
+        <w:t>Kubernetes, Terraform, Jenkins, and Ansible with strong expertise in monitoring, troubleshooting, and high-availability system operations.</w:t>
+      </w:r>
+    </w:p>
+    <w:p>
+      <w:pPr>
+        <w:pStyle w:val="BodyText"/>
+        <w:spacing w:before="24"/>
+        <w:rPr>
+          <w:rFonts w:asciiTheme="minorHAnsi" w:hAnsiTheme="minorHAnsi" w:cstheme="minorHAnsi"/>
+        </w:rPr>
       </w:pPr>
     </w:p>
     <w:p>
@@ -480,40 +578,37 @@
         <w:ind w:left="0"/>
         <w:rPr>
           <w:rFonts w:asciiTheme="minorHAnsi" w:hAnsiTheme="minorHAnsi" w:cstheme="minorHAnsi"/>
-          <w:sz w:val="20"/>
-          <w:szCs w:val="20"/>
-        </w:rPr>
-      </w:pPr>
-      <w:r>
-        <w:rPr>
-          <w:rFonts w:asciiTheme="minorHAnsi" w:hAnsiTheme="minorHAnsi" w:cstheme="minorHAnsi"/>
+          <w:color w:val="1F497D" w:themeColor="text2"/>
           <w:spacing w:val="-2"/>
           <w:sz w:val="20"/>
           <w:szCs w:val="20"/>
         </w:rPr>
-        <w:t>S</w:t>
-      </w:r>
-      <w:r>
-        <w:rPr>
-          <w:rFonts w:asciiTheme="minorHAnsi" w:hAnsiTheme="minorHAnsi" w:cstheme="minorHAnsi"/>
+      </w:pPr>
+      <w:proofErr w:type="gramStart"/>
+      <w:r>
+        <w:rPr>
+          <w:rFonts w:asciiTheme="minorHAnsi" w:hAnsiTheme="minorHAnsi" w:cstheme="minorHAnsi"/>
+          <w:color w:val="1F497D" w:themeColor="text2"/>
           <w:spacing w:val="-2"/>
           <w:sz w:val="20"/>
           <w:szCs w:val="20"/>
         </w:rPr>
-        <w:t xml:space="preserve"> </w:t>
-      </w:r>
-      <w:r>
-        <w:rPr>
-          <w:rFonts w:asciiTheme="minorHAnsi" w:hAnsiTheme="minorHAnsi" w:cstheme="minorHAnsi"/>
+        <w:t>TECHNICAL</w:t>
+      </w:r>
+      <w:r>
+        <w:rPr>
+          <w:rFonts w:asciiTheme="minorHAnsi" w:hAnsiTheme="minorHAnsi" w:cstheme="minorHAnsi"/>
+          <w:color w:val="1F497D" w:themeColor="text2"/>
           <w:spacing w:val="-2"/>
           <w:sz w:val="20"/>
           <w:szCs w:val="20"/>
         </w:rPr>
-        <w:t>U</w:t>
-      </w:r>
-      <w:r>
-        <w:rPr>
-          <w:rFonts w:asciiTheme="minorHAnsi" w:hAnsiTheme="minorHAnsi" w:cstheme="minorHAnsi"/>
+        <w:t xml:space="preserve"> </w:t>
+      </w:r>
+      <w:r>
+        <w:rPr>
+          <w:rFonts w:asciiTheme="minorHAnsi" w:hAnsiTheme="minorHAnsi" w:cstheme="minorHAnsi"/>
+          <w:color w:val="1F497D" w:themeColor="text2"/>
           <w:spacing w:val="-2"/>
           <w:sz w:val="20"/>
           <w:szCs w:val="20"/>
@@ -523,400 +618,14 @@
       <w:r>
         <w:rPr>
           <w:rFonts w:asciiTheme="minorHAnsi" w:hAnsiTheme="minorHAnsi" w:cstheme="minorHAnsi"/>
+          <w:color w:val="1F497D" w:themeColor="text2"/>
           <w:spacing w:val="-2"/>
           <w:sz w:val="20"/>
           <w:szCs w:val="20"/>
         </w:rPr>
-        <w:t>M</w:t>
-      </w:r>
-      <w:r>
-        <w:rPr>
-          <w:rFonts w:asciiTheme="minorHAnsi" w:hAnsiTheme="minorHAnsi" w:cstheme="minorHAnsi"/>
-          <w:spacing w:val="-2"/>
-          <w:sz w:val="20"/>
-          <w:szCs w:val="20"/>
-        </w:rPr>
-        <w:t xml:space="preserve"> </w:t>
-      </w:r>
-      <w:proofErr w:type="spellStart"/>
-      <w:r>
-        <w:rPr>
-          <w:rFonts w:asciiTheme="minorHAnsi" w:hAnsiTheme="minorHAnsi" w:cstheme="minorHAnsi"/>
-          <w:spacing w:val="-2"/>
-          <w:sz w:val="20"/>
-          <w:szCs w:val="20"/>
-        </w:rPr>
-        <w:t>M</w:t>
-      </w:r>
-      <w:proofErr w:type="spellEnd"/>
-      <w:r>
-        <w:rPr>
-          <w:rFonts w:asciiTheme="minorHAnsi" w:hAnsiTheme="minorHAnsi" w:cstheme="minorHAnsi"/>
-          <w:spacing w:val="-2"/>
-          <w:sz w:val="20"/>
-          <w:szCs w:val="20"/>
-        </w:rPr>
-        <w:t xml:space="preserve"> </w:t>
-      </w:r>
-      <w:r>
-        <w:rPr>
-          <w:rFonts w:asciiTheme="minorHAnsi" w:hAnsiTheme="minorHAnsi" w:cstheme="minorHAnsi"/>
-          <w:spacing w:val="-2"/>
-          <w:sz w:val="20"/>
-          <w:szCs w:val="20"/>
-        </w:rPr>
-        <w:t>A</w:t>
-      </w:r>
-      <w:r>
-        <w:rPr>
-          <w:rFonts w:asciiTheme="minorHAnsi" w:hAnsiTheme="minorHAnsi" w:cstheme="minorHAnsi"/>
-          <w:spacing w:val="-2"/>
-          <w:sz w:val="20"/>
-          <w:szCs w:val="20"/>
-        </w:rPr>
-        <w:t xml:space="preserve"> </w:t>
-      </w:r>
-      <w:r>
-        <w:rPr>
-          <w:rFonts w:asciiTheme="minorHAnsi" w:hAnsiTheme="minorHAnsi" w:cstheme="minorHAnsi"/>
-          <w:spacing w:val="-2"/>
-          <w:sz w:val="20"/>
-          <w:szCs w:val="20"/>
-        </w:rPr>
-        <w:t>R</w:t>
-      </w:r>
-      <w:r>
-        <w:rPr>
-          <w:rFonts w:asciiTheme="minorHAnsi" w:hAnsiTheme="minorHAnsi" w:cstheme="minorHAnsi"/>
-          <w:spacing w:val="-2"/>
-          <w:sz w:val="20"/>
-          <w:szCs w:val="20"/>
-        </w:rPr>
-        <w:t xml:space="preserve"> </w:t>
-      </w:r>
-      <w:r>
-        <w:rPr>
-          <w:rFonts w:asciiTheme="minorHAnsi" w:hAnsiTheme="minorHAnsi" w:cstheme="minorHAnsi"/>
-          <w:spacing w:val="-2"/>
-          <w:sz w:val="20"/>
-          <w:szCs w:val="20"/>
-        </w:rPr>
-        <w:t>Y</w:t>
-      </w:r>
-    </w:p>
-    <w:p>
-      <w:pPr>
-        <w:pStyle w:val="BodyText"/>
-        <w:spacing w:before="24"/>
-        <w:rPr>
-          <w:rFonts w:asciiTheme="minorHAnsi" w:hAnsiTheme="minorHAnsi" w:cstheme="minorHAnsi"/>
-        </w:rPr>
-      </w:pPr>
-      <w:r>
-        <w:rPr>
-          <w:rFonts w:asciiTheme="minorHAnsi" w:hAnsiTheme="minorHAnsi" w:cstheme="minorHAnsi"/>
-        </w:rPr>
-        <w:t xml:space="preserve">DevOps Engineer with </w:t>
-      </w:r>
-      <w:r>
-        <w:rPr>
-          <w:rStyle w:val="Strong"/>
-          <w:rFonts w:asciiTheme="minorHAnsi" w:hAnsiTheme="minorHAnsi" w:cstheme="minorHAnsi"/>
-        </w:rPr>
-        <w:t>4</w:t>
-      </w:r>
-      <w:r>
-        <w:rPr>
-          <w:rStyle w:val="Strong"/>
-          <w:rFonts w:asciiTheme="minorHAnsi" w:hAnsiTheme="minorHAnsi" w:cstheme="minorHAnsi"/>
-        </w:rPr>
-        <w:t xml:space="preserve">+ </w:t>
-      </w:r>
-      <w:r>
-        <w:rPr>
-          <w:rStyle w:val="Strong"/>
-          <w:rFonts w:asciiTheme="minorHAnsi" w:hAnsiTheme="minorHAnsi" w:cstheme="minorHAnsi"/>
-        </w:rPr>
-        <w:t>years of experience</w:t>
-      </w:r>
-      <w:r>
-        <w:rPr>
-          <w:rFonts w:asciiTheme="minorHAnsi" w:hAnsiTheme="minorHAnsi" w:cstheme="minorHAnsi"/>
-        </w:rPr>
-        <w:t xml:space="preserve"> in designing, automating, and optimizing cloud and on-premise infrastructure. Skilled in </w:t>
-      </w:r>
-      <w:r>
-        <w:rPr>
-          <w:rStyle w:val="Strong"/>
-          <w:rFonts w:asciiTheme="minorHAnsi" w:hAnsiTheme="minorHAnsi" w:cstheme="minorHAnsi"/>
-        </w:rPr>
-        <w:t xml:space="preserve">Docker, Jenkins, Ansible, Git, </w:t>
-      </w:r>
-      <w:r>
-        <w:rPr>
-          <w:rStyle w:val="Strong"/>
-          <w:rFonts w:asciiTheme="minorHAnsi" w:hAnsiTheme="minorHAnsi" w:cstheme="minorHAnsi"/>
-        </w:rPr>
-        <w:t xml:space="preserve">Kubernetes </w:t>
-      </w:r>
-      <w:r>
-        <w:rPr>
-          <w:rStyle w:val="Strong"/>
-          <w:rFonts w:asciiTheme="minorHAnsi" w:hAnsiTheme="minorHAnsi" w:cstheme="minorHAnsi"/>
-        </w:rPr>
-        <w:t>and AWS</w:t>
-      </w:r>
-      <w:r>
-        <w:rPr>
-          <w:rFonts w:asciiTheme="minorHAnsi" w:hAnsiTheme="minorHAnsi" w:cstheme="minorHAnsi"/>
-        </w:rPr>
-        <w:t xml:space="preserve"> </w:t>
-      </w:r>
-      <w:r>
-        <w:rPr>
-          <w:rFonts w:asciiTheme="minorHAnsi" w:hAnsiTheme="minorHAnsi" w:cstheme="minorHAnsi"/>
-        </w:rPr>
-        <w:t xml:space="preserve">with strong experience in CI/CD pipeline automation and container orchestration. Proven ability to improve deployment efficiency, </w:t>
-      </w:r>
-      <w:r>
-        <w:rPr>
-          <w:rStyle w:val="Strong"/>
-          <w:rFonts w:asciiTheme="minorHAnsi" w:hAnsiTheme="minorHAnsi" w:cstheme="minorHAnsi"/>
-        </w:rPr>
-        <w:t>reduce deployment time by 40%</w:t>
-      </w:r>
-      <w:r>
-        <w:rPr>
-          <w:rFonts w:asciiTheme="minorHAnsi" w:hAnsiTheme="minorHAnsi" w:cstheme="minorHAnsi"/>
-        </w:rPr>
-        <w:t xml:space="preserve">, and manage large-scale </w:t>
-      </w:r>
-      <w:r>
-        <w:rPr>
-          <w:rStyle w:val="Strong"/>
-          <w:rFonts w:asciiTheme="minorHAnsi" w:hAnsiTheme="minorHAnsi" w:cstheme="minorHAnsi"/>
-        </w:rPr>
-        <w:t>5G network infrastructure</w:t>
-      </w:r>
-      <w:r>
-        <w:rPr>
-          <w:rFonts w:asciiTheme="minorHAnsi" w:hAnsiTheme="minorHAnsi" w:cstheme="minorHAnsi"/>
-        </w:rPr>
-        <w:t xml:space="preserve"> at Reliance Jio. Experienced in monitoring, troubleshooting, and delivering highly available and scalable systems.</w:t>
-      </w:r>
-    </w:p>
-    <w:p>
-      <w:pPr>
-        <w:pStyle w:val="BodyText"/>
-        <w:spacing w:before="24"/>
-        <w:rPr>
-          <w:rFonts w:asciiTheme="minorHAnsi" w:hAnsiTheme="minorHAnsi" w:cstheme="minorHAnsi"/>
-          <w:sz w:val="20"/>
-          <w:szCs w:val="20"/>
-        </w:rPr>
-      </w:pPr>
-    </w:p>
-    <w:p>
-      <w:pPr>
-        <w:pStyle w:val="Heading1"/>
-        <w:rPr>
-          <w:rFonts w:asciiTheme="minorHAnsi" w:hAnsiTheme="minorHAnsi" w:cstheme="minorHAnsi"/>
-          <w:sz w:val="20"/>
-          <w:szCs w:val="20"/>
-        </w:rPr>
-      </w:pPr>
-      <w:r>
-        <w:rPr>
-          <w:rFonts w:asciiTheme="minorHAnsi" w:hAnsiTheme="minorHAnsi" w:cstheme="minorHAnsi"/>
-          <w:sz w:val="20"/>
-          <w:szCs w:val="20"/>
-        </w:rPr>
-        <w:t>T</w:t>
-      </w:r>
-      <w:r>
-        <w:rPr>
-          <w:rFonts w:asciiTheme="minorHAnsi" w:hAnsiTheme="minorHAnsi" w:cstheme="minorHAnsi"/>
-          <w:spacing w:val="-23"/>
-          <w:sz w:val="20"/>
-          <w:szCs w:val="20"/>
-        </w:rPr>
-        <w:t xml:space="preserve"> </w:t>
-      </w:r>
-      <w:r>
-        <w:rPr>
-          <w:rFonts w:asciiTheme="minorHAnsi" w:hAnsiTheme="minorHAnsi" w:cstheme="minorHAnsi"/>
-          <w:sz w:val="20"/>
-          <w:szCs w:val="20"/>
-        </w:rPr>
-        <w:t>E</w:t>
-      </w:r>
-      <w:r>
-        <w:rPr>
-          <w:rFonts w:asciiTheme="minorHAnsi" w:hAnsiTheme="minorHAnsi" w:cstheme="minorHAnsi"/>
-          <w:spacing w:val="-23"/>
-          <w:sz w:val="20"/>
-          <w:szCs w:val="20"/>
-        </w:rPr>
-        <w:t xml:space="preserve"> </w:t>
-      </w:r>
-      <w:r>
-        <w:rPr>
-          <w:rFonts w:asciiTheme="minorHAnsi" w:hAnsiTheme="minorHAnsi" w:cstheme="minorHAnsi"/>
-          <w:sz w:val="20"/>
-          <w:szCs w:val="20"/>
-        </w:rPr>
-        <w:t>C</w:t>
-      </w:r>
-      <w:r>
-        <w:rPr>
-          <w:rFonts w:asciiTheme="minorHAnsi" w:hAnsiTheme="minorHAnsi" w:cstheme="minorHAnsi"/>
-          <w:spacing w:val="-23"/>
-          <w:sz w:val="20"/>
-          <w:szCs w:val="20"/>
-        </w:rPr>
-        <w:t xml:space="preserve"> </w:t>
-      </w:r>
-      <w:r>
-        <w:rPr>
-          <w:rFonts w:asciiTheme="minorHAnsi" w:hAnsiTheme="minorHAnsi" w:cstheme="minorHAnsi"/>
-          <w:sz w:val="20"/>
-          <w:szCs w:val="20"/>
-        </w:rPr>
-        <w:t>H</w:t>
-      </w:r>
-      <w:r>
-        <w:rPr>
-          <w:rFonts w:asciiTheme="minorHAnsi" w:hAnsiTheme="minorHAnsi" w:cstheme="minorHAnsi"/>
-          <w:spacing w:val="-22"/>
-          <w:sz w:val="20"/>
-          <w:szCs w:val="20"/>
-        </w:rPr>
-        <w:t xml:space="preserve"> </w:t>
-      </w:r>
-      <w:r>
-        <w:rPr>
-          <w:rFonts w:asciiTheme="minorHAnsi" w:hAnsiTheme="minorHAnsi" w:cstheme="minorHAnsi"/>
-          <w:sz w:val="20"/>
-          <w:szCs w:val="20"/>
-        </w:rPr>
-        <w:t>N</w:t>
-      </w:r>
-      <w:r>
-        <w:rPr>
-          <w:rFonts w:asciiTheme="minorHAnsi" w:hAnsiTheme="minorHAnsi" w:cstheme="minorHAnsi"/>
-          <w:spacing w:val="-23"/>
-          <w:sz w:val="20"/>
-          <w:szCs w:val="20"/>
-        </w:rPr>
-        <w:t xml:space="preserve"> </w:t>
-      </w:r>
-      <w:r>
-        <w:rPr>
-          <w:rFonts w:asciiTheme="minorHAnsi" w:hAnsiTheme="minorHAnsi" w:cstheme="minorHAnsi"/>
-          <w:sz w:val="20"/>
-          <w:szCs w:val="20"/>
-        </w:rPr>
-        <w:t>I</w:t>
-      </w:r>
-      <w:r>
-        <w:rPr>
-          <w:rFonts w:asciiTheme="minorHAnsi" w:hAnsiTheme="minorHAnsi" w:cstheme="minorHAnsi"/>
-          <w:spacing w:val="-23"/>
-          <w:sz w:val="20"/>
-          <w:szCs w:val="20"/>
-        </w:rPr>
-        <w:t xml:space="preserve"> </w:t>
-      </w:r>
-      <w:r>
-        <w:rPr>
-          <w:rFonts w:asciiTheme="minorHAnsi" w:hAnsiTheme="minorHAnsi" w:cstheme="minorHAnsi"/>
-          <w:sz w:val="20"/>
-          <w:szCs w:val="20"/>
-        </w:rPr>
-        <w:t>C</w:t>
-      </w:r>
-      <w:r>
-        <w:rPr>
-          <w:rFonts w:asciiTheme="minorHAnsi" w:hAnsiTheme="minorHAnsi" w:cstheme="minorHAnsi"/>
-          <w:spacing w:val="-23"/>
-          <w:sz w:val="20"/>
-          <w:szCs w:val="20"/>
-        </w:rPr>
-        <w:t xml:space="preserve"> </w:t>
-      </w:r>
-      <w:r>
-        <w:rPr>
-          <w:rFonts w:asciiTheme="minorHAnsi" w:hAnsiTheme="minorHAnsi" w:cstheme="minorHAnsi"/>
-          <w:sz w:val="20"/>
-          <w:szCs w:val="20"/>
-        </w:rPr>
-        <w:t>A</w:t>
-      </w:r>
-      <w:r>
-        <w:rPr>
-          <w:rFonts w:asciiTheme="minorHAnsi" w:hAnsiTheme="minorHAnsi" w:cstheme="minorHAnsi"/>
-          <w:spacing w:val="-22"/>
-          <w:sz w:val="20"/>
-          <w:szCs w:val="20"/>
-        </w:rPr>
-        <w:t xml:space="preserve"> </w:t>
-      </w:r>
-      <w:r>
-        <w:rPr>
-          <w:rFonts w:asciiTheme="minorHAnsi" w:hAnsiTheme="minorHAnsi" w:cstheme="minorHAnsi"/>
-          <w:spacing w:val="-10"/>
-          <w:sz w:val="20"/>
-          <w:szCs w:val="20"/>
-        </w:rPr>
-        <w:t>L</w:t>
-      </w:r>
-      <w:r>
-        <w:rPr>
-          <w:rFonts w:asciiTheme="minorHAnsi" w:hAnsiTheme="minorHAnsi" w:cstheme="minorHAnsi"/>
-          <w:spacing w:val="-10"/>
-          <w:sz w:val="20"/>
-          <w:szCs w:val="20"/>
-        </w:rPr>
-        <w:t xml:space="preserve"> </w:t>
-      </w:r>
-      <w:r>
-        <w:rPr>
-          <w:rFonts w:asciiTheme="minorHAnsi" w:hAnsiTheme="minorHAnsi" w:cstheme="minorHAnsi"/>
-          <w:spacing w:val="-10"/>
-          <w:sz w:val="20"/>
-          <w:szCs w:val="20"/>
-        </w:rPr>
-        <w:t xml:space="preserve"> </w:t>
-      </w:r>
-      <w:r>
-        <w:rPr>
-          <w:rFonts w:asciiTheme="minorHAnsi" w:hAnsiTheme="minorHAnsi" w:cstheme="minorHAnsi"/>
-          <w:spacing w:val="-10"/>
-          <w:sz w:val="20"/>
-          <w:szCs w:val="20"/>
-        </w:rPr>
-        <w:t xml:space="preserve"> S K I L </w:t>
-      </w:r>
-      <w:proofErr w:type="spellStart"/>
-      <w:r>
-        <w:rPr>
-          <w:rFonts w:asciiTheme="minorHAnsi" w:hAnsiTheme="minorHAnsi" w:cstheme="minorHAnsi"/>
-          <w:spacing w:val="-10"/>
-          <w:sz w:val="20"/>
-          <w:szCs w:val="20"/>
-        </w:rPr>
-        <w:t>L</w:t>
-      </w:r>
-      <w:proofErr w:type="spellEnd"/>
-      <w:r>
-        <w:rPr>
-          <w:rFonts w:asciiTheme="minorHAnsi" w:hAnsiTheme="minorHAnsi" w:cstheme="minorHAnsi"/>
-          <w:spacing w:val="-10"/>
-          <w:sz w:val="20"/>
-          <w:szCs w:val="20"/>
-        </w:rPr>
-        <w:t xml:space="preserve"> S</w:t>
-      </w:r>
+        <w:t>SKILLS</w:t>
+      </w:r>
+      <w:proofErr w:type="gramEnd"/>
     </w:p>
     <w:p>
       <w:pPr>
@@ -956,15 +665,15 @@
           <w:sz w:val="18"/>
           <w:szCs w:val="18"/>
         </w:rPr>
-        <w:t xml:space="preserve"> Jenkins, </w:t>
-      </w:r>
-      <w:r>
-        <w:rPr>
-          <w:rFonts w:asciiTheme="minorHAnsi" w:hAnsiTheme="minorHAnsi" w:cstheme="minorHAnsi"/>
-          <w:sz w:val="18"/>
-          <w:szCs w:val="18"/>
-        </w:rPr>
-        <w:t xml:space="preserve">Ansible, </w:t>
+        <w:t xml:space="preserve"> Jenkins,</w:t>
+      </w:r>
+      <w:r>
+        <w:rPr>
+          <w:rFonts w:asciiTheme="minorHAnsi" w:hAnsiTheme="minorHAnsi" w:cstheme="minorHAnsi"/>
+          <w:sz w:val="18"/>
+          <w:szCs w:val="18"/>
+        </w:rPr>
+        <w:t xml:space="preserve"> </w:t>
       </w:r>
       <w:r>
         <w:rPr>
@@ -1023,25 +732,15 @@
           <w:sz w:val="18"/>
           <w:szCs w:val="18"/>
         </w:rPr>
-        <w:t>Infrastructure as Code:</w:t>
-      </w:r>
-      <w:r>
-        <w:rPr>
-          <w:rFonts w:asciiTheme="minorHAnsi" w:hAnsiTheme="minorHAnsi" w:cstheme="minorHAnsi"/>
-          <w:sz w:val="18"/>
-          <w:szCs w:val="18"/>
-        </w:rPr>
-        <w:t xml:space="preserve"> </w:t>
-      </w:r>
-      <w:r>
-        <w:rPr>
-          <w:rStyle w:val="Strong"/>
-          <w:rFonts w:asciiTheme="minorHAnsi" w:hAnsiTheme="minorHAnsi" w:cstheme="minorHAnsi"/>
-          <w:b w:val="0"/>
-          <w:sz w:val="18"/>
-          <w:szCs w:val="18"/>
-        </w:rPr>
-        <w:t>Terraform</w:t>
+        <w:t>Containerization &amp; Orchestration:</w:t>
+      </w:r>
+      <w:r>
+        <w:rPr>
+          <w:rFonts w:asciiTheme="minorHAnsi" w:hAnsiTheme="minorHAnsi" w:cstheme="minorHAnsi"/>
+          <w:sz w:val="18"/>
+          <w:szCs w:val="18"/>
+        </w:rPr>
+        <w:t xml:space="preserve"> Docker, Kubernetes, Docker Swarm</w:t>
       </w:r>
     </w:p>
     <w:p>
@@ -1065,15 +764,130 @@
           <w:sz w:val="18"/>
           <w:szCs w:val="18"/>
         </w:rPr>
-        <w:t>Containerization &amp; Orchestration:</w:t>
-      </w:r>
-      <w:r>
-        <w:rPr>
-          <w:rFonts w:asciiTheme="minorHAnsi" w:hAnsiTheme="minorHAnsi" w:cstheme="minorHAnsi"/>
-          <w:sz w:val="18"/>
-          <w:szCs w:val="18"/>
-        </w:rPr>
-        <w:t xml:space="preserve"> Docker, Kubernetes, Docker Swarm</w:t>
+        <w:t xml:space="preserve">Cloud </w:t>
+      </w:r>
+      <w:r>
+        <w:rPr>
+          <w:rStyle w:val="Strong"/>
+          <w:rFonts w:asciiTheme="minorHAnsi" w:hAnsiTheme="minorHAnsi" w:cstheme="minorHAnsi"/>
+          <w:sz w:val="18"/>
+          <w:szCs w:val="18"/>
+        </w:rPr>
+        <w:t>Services:</w:t>
+      </w:r>
+      <w:r>
+        <w:rPr>
+          <w:rFonts w:asciiTheme="minorHAnsi" w:hAnsiTheme="minorHAnsi" w:cstheme="minorHAnsi"/>
+          <w:sz w:val="18"/>
+          <w:szCs w:val="18"/>
+        </w:rPr>
+        <w:t xml:space="preserve"> </w:t>
+      </w:r>
+      <w:proofErr w:type="gramStart"/>
+      <w:r>
+        <w:rPr>
+          <w:rFonts w:asciiTheme="minorHAnsi" w:hAnsiTheme="minorHAnsi" w:cstheme="minorHAnsi"/>
+          <w:sz w:val="18"/>
+          <w:szCs w:val="18"/>
+        </w:rPr>
+        <w:t>AWS</w:t>
+      </w:r>
+      <w:r>
+        <w:rPr>
+          <w:rFonts w:asciiTheme="minorHAnsi" w:hAnsiTheme="minorHAnsi" w:cstheme="minorHAnsi"/>
+          <w:sz w:val="18"/>
+          <w:szCs w:val="18"/>
+        </w:rPr>
+        <w:t>(</w:t>
+      </w:r>
+      <w:proofErr w:type="gramEnd"/>
+      <w:r>
+        <w:rPr>
+          <w:rFonts w:asciiTheme="minorHAnsi" w:hAnsiTheme="minorHAnsi" w:cstheme="minorHAnsi"/>
+          <w:sz w:val="18"/>
+          <w:szCs w:val="18"/>
+        </w:rPr>
+        <w:t xml:space="preserve">EC2, </w:t>
+      </w:r>
+      <w:r>
+        <w:rPr>
+          <w:rFonts w:asciiTheme="minorHAnsi" w:hAnsiTheme="minorHAnsi" w:cstheme="minorHAnsi"/>
+          <w:sz w:val="18"/>
+          <w:szCs w:val="18"/>
+        </w:rPr>
+        <w:t xml:space="preserve">CloudWatch, </w:t>
+      </w:r>
+      <w:r>
+        <w:rPr>
+          <w:rFonts w:asciiTheme="minorHAnsi" w:hAnsiTheme="minorHAnsi" w:cstheme="minorHAnsi"/>
+          <w:sz w:val="18"/>
+          <w:szCs w:val="18"/>
+        </w:rPr>
+        <w:t>IAM, S3, VPC, ECR, ECS,</w:t>
+      </w:r>
+      <w:r>
+        <w:rPr>
+          <w:rFonts w:asciiTheme="minorHAnsi" w:hAnsiTheme="minorHAnsi" w:cstheme="minorHAnsi"/>
+          <w:sz w:val="18"/>
+          <w:szCs w:val="18"/>
+        </w:rPr>
+        <w:t xml:space="preserve"> </w:t>
+      </w:r>
+      <w:r>
+        <w:rPr>
+          <w:rFonts w:asciiTheme="minorHAnsi" w:hAnsiTheme="minorHAnsi" w:cstheme="minorHAnsi"/>
+          <w:sz w:val="18"/>
+          <w:szCs w:val="18"/>
+        </w:rPr>
+        <w:t>CodeCommit,</w:t>
+      </w:r>
+      <w:r>
+        <w:rPr>
+          <w:rFonts w:asciiTheme="minorHAnsi" w:hAnsiTheme="minorHAnsi" w:cstheme="minorHAnsi"/>
+          <w:sz w:val="18"/>
+          <w:szCs w:val="18"/>
+        </w:rPr>
+        <w:t xml:space="preserve"> CodeBuild, </w:t>
+      </w:r>
+      <w:r>
+        <w:rPr>
+          <w:rFonts w:asciiTheme="minorHAnsi" w:hAnsiTheme="minorHAnsi" w:cstheme="minorHAnsi"/>
+          <w:sz w:val="18"/>
+          <w:szCs w:val="18"/>
+        </w:rPr>
+        <w:t>CodeDeploy, CodPipeline</w:t>
+      </w:r>
+      <w:r>
+        <w:rPr>
+          <w:rFonts w:asciiTheme="minorHAnsi" w:hAnsiTheme="minorHAnsi" w:cstheme="minorHAnsi"/>
+          <w:sz w:val="18"/>
+          <w:szCs w:val="18"/>
+        </w:rPr>
+        <w:t>, RDS</w:t>
+      </w:r>
+      <w:r>
+        <w:rPr>
+          <w:rFonts w:asciiTheme="minorHAnsi" w:hAnsiTheme="minorHAnsi" w:cstheme="minorHAnsi"/>
+          <w:sz w:val="18"/>
+          <w:szCs w:val="18"/>
+        </w:rPr>
+        <w:t xml:space="preserve">) and </w:t>
+      </w:r>
+      <w:r>
+        <w:rPr>
+          <w:rFonts w:asciiTheme="minorHAnsi" w:hAnsiTheme="minorHAnsi" w:cstheme="minorHAnsi"/>
+          <w:sz w:val="18"/>
+          <w:szCs w:val="18"/>
+        </w:rPr>
+        <w:t>GCP</w:t>
+      </w:r>
+      <w:r>
+        <w:rPr>
+          <w:rFonts w:asciiTheme="minorHAnsi" w:hAnsiTheme="minorHAnsi" w:cstheme="minorHAnsi"/>
+          <w:sz w:val="18"/>
+          <w:szCs w:val="18"/>
+        </w:rPr>
+        <w:t>.</w:t>
       </w:r>
     </w:p>
     <w:p>
@@ -1097,178 +911,15 @@
           <w:sz w:val="18"/>
           <w:szCs w:val="18"/>
         </w:rPr>
-        <w:t xml:space="preserve">Cloud </w:t>
-      </w:r>
-      <w:r>
-        <w:rPr>
-          <w:rStyle w:val="Strong"/>
-          <w:rFonts w:asciiTheme="minorHAnsi" w:hAnsiTheme="minorHAnsi" w:cstheme="minorHAnsi"/>
-          <w:sz w:val="18"/>
-          <w:szCs w:val="18"/>
-        </w:rPr>
-        <w:t>Services:</w:t>
-      </w:r>
-      <w:r>
-        <w:rPr>
-          <w:rFonts w:asciiTheme="minorHAnsi" w:hAnsiTheme="minorHAnsi" w:cstheme="minorHAnsi"/>
-          <w:sz w:val="18"/>
-          <w:szCs w:val="18"/>
-        </w:rPr>
-        <w:t xml:space="preserve"> </w:t>
-      </w:r>
-      <w:proofErr w:type="gramStart"/>
-      <w:r>
-        <w:rPr>
-          <w:rFonts w:asciiTheme="minorHAnsi" w:hAnsiTheme="minorHAnsi" w:cstheme="minorHAnsi"/>
-          <w:sz w:val="18"/>
-          <w:szCs w:val="18"/>
-        </w:rPr>
-        <w:t>AWS</w:t>
-      </w:r>
-      <w:r>
-        <w:rPr>
-          <w:rFonts w:asciiTheme="minorHAnsi" w:hAnsiTheme="minorHAnsi" w:cstheme="minorHAnsi"/>
-          <w:sz w:val="18"/>
-          <w:szCs w:val="18"/>
-        </w:rPr>
-        <w:t>(</w:t>
-      </w:r>
-      <w:proofErr w:type="gramEnd"/>
-      <w:r>
-        <w:rPr>
-          <w:rFonts w:asciiTheme="minorHAnsi" w:hAnsiTheme="minorHAnsi" w:cstheme="minorHAnsi"/>
-          <w:sz w:val="18"/>
-          <w:szCs w:val="18"/>
-        </w:rPr>
-        <w:t xml:space="preserve">EC2, </w:t>
-      </w:r>
-      <w:r>
-        <w:rPr>
-          <w:rFonts w:asciiTheme="minorHAnsi" w:hAnsiTheme="minorHAnsi" w:cstheme="minorHAnsi"/>
-          <w:sz w:val="18"/>
-          <w:szCs w:val="18"/>
-        </w:rPr>
-        <w:t xml:space="preserve">CloudWatch, </w:t>
-      </w:r>
-      <w:r>
-        <w:rPr>
-          <w:rFonts w:asciiTheme="minorHAnsi" w:hAnsiTheme="minorHAnsi" w:cstheme="minorHAnsi"/>
-          <w:sz w:val="18"/>
-          <w:szCs w:val="18"/>
-        </w:rPr>
-        <w:t>IAM, S3, VPC, ECR, ECS,</w:t>
-      </w:r>
-      <w:r>
-        <w:rPr>
-          <w:rFonts w:asciiTheme="minorHAnsi" w:hAnsiTheme="minorHAnsi" w:cstheme="minorHAnsi"/>
-          <w:sz w:val="18"/>
-          <w:szCs w:val="18"/>
-        </w:rPr>
-        <w:t xml:space="preserve"> </w:t>
-      </w:r>
-      <w:proofErr w:type="spellStart"/>
-      <w:r>
-        <w:rPr>
-          <w:rFonts w:asciiTheme="minorHAnsi" w:hAnsiTheme="minorHAnsi" w:cstheme="minorHAnsi"/>
-          <w:sz w:val="18"/>
-          <w:szCs w:val="18"/>
-        </w:rPr>
-        <w:t>CodeCommit</w:t>
-      </w:r>
-      <w:proofErr w:type="spellEnd"/>
-      <w:r>
-        <w:rPr>
-          <w:rFonts w:asciiTheme="minorHAnsi" w:hAnsiTheme="minorHAnsi" w:cstheme="minorHAnsi"/>
-          <w:sz w:val="18"/>
-          <w:szCs w:val="18"/>
-        </w:rPr>
-        <w:t>,</w:t>
-      </w:r>
-      <w:r>
-        <w:rPr>
-          <w:rFonts w:asciiTheme="minorHAnsi" w:hAnsiTheme="minorHAnsi" w:cstheme="minorHAnsi"/>
-          <w:sz w:val="18"/>
-          <w:szCs w:val="18"/>
-        </w:rPr>
-        <w:t xml:space="preserve"> </w:t>
-      </w:r>
-      <w:proofErr w:type="spellStart"/>
-      <w:r>
-        <w:rPr>
-          <w:rFonts w:asciiTheme="minorHAnsi" w:hAnsiTheme="minorHAnsi" w:cstheme="minorHAnsi"/>
-          <w:sz w:val="18"/>
-          <w:szCs w:val="18"/>
-        </w:rPr>
-        <w:t>CodeBuild</w:t>
-      </w:r>
-      <w:proofErr w:type="spellEnd"/>
-      <w:r>
-        <w:rPr>
-          <w:rFonts w:asciiTheme="minorHAnsi" w:hAnsiTheme="minorHAnsi" w:cstheme="minorHAnsi"/>
-          <w:sz w:val="18"/>
-          <w:szCs w:val="18"/>
-        </w:rPr>
-        <w:t xml:space="preserve">, </w:t>
-      </w:r>
-      <w:proofErr w:type="spellStart"/>
-      <w:r>
-        <w:rPr>
-          <w:rFonts w:asciiTheme="minorHAnsi" w:hAnsiTheme="minorHAnsi" w:cstheme="minorHAnsi"/>
-          <w:sz w:val="18"/>
-          <w:szCs w:val="18"/>
-        </w:rPr>
-        <w:t>CodeDeploy</w:t>
-      </w:r>
-      <w:proofErr w:type="spellEnd"/>
-      <w:r>
-        <w:rPr>
-          <w:rFonts w:asciiTheme="minorHAnsi" w:hAnsiTheme="minorHAnsi" w:cstheme="minorHAnsi"/>
-          <w:sz w:val="18"/>
-          <w:szCs w:val="18"/>
-        </w:rPr>
-        <w:t xml:space="preserve">, </w:t>
-      </w:r>
-      <w:proofErr w:type="spellStart"/>
-      <w:r>
-        <w:rPr>
-          <w:rFonts w:asciiTheme="minorHAnsi" w:hAnsiTheme="minorHAnsi" w:cstheme="minorHAnsi"/>
-          <w:sz w:val="18"/>
-          <w:szCs w:val="18"/>
-        </w:rPr>
-        <w:t>CodPipeline</w:t>
-      </w:r>
-      <w:proofErr w:type="spellEnd"/>
-      <w:r>
-        <w:rPr>
-          <w:rFonts w:asciiTheme="minorHAnsi" w:hAnsiTheme="minorHAnsi" w:cstheme="minorHAnsi"/>
-          <w:sz w:val="18"/>
-          <w:szCs w:val="18"/>
-        </w:rPr>
-        <w:t>, RDS</w:t>
-      </w:r>
-      <w:r>
-        <w:rPr>
-          <w:rFonts w:asciiTheme="minorHAnsi" w:hAnsiTheme="minorHAnsi" w:cstheme="minorHAnsi"/>
-          <w:sz w:val="18"/>
-          <w:szCs w:val="18"/>
-        </w:rPr>
-        <w:t xml:space="preserve">) and </w:t>
-      </w:r>
-      <w:r>
-        <w:rPr>
-          <w:rFonts w:asciiTheme="minorHAnsi" w:hAnsiTheme="minorHAnsi" w:cstheme="minorHAnsi"/>
-          <w:sz w:val="18"/>
-          <w:szCs w:val="18"/>
-        </w:rPr>
-        <w:t>GCP</w:t>
-      </w:r>
-      <w:r>
-        <w:rPr>
-          <w:rFonts w:asciiTheme="minorHAnsi" w:hAnsiTheme="minorHAnsi" w:cstheme="minorHAnsi"/>
-          <w:sz w:val="18"/>
-          <w:szCs w:val="18"/>
-        </w:rPr>
-        <w:t>.</w:t>
+        <w:t>Monitoring &amp; Logging:</w:t>
+      </w:r>
+      <w:r>
+        <w:rPr>
+          <w:rFonts w:asciiTheme="minorHAnsi" w:hAnsiTheme="minorHAnsi" w:cstheme="minorHAnsi"/>
+          <w:sz w:val="18"/>
+          <w:szCs w:val="18"/>
+        </w:rPr>
+        <w:t xml:space="preserve"> Prometheus, Grafana</w:t>
       </w:r>
     </w:p>
     <w:p>
@@ -1292,15 +943,35 @@
           <w:sz w:val="18"/>
           <w:szCs w:val="18"/>
         </w:rPr>
-        <w:t>Monitoring &amp; Logging:</w:t>
-      </w:r>
-      <w:r>
-        <w:rPr>
-          <w:rFonts w:asciiTheme="minorHAnsi" w:hAnsiTheme="minorHAnsi" w:cstheme="minorHAnsi"/>
-          <w:sz w:val="18"/>
-          <w:szCs w:val="18"/>
-        </w:rPr>
-        <w:t xml:space="preserve"> Prometheus, Grafana</w:t>
+        <w:t>Infrastructure as Code:</w:t>
+      </w:r>
+      <w:r>
+        <w:rPr>
+          <w:rFonts w:asciiTheme="minorHAnsi" w:hAnsiTheme="minorHAnsi" w:cstheme="minorHAnsi"/>
+          <w:sz w:val="18"/>
+          <w:szCs w:val="18"/>
+        </w:rPr>
+        <w:t xml:space="preserve"> </w:t>
+      </w:r>
+      <w:r>
+        <w:rPr>
+          <w:rStyle w:val="Strong"/>
+          <w:rFonts w:asciiTheme="minorHAnsi" w:hAnsiTheme="minorHAnsi" w:cstheme="minorHAnsi"/>
+          <w:b w:val="0"/>
+          <w:sz w:val="18"/>
+          <w:szCs w:val="18"/>
+        </w:rPr>
+        <w:t>Terraform</w:t>
+      </w:r>
+      <w:r>
+        <w:rPr>
+          <w:rStyle w:val="Strong"/>
+          <w:rFonts w:asciiTheme="minorHAnsi" w:hAnsiTheme="minorHAnsi" w:cstheme="minorHAnsi"/>
+          <w:b w:val="0"/>
+          <w:sz w:val="18"/>
+          <w:szCs w:val="18"/>
+        </w:rPr>
+        <w:t xml:space="preserve"> and Ansible</w:t>
       </w:r>
     </w:p>
     <w:p>
@@ -1317,6 +988,7 @@
           <w:szCs w:val="18"/>
         </w:rPr>
       </w:pPr>
+      <w:proofErr w:type="gramStart"/>
       <w:r>
         <w:rPr>
           <w:rStyle w:val="Strong"/>
@@ -1324,7 +996,52 @@
           <w:sz w:val="18"/>
           <w:szCs w:val="18"/>
         </w:rPr>
-        <w:t>Networking:</w:t>
+        <w:t>Networking</w:t>
+      </w:r>
+      <w:r>
+        <w:rPr>
+          <w:rStyle w:val="Strong"/>
+          <w:rFonts w:asciiTheme="minorHAnsi" w:hAnsiTheme="minorHAnsi" w:cstheme="minorHAnsi"/>
+          <w:sz w:val="18"/>
+          <w:szCs w:val="18"/>
+        </w:rPr>
+        <w:t xml:space="preserve"> </w:t>
+      </w:r>
+      <w:r>
+        <w:rPr>
+          <w:rFonts w:asciiTheme="minorHAnsi" w:hAnsiTheme="minorHAnsi" w:cstheme="minorHAnsi"/>
+          <w:sz w:val="18"/>
+          <w:szCs w:val="18"/>
+        </w:rPr>
+        <w:t xml:space="preserve"> </w:t>
+      </w:r>
+      <w:r>
+        <w:rPr>
+          <w:rStyle w:val="Strong"/>
+          <w:rFonts w:asciiTheme="minorHAnsi" w:hAnsiTheme="minorHAnsi" w:cstheme="minorHAnsi"/>
+          <w:sz w:val="18"/>
+          <w:szCs w:val="18"/>
+        </w:rPr>
+        <w:t>&amp;</w:t>
+      </w:r>
+      <w:proofErr w:type="gramEnd"/>
+      <w:r>
+        <w:rPr>
+          <w:rStyle w:val="Strong"/>
+          <w:rFonts w:asciiTheme="minorHAnsi" w:hAnsiTheme="minorHAnsi" w:cstheme="minorHAnsi"/>
+          <w:sz w:val="18"/>
+          <w:szCs w:val="18"/>
+        </w:rPr>
+        <w:t xml:space="preserve"> Diagnostics</w:t>
+      </w:r>
+      <w:r>
+        <w:rPr>
+          <w:rStyle w:val="Strong"/>
+          <w:rFonts w:asciiTheme="minorHAnsi" w:hAnsiTheme="minorHAnsi" w:cstheme="minorHAnsi"/>
+          <w:sz w:val="18"/>
+          <w:szCs w:val="18"/>
+        </w:rPr>
+        <w:t>:</w:t>
       </w:r>
       <w:r>
         <w:rPr>
@@ -1356,15 +1073,24 @@
           <w:sz w:val="18"/>
           <w:szCs w:val="18"/>
         </w:rPr>
-        <w:t>Scripting &amp; OS:</w:t>
-      </w:r>
-      <w:r>
-        <w:rPr>
-          <w:rFonts w:asciiTheme="minorHAnsi" w:hAnsiTheme="minorHAnsi" w:cstheme="minorHAnsi"/>
-          <w:sz w:val="18"/>
-          <w:szCs w:val="18"/>
-        </w:rPr>
-        <w:t xml:space="preserve"> Bash, Linux, Windows</w:t>
+        <w:t>Scripting</w:t>
+      </w:r>
+      <w:r>
+        <w:rPr>
+          <w:rStyle w:val="Strong"/>
+          <w:rFonts w:asciiTheme="minorHAnsi" w:hAnsiTheme="minorHAnsi" w:cstheme="minorHAnsi"/>
+          <w:sz w:val="18"/>
+          <w:szCs w:val="18"/>
+        </w:rPr>
+        <w:t xml:space="preserve">: </w:t>
+      </w:r>
+      <w:r>
+        <w:rPr>
+          <w:rFonts w:asciiTheme="minorHAnsi" w:hAnsiTheme="minorHAnsi" w:cstheme="minorHAnsi"/>
+          <w:sz w:val="18"/>
+          <w:szCs w:val="18"/>
+        </w:rPr>
+        <w:t>Bash</w:t>
       </w:r>
     </w:p>
     <w:p>
@@ -1388,260 +1114,23 @@
           <w:sz w:val="18"/>
           <w:szCs w:val="18"/>
         </w:rPr>
-        <w:t>Tools:</w:t>
-      </w:r>
-      <w:r>
-        <w:rPr>
-          <w:rFonts w:asciiTheme="minorHAnsi" w:hAnsiTheme="minorHAnsi" w:cstheme="minorHAnsi"/>
-          <w:sz w:val="18"/>
-          <w:szCs w:val="18"/>
-        </w:rPr>
-        <w:t xml:space="preserve"> Artifactory, Postman, OS Ticket</w:t>
-      </w:r>
-    </w:p>
-    <w:p>
-      <w:pPr>
-        <w:pStyle w:val="Heading1"/>
-        <w:spacing w:before="95"/>
-        <w:ind w:left="0"/>
-        <w:rPr>
-          <w:rFonts w:asciiTheme="minorHAnsi" w:hAnsiTheme="minorHAnsi" w:cstheme="minorHAnsi"/>
-          <w:b w:val="0"/>
-          <w:sz w:val="20"/>
-          <w:szCs w:val="20"/>
-        </w:rPr>
-      </w:pPr>
-      <w:r>
-        <w:rPr>
-          <w:rFonts w:asciiTheme="minorHAnsi" w:hAnsiTheme="minorHAnsi" w:cstheme="minorHAnsi"/>
-          <w:sz w:val="20"/>
-          <w:szCs w:val="20"/>
-        </w:rPr>
-        <w:t>E</w:t>
-      </w:r>
-      <w:r>
-        <w:rPr>
-          <w:rFonts w:asciiTheme="minorHAnsi" w:hAnsiTheme="minorHAnsi" w:cstheme="minorHAnsi"/>
-          <w:spacing w:val="-26"/>
-          <w:sz w:val="20"/>
-          <w:szCs w:val="20"/>
+        <w:t>Operating Systems:</w:t>
+      </w:r>
+      <w:r>
+        <w:rPr>
+          <w:rFonts w:asciiTheme="minorHAnsi" w:hAnsiTheme="minorHAnsi" w:cstheme="minorHAnsi"/>
+          <w:sz w:val="18"/>
+          <w:szCs w:val="18"/>
         </w:rPr>
         <w:t xml:space="preserve"> </w:t>
       </w:r>
       <w:r>
         <w:rPr>
           <w:rFonts w:asciiTheme="minorHAnsi" w:hAnsiTheme="minorHAnsi" w:cstheme="minorHAnsi"/>
-          <w:sz w:val="20"/>
-          <w:szCs w:val="20"/>
-        </w:rPr>
-        <w:t>X</w:t>
-      </w:r>
-      <w:r>
-        <w:rPr>
-          <w:rFonts w:asciiTheme="minorHAnsi" w:hAnsiTheme="minorHAnsi" w:cstheme="minorHAnsi"/>
-          <w:spacing w:val="-25"/>
-          <w:sz w:val="20"/>
-          <w:szCs w:val="20"/>
-        </w:rPr>
-        <w:t xml:space="preserve"> </w:t>
-      </w:r>
-      <w:r>
-        <w:rPr>
-          <w:rFonts w:asciiTheme="minorHAnsi" w:hAnsiTheme="minorHAnsi" w:cstheme="minorHAnsi"/>
-          <w:sz w:val="20"/>
-          <w:szCs w:val="20"/>
-        </w:rPr>
-        <w:t>P</w:t>
-      </w:r>
-      <w:r>
-        <w:rPr>
-          <w:rFonts w:asciiTheme="minorHAnsi" w:hAnsiTheme="minorHAnsi" w:cstheme="minorHAnsi"/>
-          <w:spacing w:val="-25"/>
-          <w:sz w:val="20"/>
-          <w:szCs w:val="20"/>
-        </w:rPr>
-        <w:t xml:space="preserve"> </w:t>
-      </w:r>
-      <w:r>
-        <w:rPr>
-          <w:rFonts w:asciiTheme="minorHAnsi" w:hAnsiTheme="minorHAnsi" w:cstheme="minorHAnsi"/>
-          <w:sz w:val="20"/>
-          <w:szCs w:val="20"/>
-        </w:rPr>
-        <w:t>E</w:t>
-      </w:r>
-      <w:r>
-        <w:rPr>
-          <w:rFonts w:asciiTheme="minorHAnsi" w:hAnsiTheme="minorHAnsi" w:cstheme="minorHAnsi"/>
-          <w:spacing w:val="-25"/>
-          <w:sz w:val="20"/>
-          <w:szCs w:val="20"/>
-        </w:rPr>
-        <w:t xml:space="preserve"> </w:t>
-      </w:r>
-      <w:r>
-        <w:rPr>
-          <w:rFonts w:asciiTheme="minorHAnsi" w:hAnsiTheme="minorHAnsi" w:cstheme="minorHAnsi"/>
-          <w:sz w:val="20"/>
-          <w:szCs w:val="20"/>
-        </w:rPr>
-        <w:t>R</w:t>
-      </w:r>
-      <w:r>
-        <w:rPr>
-          <w:rFonts w:asciiTheme="minorHAnsi" w:hAnsiTheme="minorHAnsi" w:cstheme="minorHAnsi"/>
-          <w:spacing w:val="-26"/>
-          <w:sz w:val="20"/>
-          <w:szCs w:val="20"/>
-        </w:rPr>
-        <w:t xml:space="preserve"> </w:t>
-      </w:r>
-      <w:r>
-        <w:rPr>
-          <w:rFonts w:asciiTheme="minorHAnsi" w:hAnsiTheme="minorHAnsi" w:cstheme="minorHAnsi"/>
-          <w:sz w:val="20"/>
-          <w:szCs w:val="20"/>
-        </w:rPr>
-        <w:t>I</w:t>
-      </w:r>
-      <w:r>
-        <w:rPr>
-          <w:rFonts w:asciiTheme="minorHAnsi" w:hAnsiTheme="minorHAnsi" w:cstheme="minorHAnsi"/>
-          <w:spacing w:val="-25"/>
-          <w:sz w:val="20"/>
-          <w:szCs w:val="20"/>
-        </w:rPr>
-        <w:t xml:space="preserve"> </w:t>
-      </w:r>
-      <w:r>
-        <w:rPr>
-          <w:rFonts w:asciiTheme="minorHAnsi" w:hAnsiTheme="minorHAnsi" w:cstheme="minorHAnsi"/>
-          <w:sz w:val="20"/>
-          <w:szCs w:val="20"/>
-        </w:rPr>
-        <w:t>E</w:t>
-      </w:r>
-      <w:r>
-        <w:rPr>
-          <w:rFonts w:asciiTheme="minorHAnsi" w:hAnsiTheme="minorHAnsi" w:cstheme="minorHAnsi"/>
-          <w:spacing w:val="-25"/>
-          <w:sz w:val="20"/>
-          <w:szCs w:val="20"/>
-        </w:rPr>
-        <w:t xml:space="preserve"> </w:t>
-      </w:r>
-      <w:r>
-        <w:rPr>
-          <w:rFonts w:asciiTheme="minorHAnsi" w:hAnsiTheme="minorHAnsi" w:cstheme="minorHAnsi"/>
-          <w:sz w:val="20"/>
-          <w:szCs w:val="20"/>
-        </w:rPr>
-        <w:t>N</w:t>
-      </w:r>
-      <w:r>
-        <w:rPr>
-          <w:rFonts w:asciiTheme="minorHAnsi" w:hAnsiTheme="minorHAnsi" w:cstheme="minorHAnsi"/>
-          <w:spacing w:val="-25"/>
-          <w:sz w:val="20"/>
-          <w:szCs w:val="20"/>
-        </w:rPr>
-        <w:t xml:space="preserve"> </w:t>
-      </w:r>
-      <w:r>
-        <w:rPr>
-          <w:rFonts w:asciiTheme="minorHAnsi" w:hAnsiTheme="minorHAnsi" w:cstheme="minorHAnsi"/>
-          <w:sz w:val="20"/>
-          <w:szCs w:val="20"/>
-        </w:rPr>
-        <w:t>C</w:t>
-      </w:r>
-      <w:r>
-        <w:rPr>
-          <w:rFonts w:asciiTheme="minorHAnsi" w:hAnsiTheme="minorHAnsi" w:cstheme="minorHAnsi"/>
-          <w:spacing w:val="-26"/>
-          <w:sz w:val="20"/>
-          <w:szCs w:val="20"/>
-        </w:rPr>
-        <w:t xml:space="preserve"> </w:t>
-      </w:r>
-      <w:r>
-        <w:rPr>
-          <w:rFonts w:asciiTheme="minorHAnsi" w:hAnsiTheme="minorHAnsi" w:cstheme="minorHAnsi"/>
-          <w:spacing w:val="-10"/>
-          <w:sz w:val="20"/>
-          <w:szCs w:val="20"/>
-        </w:rPr>
-        <w:t>E</w:t>
-      </w:r>
-    </w:p>
-    <w:p>
-      <w:pPr>
-        <w:pStyle w:val="Heading3"/>
-        <w:spacing w:before="209"/>
-        <w:ind w:left="188"/>
-        <w:rPr>
-          <w:rFonts w:asciiTheme="minorHAnsi" w:hAnsiTheme="minorHAnsi" w:cstheme="minorHAnsi"/>
-          <w:sz w:val="20"/>
-          <w:szCs w:val="20"/>
-        </w:rPr>
-      </w:pPr>
-      <w:r>
-        <w:rPr>
-          <w:rFonts w:asciiTheme="minorHAnsi" w:hAnsiTheme="minorHAnsi" w:cstheme="minorHAnsi"/>
-          <w:spacing w:val="15"/>
-          <w:sz w:val="20"/>
-          <w:szCs w:val="20"/>
-        </w:rPr>
-        <w:t>DEVOPS ENGINEER - DEPUTY MANAGER</w:t>
-      </w:r>
-    </w:p>
-    <w:p>
-      <w:pPr>
-        <w:pStyle w:val="BodyText"/>
-        <w:spacing w:before="139" w:line="276" w:lineRule="auto"/>
-        <w:ind w:right="6"/>
-        <w:contextualSpacing/>
-        <w:rPr>
-          <w:rStyle w:val="Strong"/>
-          <w:rFonts w:asciiTheme="minorHAnsi" w:hAnsiTheme="minorHAnsi" w:cstheme="minorHAnsi"/>
-        </w:rPr>
-      </w:pPr>
-      <w:r>
-        <w:rPr>
-          <w:rFonts w:asciiTheme="minorHAnsi" w:hAnsiTheme="minorHAnsi" w:cstheme="minorHAnsi"/>
-          <w:b/>
-          <w:color w:val="0070C0"/>
-        </w:rPr>
-        <w:t>Reliance Jio</w:t>
-      </w:r>
-      <w:r>
-        <w:rPr>
-          <w:rFonts w:asciiTheme="minorHAnsi" w:hAnsiTheme="minorHAnsi" w:cstheme="minorHAnsi"/>
-          <w:b/>
-          <w:color w:val="0070C0"/>
-        </w:rPr>
-        <w:t xml:space="preserve"> </w:t>
-      </w:r>
-      <w:r>
-        <w:rPr>
-          <w:rFonts w:asciiTheme="minorHAnsi" w:hAnsiTheme="minorHAnsi" w:cstheme="minorHAnsi"/>
-          <w:b/>
-          <w:color w:val="0070C0"/>
-        </w:rPr>
-        <w:t>Infocomm Limited, Navi Mumbai</w:t>
-      </w:r>
-      <w:r>
-        <w:rPr>
-          <w:rFonts w:asciiTheme="minorHAnsi" w:hAnsiTheme="minorHAnsi" w:cstheme="minorHAnsi"/>
-        </w:rPr>
-        <w:br/>
-      </w:r>
-      <w:r>
-        <w:rPr>
-          <w:rStyle w:val="Strong"/>
-          <w:rFonts w:asciiTheme="minorHAnsi" w:hAnsiTheme="minorHAnsi" w:cstheme="minorHAnsi"/>
-        </w:rPr>
-        <w:t>Nov 2021 – Present</w:t>
+          <w:sz w:val="18"/>
+          <w:szCs w:val="18"/>
+        </w:rPr>
+        <w:t>Linux, Windows</w:t>
       </w:r>
     </w:p>
     <w:p>
@@ -1660,28 +1149,132 @@
       </w:pPr>
       <w:r>
         <w:rPr>
-          <w:rFonts w:asciiTheme="minorHAnsi" w:hAnsiTheme="minorHAnsi" w:cstheme="minorHAnsi"/>
-          <w:sz w:val="18"/>
-          <w:szCs w:val="18"/>
-        </w:rPr>
-        <w:t xml:space="preserve">Collaborate with cross-functional teams to ensure reliable and scalable deployments on the </w:t>
-      </w:r>
-      <w:r>
-        <w:rPr>
           <w:rStyle w:val="Strong"/>
           <w:rFonts w:asciiTheme="minorHAnsi" w:hAnsiTheme="minorHAnsi" w:cstheme="minorHAnsi"/>
           <w:sz w:val="18"/>
           <w:szCs w:val="18"/>
         </w:rPr>
-        <w:t>JIO MANO orchestration platform</w:t>
-      </w:r>
-      <w:r>
-        <w:rPr>
-          <w:rFonts w:asciiTheme="minorHAnsi" w:hAnsiTheme="minorHAnsi" w:cstheme="minorHAnsi"/>
-          <w:sz w:val="18"/>
-          <w:szCs w:val="18"/>
-        </w:rPr>
-        <w:t>.</w:t>
+        <w:t>Tools:</w:t>
+      </w:r>
+      <w:r>
+        <w:rPr>
+          <w:rFonts w:asciiTheme="minorHAnsi" w:hAnsiTheme="minorHAnsi" w:cstheme="minorHAnsi"/>
+          <w:sz w:val="18"/>
+          <w:szCs w:val="18"/>
+        </w:rPr>
+        <w:t xml:space="preserve"> Artifactory, Postman, OS Ticket</w:t>
+      </w:r>
+    </w:p>
+    <w:p>
+      <w:pPr>
+        <w:pStyle w:val="Heading1"/>
+        <w:spacing w:before="95"/>
+        <w:ind w:left="0"/>
+        <w:rPr>
+          <w:rFonts w:asciiTheme="minorHAnsi" w:hAnsiTheme="minorHAnsi" w:cstheme="minorHAnsi"/>
+          <w:b w:val="0"/>
+          <w:color w:val="1F497D" w:themeColor="text2"/>
+          <w:sz w:val="20"/>
+          <w:szCs w:val="20"/>
+        </w:rPr>
+      </w:pPr>
+      <w:r>
+        <w:rPr>
+          <w:rFonts w:asciiTheme="minorHAnsi" w:hAnsiTheme="minorHAnsi" w:cstheme="minorHAnsi"/>
+          <w:color w:val="1F497D" w:themeColor="text2"/>
+          <w:sz w:val="20"/>
+          <w:szCs w:val="20"/>
+        </w:rPr>
+        <w:t xml:space="preserve">WORK </w:t>
+      </w:r>
+      <w:r>
+        <w:rPr>
+          <w:rFonts w:asciiTheme="minorHAnsi" w:hAnsiTheme="minorHAnsi" w:cstheme="minorHAnsi"/>
+          <w:color w:val="1F497D" w:themeColor="text2"/>
+          <w:sz w:val="20"/>
+          <w:szCs w:val="20"/>
+        </w:rPr>
+        <w:t>EXPERIENC</w:t>
+      </w:r>
+      <w:r>
+        <w:rPr>
+          <w:rFonts w:asciiTheme="minorHAnsi" w:hAnsiTheme="minorHAnsi" w:cstheme="minorHAnsi"/>
+          <w:color w:val="1F497D" w:themeColor="text2"/>
+          <w:spacing w:val="-10"/>
+          <w:sz w:val="20"/>
+          <w:szCs w:val="20"/>
+        </w:rPr>
+        <w:t>E</w:t>
+      </w:r>
+    </w:p>
+    <w:p>
+      <w:pPr>
+        <w:pStyle w:val="Heading3"/>
+        <w:spacing w:before="209"/>
+        <w:ind w:left="188"/>
+        <w:rPr>
+          <w:rFonts w:asciiTheme="minorHAnsi" w:hAnsiTheme="minorHAnsi" w:cstheme="minorHAnsi"/>
+          <w:sz w:val="20"/>
+          <w:szCs w:val="20"/>
+        </w:rPr>
+      </w:pPr>
+      <w:r>
+        <w:rPr>
+          <w:rFonts w:asciiTheme="minorHAnsi" w:hAnsiTheme="minorHAnsi" w:cstheme="minorHAnsi"/>
+          <w:spacing w:val="15"/>
+          <w:sz w:val="20"/>
+          <w:szCs w:val="20"/>
+        </w:rPr>
+        <w:t>DEVOPS ENGINEER - DEPUTY MANAGER</w:t>
+      </w:r>
+    </w:p>
+    <w:p>
+      <w:pPr>
+        <w:pStyle w:val="BodyText"/>
+        <w:spacing w:before="139" w:line="276" w:lineRule="auto"/>
+        <w:ind w:right="6"/>
+        <w:contextualSpacing/>
+        <w:rPr>
+          <w:rStyle w:val="Strong"/>
+          <w:rFonts w:asciiTheme="minorHAnsi" w:hAnsiTheme="minorHAnsi" w:cstheme="minorHAnsi"/>
+        </w:rPr>
+      </w:pPr>
+      <w:r>
+        <w:rPr>
+          <w:rFonts w:asciiTheme="minorHAnsi" w:hAnsiTheme="minorHAnsi" w:cstheme="minorHAnsi"/>
+          <w:b/>
+          <w:color w:val="0070C0"/>
+        </w:rPr>
+        <w:t>Reliance Jio</w:t>
+      </w:r>
+      <w:r>
+        <w:rPr>
+          <w:rFonts w:asciiTheme="minorHAnsi" w:hAnsiTheme="minorHAnsi" w:cstheme="minorHAnsi"/>
+          <w:b/>
+          <w:color w:val="0070C0"/>
+        </w:rPr>
+        <w:t xml:space="preserve"> </w:t>
+      </w:r>
+      <w:r>
+        <w:rPr>
+          <w:rFonts w:asciiTheme="minorHAnsi" w:hAnsiTheme="minorHAnsi" w:cstheme="minorHAnsi"/>
+          <w:b/>
+          <w:color w:val="0070C0"/>
+        </w:rPr>
+        <w:t>Infocomm Limited, Navi Mumbai</w:t>
+      </w:r>
+      <w:r>
+        <w:rPr>
+          <w:rFonts w:asciiTheme="minorHAnsi" w:hAnsiTheme="minorHAnsi" w:cstheme="minorHAnsi"/>
+        </w:rPr>
+        <w:br/>
+      </w:r>
+      <w:r>
+        <w:rPr>
+          <w:rStyle w:val="Strong"/>
+          <w:rFonts w:asciiTheme="minorHAnsi" w:hAnsiTheme="minorHAnsi" w:cstheme="minorHAnsi"/>
+        </w:rPr>
+        <w:t>Nov 2021 – Present</w:t>
       </w:r>
     </w:p>
     <w:p>
@@ -1696,34 +1289,17 @@
         <w:jc w:val="both"/>
         <w:rPr>
           <w:rFonts w:asciiTheme="minorHAnsi" w:hAnsiTheme="minorHAnsi" w:cstheme="minorHAnsi"/>
-          <w:sz w:val="18"/>
-          <w:szCs w:val="18"/>
-        </w:rPr>
-      </w:pPr>
-      <w:r>
-        <w:rPr>
-          <w:rFonts w:asciiTheme="minorHAnsi" w:hAnsiTheme="minorHAnsi" w:cstheme="minorHAnsi"/>
-          <w:sz w:val="18"/>
-          <w:szCs w:val="18"/>
-        </w:rPr>
-        <w:t xml:space="preserve">Designed, deployed, and maintained </w:t>
-      </w:r>
-      <w:r>
-        <w:rPr>
-          <w:rStyle w:val="Strong"/>
-          <w:rFonts w:asciiTheme="minorHAnsi" w:hAnsiTheme="minorHAnsi" w:cstheme="minorHAnsi"/>
-          <w:sz w:val="18"/>
-          <w:szCs w:val="18"/>
-        </w:rPr>
-        <w:t>Docker Swarm clusters</w:t>
-      </w:r>
-      <w:r>
-        <w:rPr>
-          <w:rFonts w:asciiTheme="minorHAnsi" w:hAnsiTheme="minorHAnsi" w:cstheme="minorHAnsi"/>
-          <w:sz w:val="18"/>
-          <w:szCs w:val="18"/>
-        </w:rPr>
-        <w:t>, troubleshooting node failures using system logs and Wireshark analysis.</w:t>
+          <w:sz w:val="17"/>
+          <w:szCs w:val="17"/>
+        </w:rPr>
+      </w:pPr>
+      <w:r>
+        <w:rPr>
+          <w:rFonts w:asciiTheme="minorHAnsi" w:hAnsiTheme="minorHAnsi" w:cstheme="minorHAnsi"/>
+          <w:sz w:val="17"/>
+          <w:szCs w:val="17"/>
+        </w:rPr>
+        <w:t>Collaborate with cross-functional development and operations teams to ensure reliable, scalable deployments on the JIO MANO orchestration platform.</w:t>
       </w:r>
     </w:p>
     <w:p>
@@ -1738,51 +1314,17 @@
         <w:jc w:val="both"/>
         <w:rPr>
           <w:rFonts w:asciiTheme="minorHAnsi" w:hAnsiTheme="minorHAnsi" w:cstheme="minorHAnsi"/>
-          <w:sz w:val="18"/>
-          <w:szCs w:val="18"/>
-        </w:rPr>
-      </w:pPr>
-      <w:r>
-        <w:rPr>
-          <w:rFonts w:asciiTheme="minorHAnsi" w:hAnsiTheme="minorHAnsi" w:cstheme="minorHAnsi"/>
-          <w:sz w:val="18"/>
-          <w:szCs w:val="18"/>
-        </w:rPr>
-        <w:t xml:space="preserve">Automated </w:t>
-      </w:r>
-      <w:r>
-        <w:rPr>
-          <w:rStyle w:val="Strong"/>
-          <w:rFonts w:asciiTheme="minorHAnsi" w:hAnsiTheme="minorHAnsi" w:cstheme="minorHAnsi"/>
-          <w:sz w:val="18"/>
-          <w:szCs w:val="18"/>
-        </w:rPr>
-        <w:t>CI/CD pipelines for 20+ microservices</w:t>
-      </w:r>
-      <w:r>
-        <w:rPr>
-          <w:rFonts w:asciiTheme="minorHAnsi" w:hAnsiTheme="minorHAnsi" w:cstheme="minorHAnsi"/>
-          <w:sz w:val="18"/>
-          <w:szCs w:val="18"/>
-        </w:rPr>
-        <w:t xml:space="preserve"> using Jenkins and Ansible across RHEL virtual machines, reducing deployment time by </w:t>
-      </w:r>
-      <w:r>
-        <w:rPr>
-          <w:rStyle w:val="Strong"/>
-          <w:rFonts w:asciiTheme="minorHAnsi" w:hAnsiTheme="minorHAnsi" w:cstheme="minorHAnsi"/>
-          <w:sz w:val="18"/>
-          <w:szCs w:val="18"/>
-        </w:rPr>
-        <w:t>40%</w:t>
-      </w:r>
-      <w:r>
-        <w:rPr>
-          <w:rFonts w:asciiTheme="minorHAnsi" w:hAnsiTheme="minorHAnsi" w:cstheme="minorHAnsi"/>
-          <w:sz w:val="18"/>
-          <w:szCs w:val="18"/>
-        </w:rPr>
-        <w:t>.</w:t>
+          <w:sz w:val="17"/>
+          <w:szCs w:val="17"/>
+        </w:rPr>
+      </w:pPr>
+      <w:r>
+        <w:rPr>
+          <w:rFonts w:asciiTheme="minorHAnsi" w:hAnsiTheme="minorHAnsi" w:cstheme="minorHAnsi"/>
+          <w:sz w:val="17"/>
+          <w:szCs w:val="17"/>
+        </w:rPr>
+        <w:t>Designed and maintained Docker Swarm clusters for containerized microservices and resolved node failures using system logs and network analysis tools.</w:t>
       </w:r>
     </w:p>
     <w:p>
@@ -1795,34 +1337,17 @@
         <w:jc w:val="both"/>
         <w:rPr>
           <w:rFonts w:asciiTheme="minorHAnsi" w:hAnsiTheme="minorHAnsi" w:cstheme="minorHAnsi"/>
-          <w:sz w:val="18"/>
-          <w:szCs w:val="18"/>
-        </w:rPr>
-      </w:pPr>
-      <w:r>
-        <w:rPr>
-          <w:rFonts w:asciiTheme="minorHAnsi" w:hAnsiTheme="minorHAnsi" w:cstheme="minorHAnsi"/>
-          <w:sz w:val="18"/>
-          <w:szCs w:val="18"/>
-        </w:rPr>
-        <w:t xml:space="preserve">Deployed and managed </w:t>
-      </w:r>
-      <w:r>
-        <w:rPr>
-          <w:rStyle w:val="Strong"/>
-          <w:rFonts w:asciiTheme="minorHAnsi" w:hAnsiTheme="minorHAnsi" w:cstheme="minorHAnsi"/>
-          <w:sz w:val="18"/>
-          <w:szCs w:val="18"/>
-        </w:rPr>
-        <w:t>5G Network Functions using Kubernetes</w:t>
-      </w:r>
-      <w:r>
-        <w:rPr>
-          <w:rFonts w:asciiTheme="minorHAnsi" w:hAnsiTheme="minorHAnsi" w:cstheme="minorHAnsi"/>
-          <w:sz w:val="18"/>
-          <w:szCs w:val="18"/>
-        </w:rPr>
-        <w:t>, utilizing YAML manifests for scalable and fault-tolerant deployments.</w:t>
+          <w:sz w:val="17"/>
+          <w:szCs w:val="17"/>
+        </w:rPr>
+      </w:pPr>
+      <w:r>
+        <w:rPr>
+          <w:rFonts w:asciiTheme="minorHAnsi" w:hAnsiTheme="minorHAnsi" w:cstheme="minorHAnsi"/>
+          <w:sz w:val="17"/>
+          <w:szCs w:val="17"/>
+        </w:rPr>
+        <w:t>Automated CI/CD pipelines for 20+ microservices using Jenkins and Ansible, reducing deployment time by 40% and minimizing manual configuration errors.</w:t>
       </w:r>
     </w:p>
     <w:p>
@@ -1835,34 +1360,33 @@
         <w:jc w:val="both"/>
         <w:rPr>
           <w:rFonts w:asciiTheme="minorHAnsi" w:hAnsiTheme="minorHAnsi" w:cstheme="minorHAnsi"/>
-          <w:sz w:val="18"/>
-          <w:szCs w:val="18"/>
-        </w:rPr>
-      </w:pPr>
-      <w:r>
-        <w:rPr>
-          <w:rFonts w:asciiTheme="minorHAnsi" w:hAnsiTheme="minorHAnsi" w:cstheme="minorHAnsi"/>
-          <w:sz w:val="18"/>
-          <w:szCs w:val="18"/>
-        </w:rPr>
-        <w:t xml:space="preserve">Executed </w:t>
-      </w:r>
-      <w:r>
-        <w:rPr>
-          <w:rStyle w:val="Strong"/>
-          <w:rFonts w:asciiTheme="minorHAnsi" w:hAnsiTheme="minorHAnsi" w:cstheme="minorHAnsi"/>
-          <w:sz w:val="18"/>
-          <w:szCs w:val="18"/>
-        </w:rPr>
-        <w:t>Ansible playbooks across 10,000+ nodes</w:t>
-      </w:r>
-      <w:r>
-        <w:rPr>
-          <w:rFonts w:asciiTheme="minorHAnsi" w:hAnsiTheme="minorHAnsi" w:cstheme="minorHAnsi"/>
-          <w:sz w:val="18"/>
-          <w:szCs w:val="18"/>
-        </w:rPr>
-        <w:t xml:space="preserve"> to perform production readiness checks and pre-deployment validation.</w:t>
+          <w:sz w:val="17"/>
+          <w:szCs w:val="17"/>
+        </w:rPr>
+      </w:pPr>
+      <w:r>
+        <w:rPr>
+          <w:rFonts w:asciiTheme="minorHAnsi" w:hAnsiTheme="minorHAnsi" w:cstheme="minorHAnsi"/>
+          <w:sz w:val="17"/>
+          <w:szCs w:val="17"/>
+        </w:rPr>
+        <w:t>Deployed and managed containerized 5G Network Functions using Kubernetes with YAML manifests for scalable and fault</w:t>
+      </w:r>
+      <w:r>
+        <w:rPr>
+          <w:rFonts w:ascii="Cambria Math" w:hAnsi="Cambria Math" w:cs="Cambria Math"/>
+          <w:sz w:val="17"/>
+          <w:szCs w:val="17"/>
+        </w:rPr>
+        <w:t>‑</w:t>
+      </w:r>
+      <w:r>
+        <w:rPr>
+          <w:rFonts w:asciiTheme="minorHAnsi" w:hAnsiTheme="minorHAnsi" w:cstheme="minorHAnsi"/>
+          <w:sz w:val="17"/>
+          <w:szCs w:val="17"/>
+        </w:rPr>
+        <w:t>tolerant deployments.</w:t>
       </w:r>
     </w:p>
     <w:p>
@@ -1875,34 +1399,17 @@
         <w:jc w:val="both"/>
         <w:rPr>
           <w:rFonts w:asciiTheme="minorHAnsi" w:hAnsiTheme="minorHAnsi" w:cstheme="minorHAnsi"/>
-          <w:sz w:val="18"/>
-          <w:szCs w:val="18"/>
-        </w:rPr>
-      </w:pPr>
-      <w:r>
-        <w:rPr>
-          <w:rFonts w:asciiTheme="minorHAnsi" w:hAnsiTheme="minorHAnsi" w:cstheme="minorHAnsi"/>
-          <w:sz w:val="18"/>
-          <w:szCs w:val="18"/>
-        </w:rPr>
-        <w:t xml:space="preserve">Implemented </w:t>
-      </w:r>
-      <w:r>
-        <w:rPr>
-          <w:rStyle w:val="Strong"/>
-          <w:rFonts w:asciiTheme="minorHAnsi" w:hAnsiTheme="minorHAnsi" w:cstheme="minorHAnsi"/>
-          <w:sz w:val="18"/>
-          <w:szCs w:val="18"/>
-        </w:rPr>
-        <w:t>Prometheus and Grafana monitoring solutions</w:t>
-      </w:r>
-      <w:r>
-        <w:rPr>
-          <w:rFonts w:asciiTheme="minorHAnsi" w:hAnsiTheme="minorHAnsi" w:cstheme="minorHAnsi"/>
-          <w:sz w:val="18"/>
-          <w:szCs w:val="18"/>
-        </w:rPr>
-        <w:t xml:space="preserve"> for real-time metrics, alerting, and system performance visibility.</w:t>
+          <w:sz w:val="17"/>
+          <w:szCs w:val="17"/>
+        </w:rPr>
+      </w:pPr>
+      <w:r>
+        <w:rPr>
+          <w:rFonts w:asciiTheme="minorHAnsi" w:hAnsiTheme="minorHAnsi" w:cstheme="minorHAnsi"/>
+          <w:sz w:val="17"/>
+          <w:szCs w:val="17"/>
+        </w:rPr>
+        <w:t>Executed Ansible playbooks across 10,000+ nodes for automated production readiness checks and pre-deployment validation.</w:t>
       </w:r>
     </w:p>
     <w:p>
@@ -1915,34 +1422,17 @@
         <w:jc w:val="both"/>
         <w:rPr>
           <w:rFonts w:asciiTheme="minorHAnsi" w:hAnsiTheme="minorHAnsi" w:cstheme="minorHAnsi"/>
-          <w:sz w:val="18"/>
-          <w:szCs w:val="18"/>
-        </w:rPr>
-      </w:pPr>
-      <w:r>
-        <w:rPr>
-          <w:rFonts w:asciiTheme="minorHAnsi" w:hAnsiTheme="minorHAnsi" w:cstheme="minorHAnsi"/>
-          <w:sz w:val="18"/>
-          <w:szCs w:val="18"/>
-        </w:rPr>
-        <w:t xml:space="preserve">Independently managed </w:t>
-      </w:r>
-      <w:r>
-        <w:rPr>
-          <w:rStyle w:val="Strong"/>
-          <w:rFonts w:asciiTheme="minorHAnsi" w:hAnsiTheme="minorHAnsi" w:cstheme="minorHAnsi"/>
-          <w:sz w:val="18"/>
-          <w:szCs w:val="18"/>
-        </w:rPr>
-        <w:t>end-to-end project lifecycle</w:t>
-      </w:r>
-      <w:r>
-        <w:rPr>
-          <w:rFonts w:asciiTheme="minorHAnsi" w:hAnsiTheme="minorHAnsi" w:cstheme="minorHAnsi"/>
-          <w:sz w:val="18"/>
-          <w:szCs w:val="18"/>
-        </w:rPr>
-        <w:t xml:space="preserve"> across GCP, IoT, and production environments, including deployment validation, application testing, and API verification.</w:t>
+          <w:sz w:val="17"/>
+          <w:szCs w:val="17"/>
+        </w:rPr>
+      </w:pPr>
+      <w:r>
+        <w:rPr>
+          <w:rFonts w:asciiTheme="minorHAnsi" w:hAnsiTheme="minorHAnsi" w:cstheme="minorHAnsi"/>
+          <w:sz w:val="17"/>
+          <w:szCs w:val="17"/>
+        </w:rPr>
+        <w:t>Implemented Prometheus and Grafana monitoring systems providing real-time performance metrics, alerts, and system observability.</w:t>
       </w:r>
     </w:p>
     <w:p>
@@ -1955,34 +1445,35 @@
         <w:jc w:val="both"/>
         <w:rPr>
           <w:rFonts w:asciiTheme="minorHAnsi" w:hAnsiTheme="minorHAnsi" w:cstheme="minorHAnsi"/>
-          <w:sz w:val="18"/>
-          <w:szCs w:val="18"/>
-        </w:rPr>
-      </w:pPr>
-      <w:r>
-        <w:rPr>
-          <w:rFonts w:asciiTheme="minorHAnsi" w:hAnsiTheme="minorHAnsi" w:cstheme="minorHAnsi"/>
-          <w:sz w:val="18"/>
-          <w:szCs w:val="18"/>
-        </w:rPr>
-        <w:t xml:space="preserve">Built and managed </w:t>
+          <w:sz w:val="17"/>
+          <w:szCs w:val="17"/>
+        </w:rPr>
+      </w:pPr>
+      <w:r>
+        <w:rPr>
+          <w:rFonts w:asciiTheme="minorHAnsi" w:hAnsiTheme="minorHAnsi" w:cstheme="minorHAnsi"/>
+          <w:sz w:val="17"/>
+          <w:szCs w:val="17"/>
+        </w:rPr>
+        <w:t xml:space="preserve">Independently managed </w:t>
       </w:r>
       <w:r>
         <w:rPr>
           <w:rStyle w:val="Strong"/>
           <w:rFonts w:asciiTheme="minorHAnsi" w:hAnsiTheme="minorHAnsi" w:cstheme="minorHAnsi"/>
-          <w:sz w:val="18"/>
-          <w:szCs w:val="18"/>
-        </w:rPr>
-        <w:t>Docker images for microservice-based applications</w:t>
-      </w:r>
-      <w:r>
-        <w:rPr>
-          <w:rFonts w:asciiTheme="minorHAnsi" w:hAnsiTheme="minorHAnsi" w:cstheme="minorHAnsi"/>
-          <w:sz w:val="18"/>
-          <w:szCs w:val="18"/>
-        </w:rPr>
-        <w:t>, including volume management and container orchestration within Docker Swarm clusters.</w:t>
+          <w:b w:val="0"/>
+          <w:sz w:val="17"/>
+          <w:szCs w:val="17"/>
+        </w:rPr>
+        <w:t>end-to-end project lifecycle</w:t>
+      </w:r>
+      <w:r>
+        <w:rPr>
+          <w:rFonts w:asciiTheme="minorHAnsi" w:hAnsiTheme="minorHAnsi" w:cstheme="minorHAnsi"/>
+          <w:sz w:val="17"/>
+          <w:szCs w:val="17"/>
+        </w:rPr>
+        <w:t xml:space="preserve"> across GCP, IoT, and production environments, including deployment validation, application testing, and API verification.</w:t>
       </w:r>
     </w:p>
     <w:p>
@@ -1995,50 +1486,150 @@
         <w:jc w:val="both"/>
         <w:rPr>
           <w:rFonts w:asciiTheme="minorHAnsi" w:hAnsiTheme="minorHAnsi" w:cstheme="minorHAnsi"/>
-          <w:sz w:val="18"/>
-          <w:szCs w:val="18"/>
-        </w:rPr>
-      </w:pPr>
-      <w:r>
-        <w:rPr>
-          <w:rFonts w:asciiTheme="minorHAnsi" w:hAnsiTheme="minorHAnsi" w:cstheme="minorHAnsi"/>
-          <w:sz w:val="18"/>
-          <w:szCs w:val="18"/>
-        </w:rPr>
-        <w:t>Supported troubleshooting, incident resolution, and operational stability for large-scale telecom infrastructure environments.</w:t>
+          <w:sz w:val="17"/>
+          <w:szCs w:val="17"/>
+        </w:rPr>
+      </w:pPr>
+      <w:r>
+        <w:rPr>
+          <w:rFonts w:asciiTheme="minorHAnsi" w:hAnsiTheme="minorHAnsi" w:cstheme="minorHAnsi"/>
+          <w:sz w:val="17"/>
+          <w:szCs w:val="17"/>
+        </w:rPr>
+        <w:t>Built and managed Docker images for microservices applications including volume management and container lifecycle operations.</w:t>
       </w:r>
     </w:p>
     <w:p>
       <w:pPr>
         <w:pStyle w:val="NormalWeb"/>
-        <w:rPr>
-          <w:rFonts w:asciiTheme="minorHAnsi" w:hAnsiTheme="minorHAnsi" w:cstheme="minorHAnsi"/>
-          <w:sz w:val="18"/>
-          <w:szCs w:val="18"/>
-        </w:rPr>
-      </w:pPr>
+        <w:numPr>
+          <w:ilvl w:val="0"/>
+          <w:numId w:val="20"/>
+        </w:numPr>
+        <w:jc w:val="both"/>
+        <w:rPr>
+          <w:rFonts w:asciiTheme="minorHAnsi" w:hAnsiTheme="minorHAnsi" w:cstheme="minorHAnsi"/>
+          <w:sz w:val="17"/>
+          <w:szCs w:val="17"/>
+        </w:rPr>
+      </w:pPr>
+      <w:r>
+        <w:rPr>
+          <w:rFonts w:asciiTheme="minorHAnsi" w:hAnsiTheme="minorHAnsi" w:cstheme="minorHAnsi"/>
+          <w:sz w:val="17"/>
+          <w:szCs w:val="17"/>
+        </w:rPr>
+        <w:t>Supported incident management, troubleshooting, and operational stability for large-scale telecom infrastructure environments.</w:t>
+      </w:r>
     </w:p>
     <w:p>
       <w:pPr>
         <w:pStyle w:val="NormalWeb"/>
-        <w:rPr>
-          <w:rFonts w:asciiTheme="minorHAnsi" w:hAnsiTheme="minorHAnsi" w:cstheme="minorHAnsi"/>
-          <w:sz w:val="18"/>
-          <w:szCs w:val="18"/>
-        </w:rPr>
-      </w:pPr>
+        <w:numPr>
+          <w:ilvl w:val="0"/>
+          <w:numId w:val="20"/>
+        </w:numPr>
+        <w:jc w:val="both"/>
+        <w:rPr>
+          <w:rFonts w:asciiTheme="minorHAnsi" w:hAnsiTheme="minorHAnsi" w:cstheme="minorHAnsi"/>
+          <w:sz w:val="17"/>
+          <w:szCs w:val="17"/>
+        </w:rPr>
+      </w:pPr>
+      <w:r>
+        <w:rPr>
+          <w:rFonts w:asciiTheme="minorHAnsi" w:hAnsiTheme="minorHAnsi" w:cstheme="minorHAnsi"/>
+          <w:sz w:val="17"/>
+          <w:szCs w:val="17"/>
+        </w:rPr>
+        <w:t>Participated in cloud migration initiatives moving microservices workloads from on</w:t>
+      </w:r>
+      <w:r>
+        <w:rPr>
+          <w:rFonts w:ascii="Cambria Math" w:hAnsi="Cambria Math" w:cs="Cambria Math"/>
+          <w:sz w:val="17"/>
+          <w:szCs w:val="17"/>
+        </w:rPr>
+        <w:t>‑</w:t>
+      </w:r>
+      <w:r>
+        <w:rPr>
+          <w:rFonts w:asciiTheme="minorHAnsi" w:hAnsiTheme="minorHAnsi" w:cstheme="minorHAnsi"/>
+          <w:sz w:val="17"/>
+          <w:szCs w:val="17"/>
+        </w:rPr>
+        <w:t>premise infrastructure to AWS environments.</w:t>
+      </w:r>
     </w:p>
     <w:p>
       <w:pPr>
         <w:pStyle w:val="NormalWeb"/>
-        <w:spacing w:before="0" w:beforeAutospacing="0"/>
-        <w:contextualSpacing/>
-        <w:rPr>
-          <w:rFonts w:asciiTheme="minorHAnsi" w:hAnsiTheme="minorHAnsi" w:cstheme="minorHAnsi"/>
-          <w:sz w:val="18"/>
-          <w:szCs w:val="18"/>
-        </w:rPr>
-      </w:pPr>
+        <w:jc w:val="both"/>
+        <w:rPr>
+          <w:rFonts w:asciiTheme="minorHAnsi" w:hAnsiTheme="minorHAnsi" w:cstheme="minorHAnsi"/>
+          <w:sz w:val="16"/>
+          <w:szCs w:val="16"/>
+        </w:rPr>
+      </w:pPr>
+    </w:p>
+    <w:p>
+      <w:pPr>
+        <w:pStyle w:val="NormalWeb"/>
+        <w:jc w:val="both"/>
+        <w:rPr>
+          <w:rFonts w:asciiTheme="minorHAnsi" w:hAnsiTheme="minorHAnsi" w:cstheme="minorHAnsi"/>
+          <w:sz w:val="16"/>
+          <w:szCs w:val="16"/>
+        </w:rPr>
+      </w:pPr>
+    </w:p>
+    <w:p>
+      <w:pPr>
+        <w:pStyle w:val="NormalWeb"/>
+        <w:rPr>
+          <w:rFonts w:asciiTheme="minorHAnsi" w:hAnsiTheme="minorHAnsi" w:cstheme="minorHAnsi"/>
+          <w:sz w:val="18"/>
+          <w:szCs w:val="18"/>
+        </w:rPr>
+      </w:pPr>
+    </w:p>
+    <w:p>
+      <w:pPr>
+        <w:pStyle w:val="Heading1"/>
+        <w:spacing w:before="137"/>
+        <w:ind w:left="0"/>
+        <w:rPr>
+          <w:rFonts w:asciiTheme="minorHAnsi" w:hAnsiTheme="minorHAnsi" w:cstheme="minorHAnsi"/>
+          <w:color w:val="1F497D" w:themeColor="text2"/>
+          <w:spacing w:val="-2"/>
+          <w:sz w:val="20"/>
+          <w:szCs w:val="20"/>
+        </w:rPr>
+      </w:pPr>
+    </w:p>
+    <w:p>
+      <w:pPr>
+        <w:pStyle w:val="Heading1"/>
+        <w:spacing w:before="137"/>
+        <w:ind w:left="0"/>
+        <w:rPr>
+          <w:rFonts w:asciiTheme="minorHAnsi" w:hAnsiTheme="minorHAnsi" w:cstheme="minorHAnsi"/>
+          <w:color w:val="1F497D" w:themeColor="text2"/>
+          <w:spacing w:val="-2"/>
+          <w:sz w:val="20"/>
+          <w:szCs w:val="20"/>
+        </w:rPr>
+      </w:pPr>
+      <w:r>
+        <w:rPr>
+          <w:rFonts w:asciiTheme="minorHAnsi" w:hAnsiTheme="minorHAnsi" w:cstheme="minorHAnsi"/>
+          <w:color w:val="1F497D" w:themeColor="text2"/>
+          <w:spacing w:val="-2"/>
+          <w:sz w:val="20"/>
+          <w:szCs w:val="20"/>
+        </w:rPr>
+        <w:t>KEY DEVOPS PROJECTS</w:t>
+      </w:r>
     </w:p>
     <w:p>
       <w:pPr>
@@ -2053,6 +1644,19 @@
           <w:szCs w:val="20"/>
         </w:rPr>
       </w:pPr>
+    </w:p>
+    <w:p>
+      <w:pPr>
+        <w:pStyle w:val="NormalWeb"/>
+        <w:spacing w:before="0" w:beforeAutospacing="0"/>
+        <w:contextualSpacing/>
+        <w:jc w:val="both"/>
+        <w:rPr>
+          <w:rFonts w:asciiTheme="minorHAnsi" w:hAnsiTheme="minorHAnsi" w:cstheme="minorHAnsi"/>
+          <w:sz w:val="20"/>
+          <w:szCs w:val="20"/>
+        </w:rPr>
+      </w:pPr>
       <w:r>
         <w:rPr>
           <w:rFonts w:asciiTheme="minorHAnsi" w:hAnsiTheme="minorHAnsi" w:cstheme="minorHAnsi"/>
@@ -2061,349 +1665,8 @@
           <w:sz w:val="20"/>
           <w:szCs w:val="20"/>
         </w:rPr>
-        <w:t>P</w:t>
-      </w:r>
-      <w:r>
-        <w:rPr>
-          <w:rFonts w:asciiTheme="minorHAnsi" w:hAnsiTheme="minorHAnsi" w:cstheme="minorHAnsi"/>
-          <w:b/>
-          <w:bCs/>
-          <w:sz w:val="20"/>
-          <w:szCs w:val="20"/>
-        </w:rPr>
-        <w:t xml:space="preserve"> </w:t>
-      </w:r>
-      <w:r>
-        <w:rPr>
-          <w:rFonts w:asciiTheme="minorHAnsi" w:hAnsiTheme="minorHAnsi" w:cstheme="minorHAnsi"/>
-          <w:b/>
-          <w:bCs/>
-          <w:sz w:val="20"/>
-          <w:szCs w:val="20"/>
-        </w:rPr>
-        <w:t>R</w:t>
-      </w:r>
-      <w:r>
-        <w:rPr>
-          <w:rFonts w:asciiTheme="minorHAnsi" w:hAnsiTheme="minorHAnsi" w:cstheme="minorHAnsi"/>
-          <w:b/>
-          <w:bCs/>
-          <w:sz w:val="20"/>
-          <w:szCs w:val="20"/>
-        </w:rPr>
-        <w:t xml:space="preserve"> </w:t>
-      </w:r>
-      <w:r>
-        <w:rPr>
-          <w:rFonts w:asciiTheme="minorHAnsi" w:hAnsiTheme="minorHAnsi" w:cstheme="minorHAnsi"/>
-          <w:b/>
-          <w:bCs/>
-          <w:sz w:val="20"/>
-          <w:szCs w:val="20"/>
-        </w:rPr>
-        <w:t>O</w:t>
-      </w:r>
-      <w:r>
-        <w:rPr>
-          <w:rFonts w:asciiTheme="minorHAnsi" w:hAnsiTheme="minorHAnsi" w:cstheme="minorHAnsi"/>
-          <w:b/>
-          <w:bCs/>
-          <w:sz w:val="20"/>
-          <w:szCs w:val="20"/>
-        </w:rPr>
-        <w:t xml:space="preserve"> </w:t>
-      </w:r>
-      <w:r>
-        <w:rPr>
-          <w:rFonts w:asciiTheme="minorHAnsi" w:hAnsiTheme="minorHAnsi" w:cstheme="minorHAnsi"/>
-          <w:b/>
-          <w:bCs/>
-          <w:sz w:val="20"/>
-          <w:szCs w:val="20"/>
-        </w:rPr>
-        <w:t>J</w:t>
-      </w:r>
-      <w:r>
-        <w:rPr>
-          <w:rFonts w:asciiTheme="minorHAnsi" w:hAnsiTheme="minorHAnsi" w:cstheme="minorHAnsi"/>
-          <w:b/>
-          <w:bCs/>
-          <w:sz w:val="20"/>
-          <w:szCs w:val="20"/>
-        </w:rPr>
-        <w:t xml:space="preserve"> </w:t>
-      </w:r>
-      <w:r>
-        <w:rPr>
-          <w:rFonts w:asciiTheme="minorHAnsi" w:hAnsiTheme="minorHAnsi" w:cstheme="minorHAnsi"/>
-          <w:b/>
-          <w:bCs/>
-          <w:sz w:val="20"/>
-          <w:szCs w:val="20"/>
-        </w:rPr>
-        <w:t>E</w:t>
-      </w:r>
-      <w:r>
-        <w:rPr>
-          <w:rFonts w:asciiTheme="minorHAnsi" w:hAnsiTheme="minorHAnsi" w:cstheme="minorHAnsi"/>
-          <w:b/>
-          <w:bCs/>
-          <w:sz w:val="20"/>
-          <w:szCs w:val="20"/>
-        </w:rPr>
-        <w:t xml:space="preserve"> </w:t>
-      </w:r>
-      <w:r>
-        <w:rPr>
-          <w:rFonts w:asciiTheme="minorHAnsi" w:hAnsiTheme="minorHAnsi" w:cstheme="minorHAnsi"/>
-          <w:b/>
-          <w:bCs/>
-          <w:sz w:val="20"/>
-          <w:szCs w:val="20"/>
-        </w:rPr>
-        <w:t>C</w:t>
-      </w:r>
-      <w:r>
-        <w:rPr>
-          <w:rFonts w:asciiTheme="minorHAnsi" w:hAnsiTheme="minorHAnsi" w:cstheme="minorHAnsi"/>
-          <w:b/>
-          <w:bCs/>
-          <w:sz w:val="20"/>
-          <w:szCs w:val="20"/>
-        </w:rPr>
-        <w:t xml:space="preserve"> </w:t>
-      </w:r>
-      <w:r>
-        <w:rPr>
-          <w:rFonts w:asciiTheme="minorHAnsi" w:hAnsiTheme="minorHAnsi" w:cstheme="minorHAnsi"/>
-          <w:b/>
-          <w:bCs/>
-          <w:sz w:val="20"/>
-          <w:szCs w:val="20"/>
-        </w:rPr>
-        <w:t>TS</w:t>
-      </w:r>
-    </w:p>
-    <w:p>
-      <w:pPr>
-        <w:pStyle w:val="NormalWeb"/>
-        <w:spacing w:before="0" w:beforeAutospacing="0"/>
-        <w:contextualSpacing/>
-        <w:rPr>
-          <w:rFonts w:asciiTheme="minorHAnsi" w:hAnsiTheme="minorHAnsi" w:cstheme="minorHAnsi"/>
-          <w:b/>
-          <w:bCs/>
-          <w:sz w:val="20"/>
-          <w:szCs w:val="20"/>
-        </w:rPr>
-      </w:pPr>
-    </w:p>
-    <w:p>
-      <w:pPr>
-        <w:pStyle w:val="NormalWeb"/>
-        <w:spacing w:before="0" w:beforeAutospacing="0"/>
-        <w:contextualSpacing/>
-        <w:jc w:val="both"/>
-        <w:rPr>
-          <w:rFonts w:asciiTheme="minorHAnsi" w:hAnsiTheme="minorHAnsi" w:cstheme="minorHAnsi"/>
-          <w:sz w:val="20"/>
-          <w:szCs w:val="20"/>
-        </w:rPr>
-      </w:pPr>
-      <w:r>
-        <w:rPr>
-          <w:rFonts w:asciiTheme="minorHAnsi" w:hAnsiTheme="minorHAnsi" w:cstheme="minorHAnsi"/>
-          <w:b/>
-          <w:bCs/>
-          <w:sz w:val="20"/>
-          <w:szCs w:val="20"/>
-        </w:rPr>
         <w:t>1. CI/CD Pipeline Automation for 5G Network Functions</w:t>
       </w:r>
-    </w:p>
-    <w:p>
-      <w:pPr>
-        <w:pStyle w:val="NormalWeb"/>
-        <w:numPr>
-          <w:ilvl w:val="0"/>
-          <w:numId w:val="21"/>
-        </w:numPr>
-        <w:spacing w:before="0" w:beforeAutospacing="0"/>
-        <w:contextualSpacing/>
-        <w:jc w:val="both"/>
-        <w:rPr>
-          <w:rFonts w:asciiTheme="minorHAnsi" w:hAnsiTheme="minorHAnsi" w:cstheme="minorHAnsi"/>
-          <w:sz w:val="18"/>
-          <w:szCs w:val="18"/>
-        </w:rPr>
-      </w:pPr>
-      <w:r>
-        <w:rPr>
-          <w:rFonts w:asciiTheme="minorHAnsi" w:hAnsiTheme="minorHAnsi" w:cstheme="minorHAnsi"/>
-          <w:sz w:val="18"/>
-          <w:szCs w:val="18"/>
-        </w:rPr>
-        <w:t xml:space="preserve">Designed and implemented </w:t>
-      </w:r>
-      <w:r>
-        <w:rPr>
-          <w:rFonts w:asciiTheme="minorHAnsi" w:hAnsiTheme="minorHAnsi" w:cstheme="minorHAnsi"/>
-          <w:b/>
-          <w:bCs/>
-          <w:sz w:val="18"/>
-          <w:szCs w:val="18"/>
-        </w:rPr>
-        <w:t>CI/CD pipelines using Jenkins and Ansible</w:t>
-      </w:r>
-      <w:r>
-        <w:rPr>
-          <w:rFonts w:asciiTheme="minorHAnsi" w:hAnsiTheme="minorHAnsi" w:cstheme="minorHAnsi"/>
-          <w:sz w:val="18"/>
-          <w:szCs w:val="18"/>
-        </w:rPr>
-        <w:t xml:space="preserve"> integrating build, test, and deployment stages for </w:t>
-      </w:r>
-      <w:r>
-        <w:rPr>
-          <w:rFonts w:asciiTheme="minorHAnsi" w:hAnsiTheme="minorHAnsi" w:cstheme="minorHAnsi"/>
-          <w:b/>
-          <w:bCs/>
-          <w:sz w:val="18"/>
-          <w:szCs w:val="18"/>
-        </w:rPr>
-        <w:t>20+ microservices</w:t>
-      </w:r>
-      <w:r>
-        <w:rPr>
-          <w:rFonts w:asciiTheme="minorHAnsi" w:hAnsiTheme="minorHAnsi" w:cstheme="minorHAnsi"/>
-          <w:sz w:val="18"/>
-          <w:szCs w:val="18"/>
-        </w:rPr>
-        <w:t>.</w:t>
-      </w:r>
-    </w:p>
-    <w:p>
-      <w:pPr>
-        <w:pStyle w:val="NormalWeb"/>
-        <w:numPr>
-          <w:ilvl w:val="0"/>
-          <w:numId w:val="21"/>
-        </w:numPr>
-        <w:contextualSpacing/>
-        <w:jc w:val="both"/>
-        <w:rPr>
-          <w:rFonts w:asciiTheme="minorHAnsi" w:hAnsiTheme="minorHAnsi" w:cstheme="minorHAnsi"/>
-          <w:sz w:val="18"/>
-          <w:szCs w:val="18"/>
-        </w:rPr>
-      </w:pPr>
-      <w:r>
-        <w:rPr>
-          <w:rFonts w:asciiTheme="minorHAnsi" w:hAnsiTheme="minorHAnsi" w:cstheme="minorHAnsi"/>
-          <w:sz w:val="18"/>
-          <w:szCs w:val="18"/>
-        </w:rPr>
-        <w:t xml:space="preserve">Reduced deployment time by </w:t>
-      </w:r>
-      <w:r>
-        <w:rPr>
-          <w:rFonts w:asciiTheme="minorHAnsi" w:hAnsiTheme="minorHAnsi" w:cstheme="minorHAnsi"/>
-          <w:b/>
-          <w:bCs/>
-          <w:sz w:val="18"/>
-          <w:szCs w:val="18"/>
-        </w:rPr>
-        <w:t>40%</w:t>
-      </w:r>
-      <w:r>
-        <w:rPr>
-          <w:rFonts w:asciiTheme="minorHAnsi" w:hAnsiTheme="minorHAnsi" w:cstheme="minorHAnsi"/>
-          <w:sz w:val="18"/>
-          <w:szCs w:val="18"/>
-        </w:rPr>
-        <w:t xml:space="preserve"> and minimized manual configuration errors.</w:t>
-      </w:r>
-    </w:p>
-    <w:p>
-      <w:pPr>
-        <w:pStyle w:val="NormalWeb"/>
-        <w:numPr>
-          <w:ilvl w:val="0"/>
-          <w:numId w:val="21"/>
-        </w:numPr>
-        <w:contextualSpacing/>
-        <w:jc w:val="both"/>
-        <w:rPr>
-          <w:rFonts w:asciiTheme="minorHAnsi" w:hAnsiTheme="minorHAnsi" w:cstheme="minorHAnsi"/>
-          <w:sz w:val="18"/>
-          <w:szCs w:val="18"/>
-        </w:rPr>
-      </w:pPr>
-      <w:r>
-        <w:rPr>
-          <w:rFonts w:asciiTheme="minorHAnsi" w:hAnsiTheme="minorHAnsi" w:cstheme="minorHAnsi"/>
-          <w:sz w:val="18"/>
-          <w:szCs w:val="18"/>
-        </w:rPr>
-        <w:t xml:space="preserve">Integrated </w:t>
-      </w:r>
-      <w:r>
-        <w:rPr>
-          <w:rFonts w:asciiTheme="minorHAnsi" w:hAnsiTheme="minorHAnsi" w:cstheme="minorHAnsi"/>
-          <w:b/>
-          <w:bCs/>
-          <w:sz w:val="18"/>
-          <w:szCs w:val="18"/>
-        </w:rPr>
-        <w:t>Git, Artifactory, and Phabricator</w:t>
-      </w:r>
-      <w:r>
-        <w:rPr>
-          <w:rFonts w:asciiTheme="minorHAnsi" w:hAnsiTheme="minorHAnsi" w:cstheme="minorHAnsi"/>
-          <w:sz w:val="18"/>
-          <w:szCs w:val="18"/>
-        </w:rPr>
-        <w:t xml:space="preserve"> for version control, </w:t>
-      </w:r>
-      <w:proofErr w:type="spellStart"/>
-      <w:r>
-        <w:rPr>
-          <w:rFonts w:asciiTheme="minorHAnsi" w:hAnsiTheme="minorHAnsi" w:cstheme="minorHAnsi"/>
-          <w:sz w:val="18"/>
-          <w:szCs w:val="18"/>
-        </w:rPr>
-        <w:t>Ar</w:t>
-      </w:r>
-      <w:r>
-        <w:rPr>
-          <w:rFonts w:asciiTheme="minorHAnsi" w:hAnsiTheme="minorHAnsi" w:cstheme="minorHAnsi"/>
-          <w:sz w:val="18"/>
-          <w:szCs w:val="18"/>
-        </w:rPr>
-        <w:t>tifact</w:t>
-      </w:r>
-      <w:proofErr w:type="spellEnd"/>
-      <w:r>
-        <w:rPr>
-          <w:rFonts w:asciiTheme="minorHAnsi" w:hAnsiTheme="minorHAnsi" w:cstheme="minorHAnsi"/>
-          <w:sz w:val="18"/>
-          <w:szCs w:val="18"/>
-        </w:rPr>
-        <w:t xml:space="preserve"> storage, and code review workflows.</w:t>
-      </w:r>
-    </w:p>
-    <w:p>
-      <w:pPr>
-        <w:pStyle w:val="NormalWeb"/>
-        <w:ind w:left="720"/>
-        <w:contextualSpacing/>
-        <w:jc w:val="both"/>
-        <w:rPr>
-          <w:rFonts w:asciiTheme="minorHAnsi" w:hAnsiTheme="minorHAnsi" w:cstheme="minorHAnsi"/>
-          <w:sz w:val="20"/>
-          <w:szCs w:val="20"/>
-        </w:rPr>
-      </w:pPr>
     </w:p>
     <w:p>
       <w:pPr>
@@ -2412,19 +1675,35 @@
         <w:jc w:val="both"/>
         <w:rPr>
           <w:rFonts w:asciiTheme="minorHAnsi" w:hAnsiTheme="minorHAnsi" w:cstheme="minorHAnsi"/>
-          <w:sz w:val="20"/>
-          <w:szCs w:val="20"/>
+          <w:sz w:val="18"/>
+          <w:szCs w:val="18"/>
         </w:rPr>
       </w:pPr>
       <w:r>
         <w:rPr>
           <w:rFonts w:asciiTheme="minorHAnsi" w:hAnsiTheme="minorHAnsi" w:cstheme="minorHAnsi"/>
           <w:b/>
-          <w:bCs/>
-          <w:sz w:val="20"/>
-          <w:szCs w:val="20"/>
-        </w:rPr>
-        <w:t>2. Kubernetes Deployment and Scaling for Network Functions</w:t>
+          <w:sz w:val="18"/>
+          <w:szCs w:val="18"/>
+        </w:rPr>
+        <w:t xml:space="preserve">     </w:t>
+      </w:r>
+      <w:r>
+        <w:rPr>
+          <w:rFonts w:asciiTheme="minorHAnsi" w:hAnsiTheme="minorHAnsi" w:cstheme="minorHAnsi"/>
+          <w:b/>
+          <w:sz w:val="18"/>
+          <w:szCs w:val="18"/>
+        </w:rPr>
+        <w:t>Technologies:</w:t>
+      </w:r>
+      <w:r>
+        <w:rPr>
+          <w:rFonts w:asciiTheme="minorHAnsi" w:hAnsiTheme="minorHAnsi" w:cstheme="minorHAnsi"/>
+          <w:sz w:val="18"/>
+          <w:szCs w:val="18"/>
+        </w:rPr>
+        <w:t xml:space="preserve"> Jenkins, Ansible, Git, Artifactory, Docker</w:t>
       </w:r>
     </w:p>
     <w:p>
@@ -2438,34 +1717,17 @@
         <w:jc w:val="both"/>
         <w:rPr>
           <w:rFonts w:asciiTheme="minorHAnsi" w:hAnsiTheme="minorHAnsi" w:cstheme="minorHAnsi"/>
-          <w:sz w:val="18"/>
-          <w:szCs w:val="18"/>
-        </w:rPr>
-      </w:pPr>
-      <w:r>
-        <w:rPr>
-          <w:rFonts w:asciiTheme="minorHAnsi" w:hAnsiTheme="minorHAnsi" w:cstheme="minorHAnsi"/>
-          <w:sz w:val="18"/>
-          <w:szCs w:val="18"/>
-        </w:rPr>
-        <w:t xml:space="preserve">Designed and deployed </w:t>
-      </w:r>
-      <w:r>
-        <w:rPr>
-          <w:rStyle w:val="Strong"/>
-          <w:rFonts w:asciiTheme="minorHAnsi" w:hAnsiTheme="minorHAnsi" w:cstheme="minorHAnsi"/>
-          <w:sz w:val="18"/>
-          <w:szCs w:val="18"/>
-        </w:rPr>
-        <w:t>Kubernetes YAML manifests</w:t>
-      </w:r>
-      <w:r>
-        <w:rPr>
-          <w:rFonts w:asciiTheme="minorHAnsi" w:hAnsiTheme="minorHAnsi" w:cstheme="minorHAnsi"/>
-          <w:sz w:val="18"/>
-          <w:szCs w:val="18"/>
-        </w:rPr>
-        <w:t xml:space="preserve"> to orchestrate containerized 5G network functions.</w:t>
+          <w:sz w:val="17"/>
+          <w:szCs w:val="17"/>
+        </w:rPr>
+      </w:pPr>
+      <w:r>
+        <w:rPr>
+          <w:rFonts w:asciiTheme="minorHAnsi" w:hAnsiTheme="minorHAnsi" w:cstheme="minorHAnsi"/>
+          <w:sz w:val="17"/>
+          <w:szCs w:val="17"/>
+        </w:rPr>
+        <w:t>Designed and implemented automated CI/CD pipelines integrating build, test, and deployment stages.</w:t>
       </w:r>
     </w:p>
     <w:p>
@@ -2479,34 +1741,186 @@
         <w:jc w:val="both"/>
         <w:rPr>
           <w:rFonts w:asciiTheme="minorHAnsi" w:hAnsiTheme="minorHAnsi" w:cstheme="minorHAnsi"/>
-          <w:sz w:val="18"/>
-          <w:szCs w:val="18"/>
-        </w:rPr>
-      </w:pPr>
-      <w:r>
-        <w:rPr>
-          <w:rFonts w:asciiTheme="minorHAnsi" w:hAnsiTheme="minorHAnsi" w:cstheme="minorHAnsi"/>
-          <w:sz w:val="18"/>
-          <w:szCs w:val="18"/>
-        </w:rPr>
-        <w:t xml:space="preserve">Optimized cluster resource utilization and implemented </w:t>
-      </w:r>
-      <w:r>
-        <w:rPr>
-          <w:rStyle w:val="Strong"/>
-          <w:rFonts w:asciiTheme="minorHAnsi" w:hAnsiTheme="minorHAnsi" w:cstheme="minorHAnsi"/>
-          <w:sz w:val="18"/>
-          <w:szCs w:val="18"/>
-        </w:rPr>
-        <w:t>auto-scaling policies</w:t>
-      </w:r>
-      <w:r>
-        <w:rPr>
-          <w:rFonts w:asciiTheme="minorHAnsi" w:hAnsiTheme="minorHAnsi" w:cstheme="minorHAnsi"/>
-          <w:sz w:val="18"/>
-          <w:szCs w:val="18"/>
-        </w:rPr>
-        <w:t xml:space="preserve"> to ensure high availability and reliability.</w:t>
+          <w:sz w:val="17"/>
+          <w:szCs w:val="17"/>
+        </w:rPr>
+      </w:pPr>
+      <w:r>
+        <w:rPr>
+          <w:rFonts w:asciiTheme="minorHAnsi" w:hAnsiTheme="minorHAnsi" w:cstheme="minorHAnsi"/>
+          <w:sz w:val="17"/>
+          <w:szCs w:val="17"/>
+        </w:rPr>
+        <w:t>Automated deployments for 20+ microservices improving release reliability and reducing manual intervention.</w:t>
+      </w:r>
+    </w:p>
+    <w:p>
+      <w:pPr>
+        <w:pStyle w:val="NormalWeb"/>
+        <w:numPr>
+          <w:ilvl w:val="0"/>
+          <w:numId w:val="22"/>
+        </w:numPr>
+        <w:contextualSpacing/>
+        <w:jc w:val="both"/>
+        <w:rPr>
+          <w:rFonts w:asciiTheme="minorHAnsi" w:hAnsiTheme="minorHAnsi" w:cstheme="minorHAnsi"/>
+          <w:sz w:val="17"/>
+          <w:szCs w:val="17"/>
+        </w:rPr>
+      </w:pPr>
+      <w:r>
+        <w:rPr>
+          <w:rFonts w:asciiTheme="minorHAnsi" w:hAnsiTheme="minorHAnsi" w:cstheme="minorHAnsi"/>
+          <w:sz w:val="17"/>
+          <w:szCs w:val="17"/>
+        </w:rPr>
+        <w:t>Integrated artifact storage and version control workflows across development teams.</w:t>
+      </w:r>
+    </w:p>
+    <w:p>
+      <w:pPr>
+        <w:pStyle w:val="NormalWeb"/>
+        <w:ind w:left="720"/>
+        <w:contextualSpacing/>
+        <w:jc w:val="both"/>
+        <w:rPr>
+          <w:rFonts w:asciiTheme="minorHAnsi" w:hAnsiTheme="minorHAnsi" w:cstheme="minorHAnsi"/>
+          <w:sz w:val="20"/>
+          <w:szCs w:val="20"/>
+        </w:rPr>
+      </w:pPr>
+    </w:p>
+    <w:p>
+      <w:pPr>
+        <w:pStyle w:val="NormalWeb"/>
+        <w:contextualSpacing/>
+        <w:jc w:val="both"/>
+        <w:rPr>
+          <w:rFonts w:asciiTheme="minorHAnsi" w:hAnsiTheme="minorHAnsi" w:cstheme="minorHAnsi"/>
+          <w:sz w:val="20"/>
+          <w:szCs w:val="20"/>
+        </w:rPr>
+      </w:pPr>
+      <w:r>
+        <w:rPr>
+          <w:rFonts w:asciiTheme="minorHAnsi" w:hAnsiTheme="minorHAnsi" w:cstheme="minorHAnsi"/>
+          <w:b/>
+          <w:bCs/>
+          <w:sz w:val="20"/>
+          <w:szCs w:val="20"/>
+        </w:rPr>
+        <w:t>2. Kubernetes Deployment and Scaling for Network Functions</w:t>
+      </w:r>
+    </w:p>
+    <w:p>
+      <w:pPr>
+        <w:pStyle w:val="NormalWeb"/>
+        <w:contextualSpacing/>
+        <w:jc w:val="both"/>
+        <w:rPr>
+          <w:rFonts w:asciiTheme="minorHAnsi" w:hAnsiTheme="minorHAnsi" w:cstheme="minorHAnsi"/>
+          <w:sz w:val="18"/>
+          <w:szCs w:val="18"/>
+        </w:rPr>
+      </w:pPr>
+      <w:r>
+        <w:rPr>
+          <w:rFonts w:asciiTheme="minorHAnsi" w:hAnsiTheme="minorHAnsi" w:cstheme="minorHAnsi"/>
+          <w:b/>
+          <w:sz w:val="18"/>
+          <w:szCs w:val="18"/>
+        </w:rPr>
+        <w:t xml:space="preserve">     </w:t>
+      </w:r>
+      <w:r>
+        <w:rPr>
+          <w:rFonts w:asciiTheme="minorHAnsi" w:hAnsiTheme="minorHAnsi" w:cstheme="minorHAnsi"/>
+          <w:b/>
+          <w:sz w:val="18"/>
+          <w:szCs w:val="18"/>
+        </w:rPr>
+        <w:t>Technologies:</w:t>
+      </w:r>
+      <w:r>
+        <w:rPr>
+          <w:rFonts w:asciiTheme="minorHAnsi" w:hAnsiTheme="minorHAnsi" w:cstheme="minorHAnsi"/>
+          <w:sz w:val="18"/>
+          <w:szCs w:val="18"/>
+        </w:rPr>
+        <w:t xml:space="preserve"> Kubernetes, Docker, YAML</w:t>
+      </w:r>
+    </w:p>
+    <w:p>
+      <w:pPr>
+        <w:pStyle w:val="NormalWeb"/>
+        <w:numPr>
+          <w:ilvl w:val="0"/>
+          <w:numId w:val="22"/>
+        </w:numPr>
+        <w:contextualSpacing/>
+        <w:jc w:val="both"/>
+        <w:rPr>
+          <w:rFonts w:asciiTheme="minorHAnsi" w:hAnsiTheme="minorHAnsi" w:cstheme="minorHAnsi"/>
+          <w:sz w:val="17"/>
+          <w:szCs w:val="17"/>
+        </w:rPr>
+      </w:pPr>
+      <w:r>
+        <w:rPr>
+          <w:rFonts w:asciiTheme="minorHAnsi" w:hAnsiTheme="minorHAnsi" w:cstheme="minorHAnsi"/>
+          <w:sz w:val="17"/>
+          <w:szCs w:val="17"/>
+        </w:rPr>
+        <w:t>Designed Kubernetes manifests for deploying containerized 5G network functions.</w:t>
+      </w:r>
+    </w:p>
+    <w:p>
+      <w:pPr>
+        <w:pStyle w:val="NormalWeb"/>
+        <w:numPr>
+          <w:ilvl w:val="0"/>
+          <w:numId w:val="22"/>
+        </w:numPr>
+        <w:contextualSpacing/>
+        <w:jc w:val="both"/>
+        <w:rPr>
+          <w:rFonts w:asciiTheme="minorHAnsi" w:hAnsiTheme="minorHAnsi" w:cstheme="minorHAnsi"/>
+          <w:sz w:val="17"/>
+          <w:szCs w:val="17"/>
+        </w:rPr>
+      </w:pPr>
+      <w:r>
+        <w:rPr>
+          <w:rFonts w:asciiTheme="minorHAnsi" w:hAnsiTheme="minorHAnsi" w:cstheme="minorHAnsi"/>
+          <w:sz w:val="17"/>
+          <w:szCs w:val="17"/>
+        </w:rPr>
+        <w:t>Implemented scalable container orchestration and optimized cluster resource utilization.</w:t>
+      </w:r>
+    </w:p>
+    <w:p>
+      <w:pPr>
+        <w:pStyle w:val="NormalWeb"/>
+        <w:numPr>
+          <w:ilvl w:val="0"/>
+          <w:numId w:val="22"/>
+        </w:numPr>
+        <w:contextualSpacing/>
+        <w:jc w:val="both"/>
+        <w:rPr>
+          <w:rFonts w:asciiTheme="minorHAnsi" w:hAnsiTheme="minorHAnsi" w:cstheme="minorHAnsi"/>
+          <w:sz w:val="17"/>
+          <w:szCs w:val="17"/>
+        </w:rPr>
+      </w:pPr>
+      <w:r>
+        <w:rPr>
+          <w:rFonts w:asciiTheme="minorHAnsi" w:hAnsiTheme="minorHAnsi" w:cstheme="minorHAnsi"/>
+          <w:sz w:val="17"/>
+          <w:szCs w:val="17"/>
+        </w:rPr>
+        <w:t>Enabled high availability and resilience through containerized deployments.</w:t>
       </w:r>
     </w:p>
     <w:p>
@@ -2525,6 +1939,7 @@
     <w:p>
       <w:pPr>
         <w:pStyle w:val="NormalWeb"/>
+        <w:spacing w:before="0" w:beforeAutospacing="0"/>
         <w:contextualSpacing/>
         <w:jc w:val="both"/>
         <w:rPr>
@@ -2540,8 +1955,8 @@
           <w:rFonts w:asciiTheme="minorHAnsi" w:hAnsiTheme="minorHAnsi" w:cstheme="minorHAnsi"/>
           <w:b/>
           <w:bCs/>
-          <w:sz w:val="18"/>
-          <w:szCs w:val="18"/>
+          <w:sz w:val="20"/>
+          <w:szCs w:val="20"/>
         </w:rPr>
         <w:t xml:space="preserve">3. </w:t>
       </w:r>
@@ -2559,40 +1974,87 @@
     <w:p>
       <w:pPr>
         <w:pStyle w:val="NormalWeb"/>
+        <w:spacing w:before="0" w:beforeAutospacing="0"/>
+        <w:contextualSpacing/>
+        <w:jc w:val="both"/>
+        <w:rPr>
+          <w:rFonts w:asciiTheme="minorHAnsi" w:hAnsiTheme="minorHAnsi" w:cstheme="minorHAnsi"/>
+          <w:b/>
+          <w:bCs/>
+          <w:sz w:val="20"/>
+          <w:szCs w:val="20"/>
+        </w:rPr>
+      </w:pPr>
+      <w:r>
+        <w:rPr>
+          <w:rFonts w:asciiTheme="minorHAnsi" w:hAnsiTheme="minorHAnsi" w:cstheme="minorHAnsi"/>
+          <w:b/>
+          <w:sz w:val="18"/>
+          <w:szCs w:val="18"/>
+        </w:rPr>
+        <w:t xml:space="preserve">     </w:t>
+      </w:r>
+      <w:r>
+        <w:rPr>
+          <w:rFonts w:asciiTheme="minorHAnsi" w:hAnsiTheme="minorHAnsi" w:cstheme="minorHAnsi"/>
+          <w:b/>
+          <w:sz w:val="18"/>
+          <w:szCs w:val="18"/>
+        </w:rPr>
+        <w:t>Technologies:</w:t>
+      </w:r>
+      <w:r>
+        <w:rPr>
+          <w:rFonts w:asciiTheme="minorHAnsi" w:hAnsiTheme="minorHAnsi" w:cstheme="minorHAnsi"/>
+        </w:rPr>
+        <w:t xml:space="preserve"> </w:t>
+      </w:r>
+      <w:r>
+        <w:rPr>
+          <w:rFonts w:asciiTheme="minorHAnsi" w:hAnsiTheme="minorHAnsi" w:cstheme="minorHAnsi"/>
+          <w:sz w:val="18"/>
+          <w:szCs w:val="18"/>
+        </w:rPr>
+        <w:t>AWS, Docker, Terraform</w:t>
+      </w:r>
+    </w:p>
+    <w:p>
+      <w:pPr>
+        <w:pStyle w:val="NormalWeb"/>
         <w:numPr>
           <w:ilvl w:val="0"/>
-          <w:numId w:val="23"/>
+          <w:numId w:val="22"/>
         </w:numPr>
         <w:contextualSpacing/>
         <w:jc w:val="both"/>
         <w:rPr>
           <w:rFonts w:asciiTheme="minorHAnsi" w:hAnsiTheme="minorHAnsi" w:cstheme="minorHAnsi"/>
-          <w:sz w:val="18"/>
-          <w:szCs w:val="18"/>
-        </w:rPr>
-      </w:pPr>
-      <w:r>
-        <w:rPr>
-          <w:rFonts w:asciiTheme="minorHAnsi" w:hAnsiTheme="minorHAnsi" w:cstheme="minorHAnsi"/>
-          <w:sz w:val="18"/>
-          <w:szCs w:val="18"/>
+          <w:sz w:val="17"/>
+          <w:szCs w:val="17"/>
+        </w:rPr>
+      </w:pPr>
+      <w:r>
+        <w:rPr>
+          <w:rFonts w:asciiTheme="minorHAnsi" w:hAnsiTheme="minorHAnsi" w:cstheme="minorHAnsi"/>
+          <w:sz w:val="17"/>
+          <w:szCs w:val="17"/>
         </w:rPr>
         <w:t xml:space="preserve">Currently involved in </w:t>
       </w:r>
       <w:r>
         <w:rPr>
-          <w:rStyle w:val="Strong"/>
-          <w:rFonts w:asciiTheme="minorHAnsi" w:hAnsiTheme="minorHAnsi" w:cstheme="minorHAnsi"/>
-          <w:sz w:val="18"/>
-          <w:szCs w:val="18"/>
+          <w:rFonts w:asciiTheme="minorHAnsi" w:hAnsiTheme="minorHAnsi" w:cstheme="minorHAnsi"/>
+          <w:bCs/>
+          <w:sz w:val="17"/>
+          <w:szCs w:val="17"/>
         </w:rPr>
         <w:t>migrating microservices-based applications from on-premises infrastructure to AWS cloud</w:t>
       </w:r>
       <w:r>
         <w:rPr>
           <w:rFonts w:asciiTheme="minorHAnsi" w:hAnsiTheme="minorHAnsi" w:cstheme="minorHAnsi"/>
-          <w:sz w:val="18"/>
-          <w:szCs w:val="18"/>
+          <w:sz w:val="17"/>
+          <w:szCs w:val="17"/>
         </w:rPr>
         <w:t xml:space="preserve"> using containerized environments.</w:t>
       </w:r>
@@ -2602,38 +2064,38 @@
         <w:pStyle w:val="NormalWeb"/>
         <w:numPr>
           <w:ilvl w:val="0"/>
-          <w:numId w:val="23"/>
+          <w:numId w:val="22"/>
         </w:numPr>
         <w:contextualSpacing/>
         <w:jc w:val="both"/>
         <w:rPr>
           <w:rFonts w:asciiTheme="minorHAnsi" w:hAnsiTheme="minorHAnsi" w:cstheme="minorHAnsi"/>
-          <w:sz w:val="18"/>
-          <w:szCs w:val="18"/>
-        </w:rPr>
-      </w:pPr>
-      <w:r>
-        <w:rPr>
-          <w:rFonts w:asciiTheme="minorHAnsi" w:hAnsiTheme="minorHAnsi" w:cstheme="minorHAnsi"/>
-          <w:sz w:val="18"/>
-          <w:szCs w:val="18"/>
+          <w:sz w:val="17"/>
+          <w:szCs w:val="17"/>
+        </w:rPr>
+      </w:pPr>
+      <w:r>
+        <w:rPr>
+          <w:rFonts w:asciiTheme="minorHAnsi" w:hAnsiTheme="minorHAnsi" w:cstheme="minorHAnsi"/>
+          <w:sz w:val="17"/>
+          <w:szCs w:val="17"/>
         </w:rPr>
         <w:t xml:space="preserve">Building and testing </w:t>
       </w:r>
       <w:r>
         <w:rPr>
-          <w:rStyle w:val="Strong"/>
-          <w:rFonts w:asciiTheme="minorHAnsi" w:hAnsiTheme="minorHAnsi" w:cstheme="minorHAnsi"/>
-          <w:sz w:val="18"/>
-          <w:szCs w:val="18"/>
+          <w:rFonts w:asciiTheme="minorHAnsi" w:hAnsiTheme="minorHAnsi" w:cstheme="minorHAnsi"/>
+          <w:bCs/>
+          <w:sz w:val="17"/>
+          <w:szCs w:val="17"/>
         </w:rPr>
         <w:t>Docker-based application environments</w:t>
       </w:r>
       <w:r>
         <w:rPr>
           <w:rFonts w:asciiTheme="minorHAnsi" w:hAnsiTheme="minorHAnsi" w:cstheme="minorHAnsi"/>
-          <w:sz w:val="18"/>
-          <w:szCs w:val="18"/>
+          <w:sz w:val="17"/>
+          <w:szCs w:val="17"/>
         </w:rPr>
         <w:t xml:space="preserve"> to ensure portability across on-premise and cloud infrastructure.</w:t>
       </w:r>
@@ -2643,37 +2105,38 @@
         <w:pStyle w:val="NormalWeb"/>
         <w:numPr>
           <w:ilvl w:val="0"/>
-          <w:numId w:val="23"/>
+          <w:numId w:val="22"/>
         </w:numPr>
+        <w:contextualSpacing/>
         <w:jc w:val="both"/>
         <w:rPr>
           <w:rFonts w:asciiTheme="minorHAnsi" w:hAnsiTheme="minorHAnsi" w:cstheme="minorHAnsi"/>
-          <w:sz w:val="18"/>
-          <w:szCs w:val="18"/>
-        </w:rPr>
-      </w:pPr>
-      <w:r>
-        <w:rPr>
-          <w:rFonts w:asciiTheme="minorHAnsi" w:hAnsiTheme="minorHAnsi" w:cstheme="minorHAnsi"/>
-          <w:sz w:val="18"/>
-          <w:szCs w:val="18"/>
+          <w:sz w:val="17"/>
+          <w:szCs w:val="17"/>
+        </w:rPr>
+      </w:pPr>
+      <w:r>
+        <w:rPr>
+          <w:rFonts w:asciiTheme="minorHAnsi" w:hAnsiTheme="minorHAnsi" w:cstheme="minorHAnsi"/>
+          <w:sz w:val="17"/>
+          <w:szCs w:val="17"/>
         </w:rPr>
         <w:t xml:space="preserve">Supporting deployment of containerized microservices on AWS environments while ensuring </w:t>
       </w:r>
       <w:r>
         <w:rPr>
-          <w:rStyle w:val="Strong"/>
-          <w:rFonts w:asciiTheme="minorHAnsi" w:hAnsiTheme="minorHAnsi" w:cstheme="minorHAnsi"/>
-          <w:sz w:val="18"/>
-          <w:szCs w:val="18"/>
+          <w:rFonts w:asciiTheme="minorHAnsi" w:hAnsiTheme="minorHAnsi" w:cstheme="minorHAnsi"/>
+          <w:bCs/>
+          <w:sz w:val="17"/>
+          <w:szCs w:val="17"/>
         </w:rPr>
         <w:t>high availability, scalability, and optimized resource utilization</w:t>
       </w:r>
       <w:r>
         <w:rPr>
           <w:rFonts w:asciiTheme="minorHAnsi" w:hAnsiTheme="minorHAnsi" w:cstheme="minorHAnsi"/>
-          <w:sz w:val="18"/>
-          <w:szCs w:val="18"/>
+          <w:sz w:val="17"/>
+          <w:szCs w:val="17"/>
         </w:rPr>
         <w:t>.</w:t>
       </w:r>
@@ -2683,61 +2146,117 @@
         <w:pStyle w:val="NormalWeb"/>
         <w:numPr>
           <w:ilvl w:val="0"/>
-          <w:numId w:val="23"/>
+          <w:numId w:val="22"/>
         </w:numPr>
-        <w:jc w:val="both"/>
-        <w:rPr>
-          <w:rFonts w:asciiTheme="minorHAnsi" w:hAnsiTheme="minorHAnsi" w:cstheme="minorHAnsi"/>
-          <w:sz w:val="18"/>
-          <w:szCs w:val="18"/>
-        </w:rPr>
-      </w:pPr>
-      <w:r>
-        <w:rPr>
-          <w:rFonts w:asciiTheme="minorHAnsi" w:hAnsiTheme="minorHAnsi" w:cstheme="minorHAnsi"/>
-          <w:sz w:val="18"/>
-          <w:szCs w:val="18"/>
-        </w:rPr>
-        <w:t xml:space="preserve">Assisting in integrating </w:t>
-      </w:r>
-      <w:r>
-        <w:rPr>
-          <w:rStyle w:val="Strong"/>
-          <w:rFonts w:asciiTheme="minorHAnsi" w:hAnsiTheme="minorHAnsi" w:cstheme="minorHAnsi"/>
-          <w:sz w:val="18"/>
-          <w:szCs w:val="18"/>
-        </w:rPr>
-        <w:t>CI/CD pipelines with AWS infrastructure</w:t>
-      </w:r>
-      <w:r>
-        <w:rPr>
-          <w:rFonts w:asciiTheme="minorHAnsi" w:hAnsiTheme="minorHAnsi" w:cstheme="minorHAnsi"/>
-          <w:sz w:val="18"/>
-          <w:szCs w:val="18"/>
-        </w:rPr>
-        <w:t xml:space="preserve"> to enable automated build, containerization, and deployment of microservices.</w:t>
-      </w:r>
-    </w:p>
-    <w:p>
-      <w:pPr>
-        <w:pStyle w:val="NormalWeb"/>
         <w:contextualSpacing/>
         <w:jc w:val="both"/>
         <w:rPr>
           <w:rFonts w:asciiTheme="minorHAnsi" w:hAnsiTheme="minorHAnsi" w:cstheme="minorHAnsi"/>
-          <w:sz w:val="18"/>
-          <w:szCs w:val="18"/>
-        </w:rPr>
-      </w:pPr>
-      <w:r>
+          <w:sz w:val="17"/>
+          <w:szCs w:val="17"/>
+        </w:rPr>
+      </w:pPr>
+      <w:r>
+        <w:rPr>
+          <w:rFonts w:asciiTheme="minorHAnsi" w:hAnsiTheme="minorHAnsi" w:cstheme="minorHAnsi"/>
+          <w:sz w:val="17"/>
+          <w:szCs w:val="17"/>
+        </w:rPr>
+        <w:t xml:space="preserve">Assisting in integrating </w:t>
+      </w:r>
+      <w:r>
+        <w:rPr>
+          <w:rFonts w:asciiTheme="minorHAnsi" w:hAnsiTheme="minorHAnsi" w:cstheme="minorHAnsi"/>
+          <w:bCs/>
+          <w:sz w:val="17"/>
+          <w:szCs w:val="17"/>
+        </w:rPr>
+        <w:t>CI/CD pipelines with AWS infrastructure</w:t>
+      </w:r>
+      <w:r>
+        <w:rPr>
+          <w:rFonts w:asciiTheme="minorHAnsi" w:hAnsiTheme="minorHAnsi" w:cstheme="minorHAnsi"/>
+          <w:sz w:val="17"/>
+          <w:szCs w:val="17"/>
+        </w:rPr>
+        <w:t xml:space="preserve"> to enable automated build, containerization, and deployment of microservices.</w:t>
+      </w:r>
+    </w:p>
+    <w:p>
+      <w:pPr>
+        <w:pStyle w:val="NormalWeb"/>
+        <w:ind w:left="360"/>
+        <w:contextualSpacing/>
+        <w:jc w:val="both"/>
+        <w:rPr>
+          <w:rFonts w:asciiTheme="minorHAnsi" w:hAnsiTheme="minorHAnsi" w:cstheme="minorHAnsi"/>
+          <w:sz w:val="18"/>
+          <w:szCs w:val="18"/>
+        </w:rPr>
+      </w:pPr>
+    </w:p>
+    <w:p>
+      <w:pPr>
+        <w:pStyle w:val="NormalWeb"/>
+        <w:spacing w:before="0" w:beforeAutospacing="0"/>
+        <w:contextualSpacing/>
+        <w:jc w:val="both"/>
         <w:rPr>
           <w:rFonts w:asciiTheme="minorHAnsi" w:hAnsiTheme="minorHAnsi" w:cstheme="minorHAnsi"/>
           <w:b/>
           <w:bCs/>
-          <w:sz w:val="18"/>
-          <w:szCs w:val="18"/>
+          <w:sz w:val="20"/>
+          <w:szCs w:val="20"/>
+        </w:rPr>
+      </w:pPr>
+      <w:r>
+        <w:rPr>
+          <w:rFonts w:asciiTheme="minorHAnsi" w:hAnsiTheme="minorHAnsi" w:cstheme="minorHAnsi"/>
+          <w:b/>
+          <w:bCs/>
+          <w:sz w:val="20"/>
+          <w:szCs w:val="20"/>
         </w:rPr>
         <w:t>4. Ansible Automation for Production Health Checks</w:t>
+      </w:r>
+    </w:p>
+    <w:p>
+      <w:pPr>
+        <w:pStyle w:val="NormalWeb"/>
+        <w:spacing w:before="0" w:beforeAutospacing="0"/>
+        <w:contextualSpacing/>
+        <w:jc w:val="both"/>
+        <w:rPr>
+          <w:rFonts w:asciiTheme="minorHAnsi" w:hAnsiTheme="minorHAnsi" w:cstheme="minorHAnsi"/>
+          <w:sz w:val="18"/>
+          <w:szCs w:val="18"/>
+        </w:rPr>
+      </w:pPr>
+      <w:r>
+        <w:rPr>
+          <w:rFonts w:asciiTheme="minorHAnsi" w:hAnsiTheme="minorHAnsi" w:cstheme="minorHAnsi"/>
+          <w:b/>
+          <w:sz w:val="18"/>
+          <w:szCs w:val="18"/>
+        </w:rPr>
+        <w:t xml:space="preserve">      </w:t>
+      </w:r>
+      <w:r>
+        <w:rPr>
+          <w:rFonts w:asciiTheme="minorHAnsi" w:hAnsiTheme="minorHAnsi" w:cstheme="minorHAnsi"/>
+          <w:b/>
+          <w:sz w:val="18"/>
+          <w:szCs w:val="18"/>
+        </w:rPr>
+        <w:t>Technologies:</w:t>
+      </w:r>
+      <w:r>
+        <w:rPr>
+          <w:rFonts w:asciiTheme="minorHAnsi" w:hAnsiTheme="minorHAnsi" w:cstheme="minorHAnsi"/>
+          <w:sz w:val="18"/>
+          <w:szCs w:val="18"/>
+        </w:rPr>
+        <w:t xml:space="preserve"> Ansible, Linux</w:t>
       </w:r>
     </w:p>
     <w:p>
@@ -2751,15 +2270,15 @@
         <w:jc w:val="both"/>
         <w:rPr>
           <w:rFonts w:asciiTheme="minorHAnsi" w:hAnsiTheme="minorHAnsi" w:cstheme="minorHAnsi"/>
-          <w:sz w:val="18"/>
-          <w:szCs w:val="18"/>
-        </w:rPr>
-      </w:pPr>
-      <w:r>
-        <w:rPr>
-          <w:rFonts w:asciiTheme="minorHAnsi" w:hAnsiTheme="minorHAnsi" w:cstheme="minorHAnsi"/>
-          <w:sz w:val="18"/>
-          <w:szCs w:val="18"/>
+          <w:sz w:val="17"/>
+          <w:szCs w:val="17"/>
+        </w:rPr>
+      </w:pPr>
+      <w:r>
+        <w:rPr>
+          <w:rFonts w:asciiTheme="minorHAnsi" w:hAnsiTheme="minorHAnsi" w:cstheme="minorHAnsi"/>
+          <w:sz w:val="17"/>
+          <w:szCs w:val="17"/>
         </w:rPr>
         <w:t xml:space="preserve">Developed </w:t>
       </w:r>
@@ -2767,16 +2286,17 @@
         <w:rPr>
           <w:rStyle w:val="Strong"/>
           <w:rFonts w:asciiTheme="minorHAnsi" w:hAnsiTheme="minorHAnsi" w:cstheme="minorHAnsi"/>
-          <w:sz w:val="18"/>
-          <w:szCs w:val="18"/>
+          <w:b w:val="0"/>
+          <w:sz w:val="17"/>
+          <w:szCs w:val="17"/>
         </w:rPr>
         <w:t>Ansible playbooks</w:t>
       </w:r>
       <w:r>
         <w:rPr>
           <w:rFonts w:asciiTheme="minorHAnsi" w:hAnsiTheme="minorHAnsi" w:cstheme="minorHAnsi"/>
-          <w:sz w:val="18"/>
-          <w:szCs w:val="18"/>
+          <w:sz w:val="17"/>
+          <w:szCs w:val="17"/>
         </w:rPr>
         <w:t xml:space="preserve"> to automate daily production health checks across </w:t>
       </w:r>
@@ -2784,16 +2304,18 @@
         <w:rPr>
           <w:rStyle w:val="Strong"/>
           <w:rFonts w:asciiTheme="minorHAnsi" w:hAnsiTheme="minorHAnsi" w:cstheme="minorHAnsi"/>
-          <w:sz w:val="18"/>
-          <w:szCs w:val="18"/>
+          <w:b w:val="0"/>
+          <w:sz w:val="17"/>
+          <w:szCs w:val="17"/>
         </w:rPr>
         <w:t>10,000+ nodes</w:t>
       </w:r>
       <w:r>
         <w:rPr>
           <w:rFonts w:asciiTheme="minorHAnsi" w:hAnsiTheme="minorHAnsi" w:cstheme="minorHAnsi"/>
-          <w:sz w:val="18"/>
-          <w:szCs w:val="18"/>
+          <w:b/>
+          <w:sz w:val="17"/>
+          <w:szCs w:val="17"/>
         </w:rPr>
         <w:t>.</w:t>
       </w:r>
@@ -2809,15 +2331,15 @@
         <w:jc w:val="both"/>
         <w:rPr>
           <w:rFonts w:asciiTheme="minorHAnsi" w:hAnsiTheme="minorHAnsi" w:cstheme="minorHAnsi"/>
-          <w:sz w:val="18"/>
-          <w:szCs w:val="18"/>
-        </w:rPr>
-      </w:pPr>
-      <w:r>
-        <w:rPr>
-          <w:rFonts w:asciiTheme="minorHAnsi" w:hAnsiTheme="minorHAnsi" w:cstheme="minorHAnsi"/>
-          <w:sz w:val="18"/>
-          <w:szCs w:val="18"/>
+          <w:sz w:val="17"/>
+          <w:szCs w:val="17"/>
+        </w:rPr>
+      </w:pPr>
+      <w:r>
+        <w:rPr>
+          <w:rFonts w:asciiTheme="minorHAnsi" w:hAnsiTheme="minorHAnsi" w:cstheme="minorHAnsi"/>
+          <w:sz w:val="17"/>
+          <w:szCs w:val="17"/>
         </w:rPr>
         <w:t>Automated server status reporting and integrated alerts with monitoring tools.</w:t>
       </w:r>
@@ -2833,38 +2355,27 @@
         <w:jc w:val="both"/>
         <w:rPr>
           <w:rFonts w:asciiTheme="minorHAnsi" w:hAnsiTheme="minorHAnsi" w:cstheme="minorHAnsi"/>
-        </w:rPr>
-      </w:pPr>
-      <w:r>
-        <w:rPr>
-          <w:rFonts w:asciiTheme="minorHAnsi" w:hAnsiTheme="minorHAnsi" w:cstheme="minorHAnsi"/>
-          <w:sz w:val="18"/>
-          <w:szCs w:val="18"/>
-        </w:rPr>
-        <w:t xml:space="preserve">Improved system reliability and </w:t>
-      </w:r>
-      <w:r>
-        <w:rPr>
-          <w:rStyle w:val="Strong"/>
-          <w:rFonts w:asciiTheme="minorHAnsi" w:hAnsiTheme="minorHAnsi" w:cstheme="minorHAnsi"/>
-          <w:sz w:val="18"/>
-          <w:szCs w:val="18"/>
-        </w:rPr>
-        <w:t>reduced manual operational workload by 30%</w:t>
-      </w:r>
-      <w:r>
-        <w:rPr>
-          <w:rFonts w:asciiTheme="minorHAnsi" w:hAnsiTheme="minorHAnsi" w:cstheme="minorHAnsi"/>
-        </w:rPr>
-        <w:t>.</w:t>
+          <w:sz w:val="17"/>
+          <w:szCs w:val="17"/>
+        </w:rPr>
+      </w:pPr>
+      <w:r>
+        <w:rPr>
+          <w:rFonts w:asciiTheme="minorHAnsi" w:hAnsiTheme="minorHAnsi" w:cstheme="minorHAnsi"/>
+          <w:sz w:val="17"/>
+          <w:szCs w:val="17"/>
+        </w:rPr>
+        <w:t>Reduced operational workload by 30% through infrastructure automation.</w:t>
       </w:r>
     </w:p>
     <w:p>
       <w:pPr>
         <w:pStyle w:val="Heading1"/>
-        <w:spacing w:before="1"/>
-        <w:rPr>
-          <w:rFonts w:asciiTheme="minorHAnsi" w:hAnsiTheme="minorHAnsi" w:cstheme="minorHAnsi"/>
+        <w:spacing w:before="95"/>
+        <w:ind w:left="0"/>
+        <w:rPr>
+          <w:rFonts w:asciiTheme="minorHAnsi" w:hAnsiTheme="minorHAnsi" w:cstheme="minorHAnsi"/>
+          <w:color w:val="1F497D" w:themeColor="text2"/>
           <w:sz w:val="20"/>
           <w:szCs w:val="20"/>
         </w:rPr>
@@ -2872,930 +2383,11 @@
       <w:r>
         <w:rPr>
           <w:rFonts w:asciiTheme="minorHAnsi" w:hAnsiTheme="minorHAnsi" w:cstheme="minorHAnsi"/>
+          <w:color w:val="1F497D" w:themeColor="text2"/>
           <w:sz w:val="20"/>
           <w:szCs w:val="20"/>
         </w:rPr>
-        <w:t>I N T E R N S H I P</w:t>
-      </w:r>
-    </w:p>
-    <w:p>
-      <w:pPr>
-        <w:pStyle w:val="Heading3"/>
-        <w:spacing w:before="92"/>
-        <w:rPr>
-          <w:rFonts w:asciiTheme="minorHAnsi" w:hAnsiTheme="minorHAnsi" w:cstheme="minorHAnsi"/>
-          <w:sz w:val="16"/>
-          <w:szCs w:val="16"/>
-        </w:rPr>
-      </w:pPr>
-      <w:r>
-        <w:rPr>
-          <w:rFonts w:asciiTheme="minorHAnsi" w:hAnsiTheme="minorHAnsi" w:cstheme="minorHAnsi"/>
-          <w:spacing w:val="13"/>
-          <w:sz w:val="16"/>
-          <w:szCs w:val="16"/>
-        </w:rPr>
-        <w:t>TRAINEE</w:t>
-      </w:r>
-    </w:p>
-    <w:p>
-      <w:pPr>
-        <w:spacing w:before="6"/>
-        <w:ind w:left="140"/>
-        <w:rPr>
-          <w:rFonts w:asciiTheme="minorHAnsi" w:hAnsiTheme="minorHAnsi" w:cstheme="minorHAnsi"/>
-          <w:spacing w:val="15"/>
-          <w:sz w:val="16"/>
-          <w:szCs w:val="16"/>
-        </w:rPr>
-      </w:pPr>
-      <w:r>
-        <w:rPr>
-          <w:rFonts w:asciiTheme="minorHAnsi" w:hAnsiTheme="minorHAnsi" w:cstheme="minorHAnsi"/>
-          <w:b/>
-          <w:color w:val="0070C0"/>
-          <w:sz w:val="16"/>
-          <w:szCs w:val="16"/>
-        </w:rPr>
-        <w:t>Larsen &amp; Toubro Limited</w:t>
-      </w:r>
-      <w:r>
-        <w:rPr>
-          <w:rFonts w:asciiTheme="minorHAnsi" w:hAnsiTheme="minorHAnsi" w:cstheme="minorHAnsi"/>
-          <w:spacing w:val="15"/>
-          <w:sz w:val="16"/>
-          <w:szCs w:val="16"/>
-        </w:rPr>
-        <w:t xml:space="preserve"> </w:t>
-      </w:r>
-      <w:r>
-        <w:rPr>
-          <w:rFonts w:asciiTheme="minorHAnsi" w:hAnsiTheme="minorHAnsi" w:cstheme="minorHAnsi"/>
-          <w:spacing w:val="15"/>
-          <w:sz w:val="16"/>
-          <w:szCs w:val="16"/>
-        </w:rPr>
-        <w:t>| 12/2016-06/2017</w:t>
-      </w:r>
-    </w:p>
-    <w:p>
-      <w:pPr>
-        <w:spacing w:before="6"/>
-        <w:ind w:left="140"/>
-        <w:rPr>
-          <w:rFonts w:asciiTheme="minorHAnsi" w:hAnsiTheme="minorHAnsi" w:cstheme="minorHAnsi"/>
-          <w:spacing w:val="15"/>
-          <w:sz w:val="16"/>
-          <w:szCs w:val="16"/>
-        </w:rPr>
-      </w:pPr>
-    </w:p>
-    <w:p>
-      <w:pPr>
-        <w:spacing w:before="6"/>
-        <w:ind w:left="140"/>
-        <w:rPr>
-          <w:rFonts w:asciiTheme="minorHAnsi" w:hAnsiTheme="minorHAnsi" w:cstheme="minorHAnsi"/>
-          <w:spacing w:val="15"/>
-          <w:sz w:val="16"/>
-          <w:szCs w:val="16"/>
-        </w:rPr>
-      </w:pPr>
-      <w:r>
-        <w:rPr>
-          <w:rFonts w:asciiTheme="minorHAnsi" w:hAnsiTheme="minorHAnsi" w:cstheme="minorHAnsi"/>
-          <w:b/>
-          <w:bCs/>
-          <w:spacing w:val="13"/>
-          <w:sz w:val="16"/>
-          <w:szCs w:val="16"/>
-        </w:rPr>
-        <w:t>TRAINEE</w:t>
-      </w:r>
-    </w:p>
-    <w:p>
-      <w:pPr>
-        <w:spacing w:before="6"/>
-        <w:ind w:left="140"/>
-        <w:rPr>
-          <w:rFonts w:asciiTheme="minorHAnsi" w:hAnsiTheme="minorHAnsi" w:cstheme="minorHAnsi"/>
-          <w:spacing w:val="15"/>
-          <w:sz w:val="16"/>
-          <w:szCs w:val="16"/>
-        </w:rPr>
-      </w:pPr>
-      <w:r>
-        <w:rPr>
-          <w:rFonts w:asciiTheme="minorHAnsi" w:hAnsiTheme="minorHAnsi" w:cstheme="minorHAnsi"/>
-          <w:b/>
-          <w:color w:val="0070C0"/>
-          <w:sz w:val="16"/>
-          <w:szCs w:val="16"/>
-        </w:rPr>
-        <w:t>N.M. Automation &amp; Control Private limited</w:t>
-      </w:r>
-      <w:r>
-        <w:rPr>
-          <w:rFonts w:asciiTheme="minorHAnsi" w:hAnsiTheme="minorHAnsi" w:cstheme="minorHAnsi"/>
-          <w:spacing w:val="15"/>
-          <w:sz w:val="16"/>
-          <w:szCs w:val="16"/>
-        </w:rPr>
-        <w:t xml:space="preserve"> | 06/2015-12/2015</w:t>
-      </w:r>
-    </w:p>
-    <w:p>
-      <w:pPr>
-        <w:pStyle w:val="Heading1"/>
-        <w:spacing w:before="182"/>
-        <w:rPr>
-          <w:rFonts w:asciiTheme="minorHAnsi" w:hAnsiTheme="minorHAnsi" w:cstheme="minorHAnsi"/>
-          <w:sz w:val="20"/>
-          <w:szCs w:val="20"/>
-        </w:rPr>
-      </w:pPr>
-      <w:proofErr w:type="gramStart"/>
-      <w:r>
-        <w:rPr>
-          <w:rFonts w:asciiTheme="minorHAnsi" w:hAnsiTheme="minorHAnsi" w:cstheme="minorHAnsi"/>
-          <w:sz w:val="20"/>
-          <w:szCs w:val="20"/>
-        </w:rPr>
-        <w:t>E</w:t>
-      </w:r>
-      <w:r>
-        <w:rPr>
-          <w:rFonts w:asciiTheme="minorHAnsi" w:hAnsiTheme="minorHAnsi" w:cstheme="minorHAnsi"/>
-          <w:sz w:val="20"/>
-          <w:szCs w:val="20"/>
-        </w:rPr>
-        <w:t xml:space="preserve"> </w:t>
-      </w:r>
-      <w:r>
-        <w:rPr>
-          <w:rFonts w:asciiTheme="minorHAnsi" w:hAnsiTheme="minorHAnsi" w:cstheme="minorHAnsi"/>
-          <w:spacing w:val="-25"/>
-          <w:sz w:val="20"/>
-          <w:szCs w:val="20"/>
-        </w:rPr>
-        <w:t xml:space="preserve"> </w:t>
-      </w:r>
-      <w:r>
-        <w:rPr>
-          <w:rFonts w:asciiTheme="minorHAnsi" w:hAnsiTheme="minorHAnsi" w:cstheme="minorHAnsi"/>
-          <w:sz w:val="20"/>
-          <w:szCs w:val="20"/>
-        </w:rPr>
-        <w:t>D</w:t>
-      </w:r>
-      <w:proofErr w:type="gramEnd"/>
-      <w:r>
-        <w:rPr>
-          <w:rFonts w:asciiTheme="minorHAnsi" w:hAnsiTheme="minorHAnsi" w:cstheme="minorHAnsi"/>
-          <w:sz w:val="20"/>
-          <w:szCs w:val="20"/>
-        </w:rPr>
-        <w:t xml:space="preserve"> </w:t>
-      </w:r>
-      <w:r>
-        <w:rPr>
-          <w:rFonts w:asciiTheme="minorHAnsi" w:hAnsiTheme="minorHAnsi" w:cstheme="minorHAnsi"/>
-          <w:spacing w:val="-25"/>
-          <w:sz w:val="20"/>
-          <w:szCs w:val="20"/>
-        </w:rPr>
-        <w:t xml:space="preserve"> </w:t>
-      </w:r>
-      <w:r>
-        <w:rPr>
-          <w:rFonts w:asciiTheme="minorHAnsi" w:hAnsiTheme="minorHAnsi" w:cstheme="minorHAnsi"/>
-          <w:sz w:val="20"/>
-          <w:szCs w:val="20"/>
-        </w:rPr>
-        <w:t>U</w:t>
-      </w:r>
-      <w:r>
-        <w:rPr>
-          <w:rFonts w:asciiTheme="minorHAnsi" w:hAnsiTheme="minorHAnsi" w:cstheme="minorHAnsi"/>
-          <w:sz w:val="20"/>
-          <w:szCs w:val="20"/>
-        </w:rPr>
-        <w:t xml:space="preserve"> </w:t>
-      </w:r>
-      <w:r>
-        <w:rPr>
-          <w:rFonts w:asciiTheme="minorHAnsi" w:hAnsiTheme="minorHAnsi" w:cstheme="minorHAnsi"/>
-          <w:spacing w:val="-25"/>
-          <w:sz w:val="20"/>
-          <w:szCs w:val="20"/>
-        </w:rPr>
-        <w:t xml:space="preserve"> </w:t>
-      </w:r>
-      <w:r>
-        <w:rPr>
-          <w:rFonts w:asciiTheme="minorHAnsi" w:hAnsiTheme="minorHAnsi" w:cstheme="minorHAnsi"/>
-          <w:sz w:val="20"/>
-          <w:szCs w:val="20"/>
-        </w:rPr>
-        <w:t>C</w:t>
-      </w:r>
-      <w:r>
-        <w:rPr>
-          <w:rFonts w:asciiTheme="minorHAnsi" w:hAnsiTheme="minorHAnsi" w:cstheme="minorHAnsi"/>
-          <w:sz w:val="20"/>
-          <w:szCs w:val="20"/>
-        </w:rPr>
-        <w:t xml:space="preserve"> </w:t>
-      </w:r>
-      <w:r>
-        <w:rPr>
-          <w:rFonts w:asciiTheme="minorHAnsi" w:hAnsiTheme="minorHAnsi" w:cstheme="minorHAnsi"/>
-          <w:spacing w:val="-24"/>
-          <w:sz w:val="20"/>
-          <w:szCs w:val="20"/>
-        </w:rPr>
-        <w:t xml:space="preserve"> </w:t>
-      </w:r>
-      <w:r>
-        <w:rPr>
-          <w:rFonts w:asciiTheme="minorHAnsi" w:hAnsiTheme="minorHAnsi" w:cstheme="minorHAnsi"/>
-          <w:sz w:val="20"/>
-          <w:szCs w:val="20"/>
-        </w:rPr>
-        <w:t>A</w:t>
-      </w:r>
-      <w:r>
-        <w:rPr>
-          <w:rFonts w:asciiTheme="minorHAnsi" w:hAnsiTheme="minorHAnsi" w:cstheme="minorHAnsi"/>
-          <w:spacing w:val="-25"/>
-          <w:sz w:val="20"/>
-          <w:szCs w:val="20"/>
-        </w:rPr>
-        <w:t xml:space="preserve"> </w:t>
-      </w:r>
-      <w:r>
-        <w:rPr>
-          <w:rFonts w:asciiTheme="minorHAnsi" w:hAnsiTheme="minorHAnsi" w:cstheme="minorHAnsi"/>
-          <w:spacing w:val="-25"/>
-          <w:sz w:val="20"/>
-          <w:szCs w:val="20"/>
-        </w:rPr>
-        <w:t xml:space="preserve"> </w:t>
-      </w:r>
-      <w:r>
-        <w:rPr>
-          <w:rFonts w:asciiTheme="minorHAnsi" w:hAnsiTheme="minorHAnsi" w:cstheme="minorHAnsi"/>
-          <w:sz w:val="20"/>
-          <w:szCs w:val="20"/>
-        </w:rPr>
-        <w:t>T</w:t>
-      </w:r>
-      <w:r>
-        <w:rPr>
-          <w:rFonts w:asciiTheme="minorHAnsi" w:hAnsiTheme="minorHAnsi" w:cstheme="minorHAnsi"/>
-          <w:spacing w:val="-25"/>
-          <w:sz w:val="20"/>
-          <w:szCs w:val="20"/>
-        </w:rPr>
-        <w:t xml:space="preserve"> </w:t>
-      </w:r>
-      <w:r>
-        <w:rPr>
-          <w:rFonts w:asciiTheme="minorHAnsi" w:hAnsiTheme="minorHAnsi" w:cstheme="minorHAnsi"/>
-          <w:spacing w:val="-25"/>
-          <w:sz w:val="20"/>
-          <w:szCs w:val="20"/>
-        </w:rPr>
-        <w:t xml:space="preserve"> </w:t>
-      </w:r>
-      <w:r>
-        <w:rPr>
-          <w:rFonts w:asciiTheme="minorHAnsi" w:hAnsiTheme="minorHAnsi" w:cstheme="minorHAnsi"/>
-          <w:sz w:val="20"/>
-          <w:szCs w:val="20"/>
-        </w:rPr>
-        <w:t xml:space="preserve">I </w:t>
-      </w:r>
-      <w:r>
-        <w:rPr>
-          <w:rFonts w:asciiTheme="minorHAnsi" w:hAnsiTheme="minorHAnsi" w:cstheme="minorHAnsi"/>
-          <w:spacing w:val="-24"/>
-          <w:sz w:val="20"/>
-          <w:szCs w:val="20"/>
-        </w:rPr>
-        <w:t>O</w:t>
-      </w:r>
-      <w:r>
-        <w:rPr>
-          <w:rFonts w:asciiTheme="minorHAnsi" w:hAnsiTheme="minorHAnsi" w:cstheme="minorHAnsi"/>
-          <w:spacing w:val="-25"/>
-          <w:sz w:val="20"/>
-          <w:szCs w:val="20"/>
-        </w:rPr>
-        <w:t xml:space="preserve"> </w:t>
-      </w:r>
-      <w:r>
-        <w:rPr>
-          <w:rFonts w:asciiTheme="minorHAnsi" w:hAnsiTheme="minorHAnsi" w:cstheme="minorHAnsi"/>
-          <w:spacing w:val="-25"/>
-          <w:sz w:val="20"/>
-          <w:szCs w:val="20"/>
-        </w:rPr>
-        <w:t xml:space="preserve"> </w:t>
-      </w:r>
-      <w:r>
-        <w:rPr>
-          <w:rFonts w:asciiTheme="minorHAnsi" w:hAnsiTheme="minorHAnsi" w:cstheme="minorHAnsi"/>
-          <w:spacing w:val="-10"/>
-          <w:sz w:val="20"/>
-          <w:szCs w:val="20"/>
-        </w:rPr>
-        <w:t>N</w:t>
-      </w:r>
-    </w:p>
-    <w:p>
-      <w:pPr>
-        <w:pStyle w:val="Heading3"/>
-        <w:spacing w:before="151"/>
-        <w:rPr>
-          <w:rFonts w:asciiTheme="minorHAnsi" w:hAnsiTheme="minorHAnsi" w:cstheme="minorHAnsi"/>
-          <w:sz w:val="16"/>
-          <w:szCs w:val="16"/>
-        </w:rPr>
-      </w:pPr>
-      <w:r>
-        <w:rPr>
-          <w:rFonts w:asciiTheme="minorHAnsi" w:hAnsiTheme="minorHAnsi" w:cstheme="minorHAnsi"/>
-          <w:sz w:val="16"/>
-          <w:szCs w:val="16"/>
-        </w:rPr>
-        <w:t>B.</w:t>
-      </w:r>
-      <w:r>
-        <w:rPr>
-          <w:rFonts w:asciiTheme="minorHAnsi" w:hAnsiTheme="minorHAnsi" w:cstheme="minorHAnsi"/>
-          <w:spacing w:val="-23"/>
-          <w:sz w:val="16"/>
-          <w:szCs w:val="16"/>
-        </w:rPr>
-        <w:t xml:space="preserve"> </w:t>
-      </w:r>
-      <w:r>
-        <w:rPr>
-          <w:rFonts w:asciiTheme="minorHAnsi" w:hAnsiTheme="minorHAnsi" w:cstheme="minorHAnsi"/>
-          <w:sz w:val="16"/>
-          <w:szCs w:val="16"/>
-        </w:rPr>
-        <w:t>E</w:t>
-      </w:r>
-      <w:r>
-        <w:rPr>
-          <w:rFonts w:asciiTheme="minorHAnsi" w:hAnsiTheme="minorHAnsi" w:cstheme="minorHAnsi"/>
-          <w:spacing w:val="44"/>
-          <w:sz w:val="16"/>
-          <w:szCs w:val="16"/>
-        </w:rPr>
-        <w:t xml:space="preserve"> </w:t>
-      </w:r>
-      <w:r>
-        <w:rPr>
-          <w:rFonts w:asciiTheme="minorHAnsi" w:hAnsiTheme="minorHAnsi" w:cstheme="minorHAnsi"/>
-          <w:sz w:val="16"/>
-          <w:szCs w:val="16"/>
-        </w:rPr>
-        <w:t>IN</w:t>
-      </w:r>
-      <w:r>
-        <w:rPr>
-          <w:rFonts w:asciiTheme="minorHAnsi" w:hAnsiTheme="minorHAnsi" w:cstheme="minorHAnsi"/>
-          <w:spacing w:val="45"/>
-          <w:sz w:val="16"/>
-          <w:szCs w:val="16"/>
-        </w:rPr>
-        <w:t xml:space="preserve"> </w:t>
-      </w:r>
-      <w:r>
-        <w:rPr>
-          <w:rFonts w:asciiTheme="minorHAnsi" w:hAnsiTheme="minorHAnsi" w:cstheme="minorHAnsi"/>
-          <w:spacing w:val="16"/>
-          <w:sz w:val="16"/>
-          <w:szCs w:val="16"/>
-        </w:rPr>
-        <w:t>ELECTRONICS</w:t>
-      </w:r>
-      <w:r>
-        <w:rPr>
-          <w:rFonts w:asciiTheme="minorHAnsi" w:hAnsiTheme="minorHAnsi" w:cstheme="minorHAnsi"/>
-          <w:spacing w:val="44"/>
-          <w:sz w:val="16"/>
-          <w:szCs w:val="16"/>
-        </w:rPr>
-        <w:t xml:space="preserve"> </w:t>
-      </w:r>
-      <w:r>
-        <w:rPr>
-          <w:rFonts w:asciiTheme="minorHAnsi" w:hAnsiTheme="minorHAnsi" w:cstheme="minorHAnsi"/>
-          <w:spacing w:val="12"/>
-          <w:sz w:val="16"/>
-          <w:szCs w:val="16"/>
-        </w:rPr>
-        <w:t>AND</w:t>
-      </w:r>
-      <w:r>
-        <w:rPr>
-          <w:rFonts w:asciiTheme="minorHAnsi" w:hAnsiTheme="minorHAnsi" w:cstheme="minorHAnsi"/>
-          <w:spacing w:val="45"/>
-          <w:sz w:val="16"/>
-          <w:szCs w:val="16"/>
-        </w:rPr>
-        <w:t xml:space="preserve"> </w:t>
-      </w:r>
-      <w:r>
-        <w:rPr>
-          <w:rFonts w:asciiTheme="minorHAnsi" w:hAnsiTheme="minorHAnsi" w:cstheme="minorHAnsi"/>
-          <w:spacing w:val="14"/>
-          <w:sz w:val="16"/>
-          <w:szCs w:val="16"/>
-        </w:rPr>
-        <w:t>TELECOMMUNICATION</w:t>
-      </w:r>
-    </w:p>
-    <w:p>
-      <w:pPr>
-        <w:spacing w:before="6"/>
-        <w:ind w:left="140"/>
-        <w:rPr>
-          <w:rFonts w:asciiTheme="minorHAnsi" w:hAnsiTheme="minorHAnsi" w:cstheme="minorHAnsi"/>
-          <w:sz w:val="16"/>
-          <w:szCs w:val="16"/>
-        </w:rPr>
-      </w:pPr>
-      <w:r>
-        <w:rPr>
-          <w:rFonts w:asciiTheme="minorHAnsi" w:hAnsiTheme="minorHAnsi" w:cstheme="minorHAnsi"/>
-          <w:b/>
-          <w:color w:val="0070C0"/>
-          <w:sz w:val="16"/>
-          <w:szCs w:val="16"/>
-        </w:rPr>
-        <w:t>Atharva College of Engineering</w:t>
-      </w:r>
-      <w:r>
-        <w:rPr>
-          <w:rFonts w:asciiTheme="minorHAnsi" w:hAnsiTheme="minorHAnsi" w:cstheme="minorHAnsi"/>
-          <w:sz w:val="16"/>
-          <w:szCs w:val="16"/>
-        </w:rPr>
-        <w:t xml:space="preserve"> |</w:t>
-      </w:r>
-      <w:r>
-        <w:rPr>
-          <w:rFonts w:asciiTheme="minorHAnsi" w:hAnsiTheme="minorHAnsi" w:cstheme="minorHAnsi"/>
-          <w:spacing w:val="78"/>
-          <w:w w:val="150"/>
-          <w:sz w:val="16"/>
-          <w:szCs w:val="16"/>
-        </w:rPr>
-        <w:t xml:space="preserve"> </w:t>
-      </w:r>
-      <w:r>
-        <w:rPr>
-          <w:rFonts w:asciiTheme="minorHAnsi" w:hAnsiTheme="minorHAnsi" w:cstheme="minorHAnsi"/>
-          <w:spacing w:val="12"/>
-          <w:sz w:val="16"/>
-          <w:szCs w:val="16"/>
-        </w:rPr>
-        <w:t>2017</w:t>
-      </w:r>
-      <w:r>
-        <w:rPr>
-          <w:rFonts w:asciiTheme="minorHAnsi" w:hAnsiTheme="minorHAnsi" w:cstheme="minorHAnsi"/>
-          <w:spacing w:val="39"/>
-          <w:sz w:val="16"/>
-          <w:szCs w:val="16"/>
-        </w:rPr>
-        <w:t xml:space="preserve"> </w:t>
-      </w:r>
-      <w:r>
-        <w:rPr>
-          <w:rFonts w:asciiTheme="minorHAnsi" w:hAnsiTheme="minorHAnsi" w:cstheme="minorHAnsi"/>
-          <w:sz w:val="16"/>
-          <w:szCs w:val="16"/>
-        </w:rPr>
-        <w:t>-</w:t>
-      </w:r>
-      <w:r>
-        <w:rPr>
-          <w:rFonts w:asciiTheme="minorHAnsi" w:hAnsiTheme="minorHAnsi" w:cstheme="minorHAnsi"/>
-          <w:spacing w:val="39"/>
-          <w:sz w:val="16"/>
-          <w:szCs w:val="16"/>
-        </w:rPr>
-        <w:t xml:space="preserve"> </w:t>
-      </w:r>
-      <w:r>
-        <w:rPr>
-          <w:rFonts w:asciiTheme="minorHAnsi" w:hAnsiTheme="minorHAnsi" w:cstheme="minorHAnsi"/>
-          <w:spacing w:val="8"/>
-          <w:sz w:val="16"/>
-          <w:szCs w:val="16"/>
-        </w:rPr>
-        <w:t>2020</w:t>
-      </w:r>
-    </w:p>
-    <w:p>
-      <w:pPr>
-        <w:pStyle w:val="BodyText"/>
-        <w:spacing w:before="55"/>
-        <w:ind w:left="140"/>
-        <w:rPr>
-          <w:rFonts w:asciiTheme="minorHAnsi" w:hAnsiTheme="minorHAnsi" w:cstheme="minorHAnsi"/>
-          <w:sz w:val="16"/>
-          <w:szCs w:val="16"/>
-        </w:rPr>
-      </w:pPr>
-      <w:r>
-        <w:rPr>
-          <w:rFonts w:asciiTheme="minorHAnsi" w:hAnsiTheme="minorHAnsi" w:cstheme="minorHAnsi"/>
-          <w:spacing w:val="13"/>
-          <w:sz w:val="16"/>
-          <w:szCs w:val="16"/>
-        </w:rPr>
-        <w:t>CGP</w:t>
-      </w:r>
-      <w:r>
-        <w:rPr>
-          <w:rFonts w:asciiTheme="minorHAnsi" w:hAnsiTheme="minorHAnsi" w:cstheme="minorHAnsi"/>
-          <w:spacing w:val="13"/>
-          <w:sz w:val="16"/>
-          <w:szCs w:val="16"/>
-        </w:rPr>
-        <w:t>I</w:t>
-      </w:r>
-      <w:r>
-        <w:rPr>
-          <w:rFonts w:asciiTheme="minorHAnsi" w:hAnsiTheme="minorHAnsi" w:cstheme="minorHAnsi"/>
-          <w:spacing w:val="13"/>
-          <w:sz w:val="16"/>
-          <w:szCs w:val="16"/>
-        </w:rPr>
-        <w:t>:</w:t>
-      </w:r>
-      <w:r>
-        <w:rPr>
-          <w:rFonts w:asciiTheme="minorHAnsi" w:hAnsiTheme="minorHAnsi" w:cstheme="minorHAnsi"/>
-          <w:spacing w:val="36"/>
-          <w:sz w:val="16"/>
-          <w:szCs w:val="16"/>
-        </w:rPr>
-        <w:t xml:space="preserve"> </w:t>
-      </w:r>
-      <w:r>
-        <w:rPr>
-          <w:rFonts w:asciiTheme="minorHAnsi" w:hAnsiTheme="minorHAnsi" w:cstheme="minorHAnsi"/>
-          <w:sz w:val="16"/>
-          <w:szCs w:val="16"/>
-        </w:rPr>
-        <w:t xml:space="preserve">8.56 </w:t>
-      </w:r>
-    </w:p>
-    <w:p>
-      <w:pPr>
-        <w:pStyle w:val="Heading3"/>
-        <w:spacing w:before="85" w:line="217" w:lineRule="exact"/>
-        <w:rPr>
-          <w:rFonts w:asciiTheme="minorHAnsi" w:hAnsiTheme="minorHAnsi" w:cstheme="minorHAnsi"/>
-          <w:sz w:val="16"/>
-          <w:szCs w:val="16"/>
-        </w:rPr>
-      </w:pPr>
-      <w:r>
-        <w:rPr>
-          <w:rFonts w:asciiTheme="minorHAnsi" w:hAnsiTheme="minorHAnsi" w:cstheme="minorHAnsi"/>
-          <w:spacing w:val="15"/>
-          <w:sz w:val="16"/>
-          <w:szCs w:val="16"/>
-        </w:rPr>
-        <w:t>DIPLOMA</w:t>
-      </w:r>
-      <w:r>
-        <w:rPr>
-          <w:rFonts w:asciiTheme="minorHAnsi" w:hAnsiTheme="minorHAnsi" w:cstheme="minorHAnsi"/>
-          <w:spacing w:val="41"/>
-          <w:sz w:val="16"/>
-          <w:szCs w:val="16"/>
-        </w:rPr>
-        <w:t xml:space="preserve"> </w:t>
-      </w:r>
-      <w:r>
-        <w:rPr>
-          <w:rFonts w:asciiTheme="minorHAnsi" w:hAnsiTheme="minorHAnsi" w:cstheme="minorHAnsi"/>
-          <w:sz w:val="16"/>
-          <w:szCs w:val="16"/>
-        </w:rPr>
-        <w:t>IN</w:t>
-      </w:r>
-      <w:r>
-        <w:rPr>
-          <w:rFonts w:asciiTheme="minorHAnsi" w:hAnsiTheme="minorHAnsi" w:cstheme="minorHAnsi"/>
-          <w:spacing w:val="43"/>
-          <w:sz w:val="16"/>
-          <w:szCs w:val="16"/>
-        </w:rPr>
-        <w:t xml:space="preserve"> </w:t>
-      </w:r>
-      <w:r>
-        <w:rPr>
-          <w:rFonts w:asciiTheme="minorHAnsi" w:hAnsiTheme="minorHAnsi" w:cstheme="minorHAnsi"/>
-          <w:spacing w:val="15"/>
-          <w:sz w:val="16"/>
-          <w:szCs w:val="16"/>
-        </w:rPr>
-        <w:t>DIGITAL</w:t>
-      </w:r>
-      <w:r>
-        <w:rPr>
-          <w:rFonts w:asciiTheme="minorHAnsi" w:hAnsiTheme="minorHAnsi" w:cstheme="minorHAnsi"/>
-          <w:spacing w:val="43"/>
-          <w:sz w:val="16"/>
-          <w:szCs w:val="16"/>
-        </w:rPr>
-        <w:t xml:space="preserve"> </w:t>
-      </w:r>
-      <w:r>
-        <w:rPr>
-          <w:rFonts w:asciiTheme="minorHAnsi" w:hAnsiTheme="minorHAnsi" w:cstheme="minorHAnsi"/>
-          <w:spacing w:val="14"/>
-          <w:sz w:val="16"/>
-          <w:szCs w:val="16"/>
-        </w:rPr>
-        <w:t>ELECTRONICS</w:t>
-      </w:r>
-    </w:p>
-    <w:p>
-      <w:pPr>
-        <w:pStyle w:val="BodyText"/>
-        <w:spacing w:line="217" w:lineRule="exact"/>
-        <w:ind w:left="140"/>
-        <w:rPr>
-          <w:rFonts w:asciiTheme="minorHAnsi" w:hAnsiTheme="minorHAnsi" w:cstheme="minorHAnsi"/>
-          <w:sz w:val="16"/>
-          <w:szCs w:val="16"/>
-        </w:rPr>
-      </w:pPr>
-      <w:r>
-        <w:rPr>
-          <w:rFonts w:asciiTheme="minorHAnsi" w:hAnsiTheme="minorHAnsi" w:cstheme="minorHAnsi"/>
-          <w:b/>
-          <w:color w:val="0070C0"/>
-          <w:sz w:val="16"/>
-          <w:szCs w:val="16"/>
-        </w:rPr>
-        <w:t xml:space="preserve">Shri Bhagubhai </w:t>
-      </w:r>
-      <w:r>
-        <w:rPr>
-          <w:rFonts w:asciiTheme="minorHAnsi" w:hAnsiTheme="minorHAnsi" w:cstheme="minorHAnsi"/>
-          <w:b/>
-          <w:color w:val="0070C0"/>
-          <w:sz w:val="16"/>
-          <w:szCs w:val="16"/>
-        </w:rPr>
-        <w:t>M</w:t>
-      </w:r>
-      <w:r>
-        <w:rPr>
-          <w:rFonts w:asciiTheme="minorHAnsi" w:hAnsiTheme="minorHAnsi" w:cstheme="minorHAnsi"/>
-          <w:b/>
-          <w:color w:val="0070C0"/>
-          <w:sz w:val="16"/>
-          <w:szCs w:val="16"/>
-        </w:rPr>
-        <w:t>afatlal Polytechnic</w:t>
-      </w:r>
-      <w:r>
-        <w:rPr>
-          <w:rFonts w:asciiTheme="minorHAnsi" w:hAnsiTheme="minorHAnsi" w:cstheme="minorHAnsi"/>
-          <w:spacing w:val="37"/>
-          <w:sz w:val="16"/>
-          <w:szCs w:val="16"/>
-        </w:rPr>
-        <w:t xml:space="preserve"> </w:t>
-      </w:r>
-      <w:r>
-        <w:rPr>
-          <w:rFonts w:asciiTheme="minorHAnsi" w:hAnsiTheme="minorHAnsi" w:cstheme="minorHAnsi"/>
-          <w:sz w:val="16"/>
-          <w:szCs w:val="16"/>
-        </w:rPr>
-        <w:t>|</w:t>
-      </w:r>
-      <w:r>
-        <w:rPr>
-          <w:rFonts w:asciiTheme="minorHAnsi" w:hAnsiTheme="minorHAnsi" w:cstheme="minorHAnsi"/>
-          <w:spacing w:val="78"/>
-          <w:w w:val="150"/>
-          <w:sz w:val="16"/>
-          <w:szCs w:val="16"/>
-        </w:rPr>
-        <w:t xml:space="preserve"> </w:t>
-      </w:r>
-      <w:r>
-        <w:rPr>
-          <w:rFonts w:asciiTheme="minorHAnsi" w:hAnsiTheme="minorHAnsi" w:cstheme="minorHAnsi"/>
-          <w:spacing w:val="12"/>
-          <w:sz w:val="16"/>
-          <w:szCs w:val="16"/>
-        </w:rPr>
-        <w:t>2013</w:t>
-      </w:r>
-      <w:r>
-        <w:rPr>
-          <w:rFonts w:asciiTheme="minorHAnsi" w:hAnsiTheme="minorHAnsi" w:cstheme="minorHAnsi"/>
-          <w:spacing w:val="38"/>
-          <w:sz w:val="16"/>
-          <w:szCs w:val="16"/>
-        </w:rPr>
-        <w:t xml:space="preserve"> </w:t>
-      </w:r>
-      <w:r>
-        <w:rPr>
-          <w:rFonts w:asciiTheme="minorHAnsi" w:hAnsiTheme="minorHAnsi" w:cstheme="minorHAnsi"/>
-          <w:sz w:val="16"/>
-          <w:szCs w:val="16"/>
-        </w:rPr>
-        <w:t>-</w:t>
-      </w:r>
-      <w:r>
-        <w:rPr>
-          <w:rFonts w:asciiTheme="minorHAnsi" w:hAnsiTheme="minorHAnsi" w:cstheme="minorHAnsi"/>
-          <w:spacing w:val="37"/>
-          <w:sz w:val="16"/>
-          <w:szCs w:val="16"/>
-        </w:rPr>
-        <w:t xml:space="preserve"> </w:t>
-      </w:r>
-      <w:r>
-        <w:rPr>
-          <w:rFonts w:asciiTheme="minorHAnsi" w:hAnsiTheme="minorHAnsi" w:cstheme="minorHAnsi"/>
-          <w:spacing w:val="8"/>
-          <w:sz w:val="16"/>
-          <w:szCs w:val="16"/>
-        </w:rPr>
-        <w:t>2017</w:t>
-      </w:r>
-    </w:p>
-    <w:p>
-      <w:pPr>
-        <w:spacing w:before="74"/>
-        <w:ind w:left="140"/>
-        <w:rPr>
-          <w:rFonts w:asciiTheme="minorHAnsi" w:hAnsiTheme="minorHAnsi" w:cstheme="minorHAnsi"/>
-          <w:spacing w:val="-10"/>
-          <w:sz w:val="16"/>
-          <w:szCs w:val="16"/>
-        </w:rPr>
-      </w:pPr>
-      <w:r>
-        <w:rPr>
-          <w:rFonts w:asciiTheme="minorHAnsi" w:hAnsiTheme="minorHAnsi" w:cstheme="minorHAnsi"/>
-          <w:sz w:val="16"/>
-          <w:szCs w:val="16"/>
-        </w:rPr>
-        <w:t>8</w:t>
-      </w:r>
-      <w:r>
-        <w:rPr>
-          <w:rFonts w:asciiTheme="minorHAnsi" w:hAnsiTheme="minorHAnsi" w:cstheme="minorHAnsi"/>
-          <w:sz w:val="16"/>
-          <w:szCs w:val="16"/>
-        </w:rPr>
-        <w:t>6</w:t>
-      </w:r>
-      <w:r>
-        <w:rPr>
-          <w:rFonts w:asciiTheme="minorHAnsi" w:hAnsiTheme="minorHAnsi" w:cstheme="minorHAnsi"/>
-          <w:sz w:val="16"/>
-          <w:szCs w:val="16"/>
-        </w:rPr>
-        <w:t>.</w:t>
-      </w:r>
-      <w:r>
-        <w:rPr>
-          <w:rFonts w:asciiTheme="minorHAnsi" w:hAnsiTheme="minorHAnsi" w:cstheme="minorHAnsi"/>
-          <w:spacing w:val="-11"/>
-          <w:sz w:val="16"/>
-          <w:szCs w:val="16"/>
-        </w:rPr>
-        <w:t xml:space="preserve"> </w:t>
-      </w:r>
-      <w:r>
-        <w:rPr>
-          <w:rFonts w:asciiTheme="minorHAnsi" w:hAnsiTheme="minorHAnsi" w:cstheme="minorHAnsi"/>
-          <w:sz w:val="16"/>
-          <w:szCs w:val="16"/>
-        </w:rPr>
-        <w:t>87</w:t>
-      </w:r>
-      <w:r>
-        <w:rPr>
-          <w:rFonts w:asciiTheme="minorHAnsi" w:hAnsiTheme="minorHAnsi" w:cstheme="minorHAnsi"/>
-          <w:spacing w:val="-10"/>
-          <w:sz w:val="16"/>
-          <w:szCs w:val="16"/>
-        </w:rPr>
-        <w:t xml:space="preserve"> %</w:t>
-      </w:r>
-    </w:p>
-    <w:p>
-      <w:pPr>
-        <w:spacing w:before="74"/>
-        <w:ind w:left="140"/>
-        <w:rPr>
-          <w:rFonts w:asciiTheme="minorHAnsi" w:hAnsiTheme="minorHAnsi" w:cstheme="minorHAnsi"/>
-          <w:sz w:val="16"/>
-          <w:szCs w:val="16"/>
-        </w:rPr>
-      </w:pPr>
-      <w:r>
-        <w:rPr>
-          <w:rFonts w:asciiTheme="minorHAnsi" w:hAnsiTheme="minorHAnsi" w:cstheme="minorHAnsi"/>
-          <w:b/>
-          <w:bCs/>
-          <w:spacing w:val="15"/>
-          <w:sz w:val="16"/>
-          <w:szCs w:val="16"/>
-        </w:rPr>
-        <w:t>SECONDARY SCHOOL CERTIFICATE (SSC)</w:t>
-      </w:r>
-    </w:p>
-    <w:p>
-      <w:pPr>
-        <w:spacing w:before="6"/>
-        <w:ind w:left="140"/>
-        <w:rPr>
-          <w:rFonts w:asciiTheme="minorHAnsi" w:hAnsiTheme="minorHAnsi" w:cstheme="minorHAnsi"/>
-          <w:spacing w:val="15"/>
-          <w:sz w:val="16"/>
-          <w:szCs w:val="16"/>
-        </w:rPr>
-      </w:pPr>
-      <w:r>
-        <w:rPr>
-          <w:rFonts w:asciiTheme="minorHAnsi" w:hAnsiTheme="minorHAnsi" w:cstheme="minorHAnsi"/>
-          <w:b/>
-          <w:color w:val="0070C0"/>
-          <w:sz w:val="16"/>
-          <w:szCs w:val="16"/>
-        </w:rPr>
-        <w:t>Sheth D.M. High School</w:t>
-      </w:r>
-      <w:r>
-        <w:rPr>
-          <w:rFonts w:asciiTheme="minorHAnsi" w:hAnsiTheme="minorHAnsi" w:cstheme="minorHAnsi"/>
-          <w:spacing w:val="15"/>
-          <w:sz w:val="16"/>
-          <w:szCs w:val="16"/>
-        </w:rPr>
-        <w:t xml:space="preserve"> | 2013</w:t>
-      </w:r>
-    </w:p>
-    <w:p>
-      <w:pPr>
-        <w:spacing w:before="74"/>
-        <w:ind w:left="140"/>
-        <w:rPr>
-          <w:rFonts w:asciiTheme="minorHAnsi" w:hAnsiTheme="minorHAnsi" w:cstheme="minorHAnsi"/>
-          <w:sz w:val="16"/>
-          <w:szCs w:val="16"/>
-        </w:rPr>
-      </w:pPr>
-      <w:r>
-        <w:rPr>
-          <w:rFonts w:asciiTheme="minorHAnsi" w:hAnsiTheme="minorHAnsi" w:cstheme="minorHAnsi"/>
-          <w:sz w:val="16"/>
-          <w:szCs w:val="16"/>
-        </w:rPr>
-        <w:t>91.45%</w:t>
-      </w:r>
-    </w:p>
-    <w:p>
-      <w:pPr>
-        <w:pStyle w:val="Heading1"/>
-        <w:spacing w:before="182"/>
-        <w:rPr>
-          <w:rFonts w:asciiTheme="minorHAnsi" w:hAnsiTheme="minorHAnsi" w:cstheme="minorHAnsi"/>
-          <w:sz w:val="20"/>
-          <w:szCs w:val="20"/>
-        </w:rPr>
-      </w:pPr>
-      <w:r>
-        <w:rPr>
-          <w:rFonts w:asciiTheme="minorHAnsi" w:hAnsiTheme="minorHAnsi" w:cstheme="minorHAnsi"/>
-          <w:sz w:val="20"/>
-          <w:szCs w:val="20"/>
-        </w:rPr>
-        <w:t>C E R T I F I C A T I O N S</w:t>
+        <w:t>CERTIFICATIONS</w:t>
       </w:r>
     </w:p>
     <w:p>
@@ -3849,9 +2441,11 @@
     <w:p>
       <w:pPr>
         <w:pStyle w:val="Heading1"/>
-        <w:spacing w:before="1"/>
-        <w:rPr>
-          <w:rFonts w:asciiTheme="minorHAnsi" w:hAnsiTheme="minorHAnsi" w:cstheme="minorHAnsi"/>
+        <w:spacing w:before="95"/>
+        <w:ind w:left="0"/>
+        <w:rPr>
+          <w:rFonts w:asciiTheme="minorHAnsi" w:hAnsiTheme="minorHAnsi" w:cstheme="minorHAnsi"/>
+          <w:color w:val="1F497D" w:themeColor="text2"/>
           <w:sz w:val="20"/>
           <w:szCs w:val="20"/>
         </w:rPr>
@@ -3859,52 +2453,683 @@
       <w:r>
         <w:rPr>
           <w:rFonts w:asciiTheme="minorHAnsi" w:hAnsiTheme="minorHAnsi" w:cstheme="minorHAnsi"/>
+          <w:color w:val="1F497D" w:themeColor="text2"/>
           <w:sz w:val="20"/>
           <w:szCs w:val="20"/>
         </w:rPr>
-        <w:t xml:space="preserve">A D </w:t>
-      </w:r>
-      <w:proofErr w:type="spellStart"/>
-      <w:r>
-        <w:rPr>
-          <w:rFonts w:asciiTheme="minorHAnsi" w:hAnsiTheme="minorHAnsi" w:cstheme="minorHAnsi"/>
+        <w:t>EDUCATION</w:t>
+      </w:r>
+    </w:p>
+    <w:p>
+      <w:pPr>
+        <w:pStyle w:val="Heading3"/>
+        <w:spacing w:before="151"/>
+        <w:rPr>
+          <w:rFonts w:asciiTheme="minorHAnsi" w:hAnsiTheme="minorHAnsi" w:cstheme="minorHAnsi"/>
+          <w:sz w:val="17"/>
+          <w:szCs w:val="17"/>
+        </w:rPr>
+      </w:pPr>
+      <w:r>
+        <w:rPr>
+          <w:rFonts w:asciiTheme="minorHAnsi" w:hAnsiTheme="minorHAnsi" w:cstheme="minorHAnsi"/>
+          <w:sz w:val="17"/>
+          <w:szCs w:val="17"/>
+        </w:rPr>
+        <w:t>B.</w:t>
+      </w:r>
+      <w:r>
+        <w:rPr>
+          <w:rFonts w:asciiTheme="minorHAnsi" w:hAnsiTheme="minorHAnsi" w:cstheme="minorHAnsi"/>
+          <w:spacing w:val="-23"/>
+          <w:sz w:val="17"/>
+          <w:szCs w:val="17"/>
+        </w:rPr>
+        <w:t xml:space="preserve"> </w:t>
+      </w:r>
+      <w:r>
+        <w:rPr>
+          <w:rFonts w:asciiTheme="minorHAnsi" w:hAnsiTheme="minorHAnsi" w:cstheme="minorHAnsi"/>
+          <w:sz w:val="17"/>
+          <w:szCs w:val="17"/>
+        </w:rPr>
+        <w:t>E</w:t>
+      </w:r>
+      <w:r>
+        <w:rPr>
+          <w:rFonts w:asciiTheme="minorHAnsi" w:hAnsiTheme="minorHAnsi" w:cstheme="minorHAnsi"/>
+          <w:spacing w:val="44"/>
+          <w:sz w:val="17"/>
+          <w:szCs w:val="17"/>
+        </w:rPr>
+        <w:t xml:space="preserve"> </w:t>
+      </w:r>
+      <w:r>
+        <w:rPr>
+          <w:rFonts w:asciiTheme="minorHAnsi" w:hAnsiTheme="minorHAnsi" w:cstheme="minorHAnsi"/>
+          <w:sz w:val="17"/>
+          <w:szCs w:val="17"/>
+        </w:rPr>
+        <w:t>IN</w:t>
+      </w:r>
+      <w:r>
+        <w:rPr>
+          <w:rFonts w:asciiTheme="minorHAnsi" w:hAnsiTheme="minorHAnsi" w:cstheme="minorHAnsi"/>
+          <w:spacing w:val="45"/>
+          <w:sz w:val="17"/>
+          <w:szCs w:val="17"/>
+        </w:rPr>
+        <w:t xml:space="preserve"> </w:t>
+      </w:r>
+      <w:r>
+        <w:rPr>
+          <w:rFonts w:asciiTheme="minorHAnsi" w:hAnsiTheme="minorHAnsi" w:cstheme="minorHAnsi"/>
+          <w:spacing w:val="16"/>
+          <w:sz w:val="17"/>
+          <w:szCs w:val="17"/>
+        </w:rPr>
+        <w:t>ELECTRONICS</w:t>
+      </w:r>
+      <w:r>
+        <w:rPr>
+          <w:rFonts w:asciiTheme="minorHAnsi" w:hAnsiTheme="minorHAnsi" w:cstheme="minorHAnsi"/>
+          <w:spacing w:val="44"/>
+          <w:sz w:val="17"/>
+          <w:szCs w:val="17"/>
+        </w:rPr>
+        <w:t xml:space="preserve"> </w:t>
+      </w:r>
+      <w:r>
+        <w:rPr>
+          <w:rFonts w:asciiTheme="minorHAnsi" w:hAnsiTheme="minorHAnsi" w:cstheme="minorHAnsi"/>
+          <w:spacing w:val="12"/>
+          <w:sz w:val="17"/>
+          <w:szCs w:val="17"/>
+        </w:rPr>
+        <w:t>AND</w:t>
+      </w:r>
+      <w:r>
+        <w:rPr>
+          <w:rFonts w:asciiTheme="minorHAnsi" w:hAnsiTheme="minorHAnsi" w:cstheme="minorHAnsi"/>
+          <w:spacing w:val="45"/>
+          <w:sz w:val="17"/>
+          <w:szCs w:val="17"/>
+        </w:rPr>
+        <w:t xml:space="preserve"> </w:t>
+      </w:r>
+      <w:r>
+        <w:rPr>
+          <w:rFonts w:asciiTheme="minorHAnsi" w:hAnsiTheme="minorHAnsi" w:cstheme="minorHAnsi"/>
+          <w:spacing w:val="14"/>
+          <w:sz w:val="17"/>
+          <w:szCs w:val="17"/>
+        </w:rPr>
+        <w:t>TELECOMMUNICATION</w:t>
+      </w:r>
+    </w:p>
+    <w:p>
+      <w:pPr>
+        <w:spacing w:before="6"/>
+        <w:ind w:left="140"/>
+        <w:rPr>
+          <w:rFonts w:asciiTheme="minorHAnsi" w:hAnsiTheme="minorHAnsi" w:cstheme="minorHAnsi"/>
+          <w:sz w:val="17"/>
+          <w:szCs w:val="17"/>
+        </w:rPr>
+      </w:pPr>
+      <w:r>
+        <w:rPr>
+          <w:rFonts w:asciiTheme="minorHAnsi" w:hAnsiTheme="minorHAnsi" w:cstheme="minorHAnsi"/>
+          <w:b/>
+          <w:color w:val="0070C0"/>
+          <w:sz w:val="17"/>
+          <w:szCs w:val="17"/>
+        </w:rPr>
+        <w:t>Atharva College of Engineering</w:t>
+      </w:r>
+      <w:r>
+        <w:rPr>
+          <w:rFonts w:asciiTheme="minorHAnsi" w:hAnsiTheme="minorHAnsi" w:cstheme="minorHAnsi"/>
+          <w:sz w:val="17"/>
+          <w:szCs w:val="17"/>
+        </w:rPr>
+        <w:t xml:space="preserve"> |</w:t>
+      </w:r>
+      <w:r>
+        <w:rPr>
+          <w:rFonts w:asciiTheme="minorHAnsi" w:hAnsiTheme="minorHAnsi" w:cstheme="minorHAnsi"/>
+          <w:spacing w:val="78"/>
+          <w:w w:val="150"/>
+          <w:sz w:val="17"/>
+          <w:szCs w:val="17"/>
+        </w:rPr>
+        <w:t xml:space="preserve"> </w:t>
+      </w:r>
+      <w:r>
+        <w:rPr>
+          <w:rFonts w:asciiTheme="minorHAnsi" w:hAnsiTheme="minorHAnsi" w:cstheme="minorHAnsi"/>
+          <w:spacing w:val="12"/>
+          <w:sz w:val="17"/>
+          <w:szCs w:val="17"/>
+        </w:rPr>
+        <w:t>2017</w:t>
+      </w:r>
+      <w:r>
+        <w:rPr>
+          <w:rFonts w:asciiTheme="minorHAnsi" w:hAnsiTheme="minorHAnsi" w:cstheme="minorHAnsi"/>
+          <w:spacing w:val="39"/>
+          <w:sz w:val="17"/>
+          <w:szCs w:val="17"/>
+        </w:rPr>
+        <w:t xml:space="preserve"> </w:t>
+      </w:r>
+      <w:r>
+        <w:rPr>
+          <w:rFonts w:asciiTheme="minorHAnsi" w:hAnsiTheme="minorHAnsi" w:cstheme="minorHAnsi"/>
+          <w:sz w:val="17"/>
+          <w:szCs w:val="17"/>
+        </w:rPr>
+        <w:t>-</w:t>
+      </w:r>
+      <w:r>
+        <w:rPr>
+          <w:rFonts w:asciiTheme="minorHAnsi" w:hAnsiTheme="minorHAnsi" w:cstheme="minorHAnsi"/>
+          <w:spacing w:val="39"/>
+          <w:sz w:val="17"/>
+          <w:szCs w:val="17"/>
+        </w:rPr>
+        <w:t xml:space="preserve"> </w:t>
+      </w:r>
+      <w:r>
+        <w:rPr>
+          <w:rFonts w:asciiTheme="minorHAnsi" w:hAnsiTheme="minorHAnsi" w:cstheme="minorHAnsi"/>
+          <w:spacing w:val="8"/>
+          <w:sz w:val="17"/>
+          <w:szCs w:val="17"/>
+        </w:rPr>
+        <w:t>2020</w:t>
+      </w:r>
+    </w:p>
+    <w:p>
+      <w:pPr>
+        <w:pStyle w:val="BodyText"/>
+        <w:spacing w:before="55"/>
+        <w:ind w:left="140"/>
+        <w:rPr>
+          <w:rFonts w:asciiTheme="minorHAnsi" w:hAnsiTheme="minorHAnsi" w:cstheme="minorHAnsi"/>
+          <w:sz w:val="17"/>
+          <w:szCs w:val="17"/>
+        </w:rPr>
+      </w:pPr>
+      <w:r>
+        <w:rPr>
+          <w:rFonts w:asciiTheme="minorHAnsi" w:hAnsiTheme="minorHAnsi" w:cstheme="minorHAnsi"/>
+          <w:spacing w:val="13"/>
+          <w:sz w:val="17"/>
+          <w:szCs w:val="17"/>
+        </w:rPr>
+        <w:t>CGPI:</w:t>
+      </w:r>
+      <w:r>
+        <w:rPr>
+          <w:rFonts w:asciiTheme="minorHAnsi" w:hAnsiTheme="minorHAnsi" w:cstheme="minorHAnsi"/>
+          <w:spacing w:val="36"/>
+          <w:sz w:val="17"/>
+          <w:szCs w:val="17"/>
+        </w:rPr>
+        <w:t xml:space="preserve"> </w:t>
+      </w:r>
+      <w:r>
+        <w:rPr>
+          <w:rFonts w:asciiTheme="minorHAnsi" w:hAnsiTheme="minorHAnsi" w:cstheme="minorHAnsi"/>
+          <w:sz w:val="17"/>
+          <w:szCs w:val="17"/>
+        </w:rPr>
+        <w:t xml:space="preserve">8.56 </w:t>
+      </w:r>
+    </w:p>
+    <w:p>
+      <w:pPr>
+        <w:pStyle w:val="Heading3"/>
+        <w:spacing w:before="85" w:line="217" w:lineRule="exact"/>
+        <w:rPr>
+          <w:rFonts w:asciiTheme="minorHAnsi" w:hAnsiTheme="minorHAnsi" w:cstheme="minorHAnsi"/>
+          <w:sz w:val="17"/>
+          <w:szCs w:val="17"/>
+        </w:rPr>
+      </w:pPr>
+      <w:r>
+        <w:rPr>
+          <w:rFonts w:asciiTheme="minorHAnsi" w:hAnsiTheme="minorHAnsi" w:cstheme="minorHAnsi"/>
+          <w:spacing w:val="15"/>
+          <w:sz w:val="17"/>
+          <w:szCs w:val="17"/>
+        </w:rPr>
+        <w:t>DIPLOMA</w:t>
+      </w:r>
+      <w:r>
+        <w:rPr>
+          <w:rFonts w:asciiTheme="minorHAnsi" w:hAnsiTheme="minorHAnsi" w:cstheme="minorHAnsi"/>
+          <w:spacing w:val="41"/>
+          <w:sz w:val="17"/>
+          <w:szCs w:val="17"/>
+        </w:rPr>
+        <w:t xml:space="preserve"> </w:t>
+      </w:r>
+      <w:r>
+        <w:rPr>
+          <w:rFonts w:asciiTheme="minorHAnsi" w:hAnsiTheme="minorHAnsi" w:cstheme="minorHAnsi"/>
+          <w:sz w:val="17"/>
+          <w:szCs w:val="17"/>
+        </w:rPr>
+        <w:t>IN</w:t>
+      </w:r>
+      <w:r>
+        <w:rPr>
+          <w:rFonts w:asciiTheme="minorHAnsi" w:hAnsiTheme="minorHAnsi" w:cstheme="minorHAnsi"/>
+          <w:spacing w:val="43"/>
+          <w:sz w:val="17"/>
+          <w:szCs w:val="17"/>
+        </w:rPr>
+        <w:t xml:space="preserve"> </w:t>
+      </w:r>
+      <w:r>
+        <w:rPr>
+          <w:rFonts w:asciiTheme="minorHAnsi" w:hAnsiTheme="minorHAnsi" w:cstheme="minorHAnsi"/>
+          <w:spacing w:val="15"/>
+          <w:sz w:val="17"/>
+          <w:szCs w:val="17"/>
+        </w:rPr>
+        <w:t>DIGITAL</w:t>
+      </w:r>
+      <w:r>
+        <w:rPr>
+          <w:rFonts w:asciiTheme="minorHAnsi" w:hAnsiTheme="minorHAnsi" w:cstheme="minorHAnsi"/>
+          <w:spacing w:val="43"/>
+          <w:sz w:val="17"/>
+          <w:szCs w:val="17"/>
+        </w:rPr>
+        <w:t xml:space="preserve"> </w:t>
+      </w:r>
+      <w:r>
+        <w:rPr>
+          <w:rFonts w:asciiTheme="minorHAnsi" w:hAnsiTheme="minorHAnsi" w:cstheme="minorHAnsi"/>
+          <w:spacing w:val="14"/>
+          <w:sz w:val="17"/>
+          <w:szCs w:val="17"/>
+        </w:rPr>
+        <w:t>ELECTRONICS</w:t>
+      </w:r>
+    </w:p>
+    <w:p>
+      <w:pPr>
+        <w:pStyle w:val="BodyText"/>
+        <w:spacing w:line="217" w:lineRule="exact"/>
+        <w:ind w:left="140"/>
+        <w:rPr>
+          <w:rFonts w:asciiTheme="minorHAnsi" w:hAnsiTheme="minorHAnsi" w:cstheme="minorHAnsi"/>
+          <w:sz w:val="17"/>
+          <w:szCs w:val="17"/>
+        </w:rPr>
+      </w:pPr>
+      <w:r>
+        <w:rPr>
+          <w:rFonts w:asciiTheme="minorHAnsi" w:hAnsiTheme="minorHAnsi" w:cstheme="minorHAnsi"/>
+          <w:b/>
+          <w:color w:val="0070C0"/>
+          <w:sz w:val="17"/>
+          <w:szCs w:val="17"/>
+        </w:rPr>
+        <w:t>Shri Bhagubhai Mafatlal Polytechnic</w:t>
+      </w:r>
+      <w:r>
+        <w:rPr>
+          <w:rFonts w:asciiTheme="minorHAnsi" w:hAnsiTheme="minorHAnsi" w:cstheme="minorHAnsi"/>
+          <w:spacing w:val="37"/>
+          <w:sz w:val="17"/>
+          <w:szCs w:val="17"/>
+        </w:rPr>
+        <w:t xml:space="preserve"> </w:t>
+      </w:r>
+      <w:r>
+        <w:rPr>
+          <w:rFonts w:asciiTheme="minorHAnsi" w:hAnsiTheme="minorHAnsi" w:cstheme="minorHAnsi"/>
+          <w:sz w:val="17"/>
+          <w:szCs w:val="17"/>
+        </w:rPr>
+        <w:t>|</w:t>
+      </w:r>
+      <w:r>
+        <w:rPr>
+          <w:rFonts w:asciiTheme="minorHAnsi" w:hAnsiTheme="minorHAnsi" w:cstheme="minorHAnsi"/>
+          <w:spacing w:val="78"/>
+          <w:w w:val="150"/>
+          <w:sz w:val="17"/>
+          <w:szCs w:val="17"/>
+        </w:rPr>
+        <w:t xml:space="preserve"> </w:t>
+      </w:r>
+      <w:r>
+        <w:rPr>
+          <w:rFonts w:asciiTheme="minorHAnsi" w:hAnsiTheme="minorHAnsi" w:cstheme="minorHAnsi"/>
+          <w:spacing w:val="12"/>
+          <w:sz w:val="17"/>
+          <w:szCs w:val="17"/>
+        </w:rPr>
+        <w:t>2013</w:t>
+      </w:r>
+      <w:r>
+        <w:rPr>
+          <w:rFonts w:asciiTheme="minorHAnsi" w:hAnsiTheme="minorHAnsi" w:cstheme="minorHAnsi"/>
+          <w:spacing w:val="38"/>
+          <w:sz w:val="17"/>
+          <w:szCs w:val="17"/>
+        </w:rPr>
+        <w:t xml:space="preserve"> </w:t>
+      </w:r>
+      <w:r>
+        <w:rPr>
+          <w:rFonts w:asciiTheme="minorHAnsi" w:hAnsiTheme="minorHAnsi" w:cstheme="minorHAnsi"/>
+          <w:sz w:val="17"/>
+          <w:szCs w:val="17"/>
+        </w:rPr>
+        <w:t>-</w:t>
+      </w:r>
+      <w:r>
+        <w:rPr>
+          <w:rFonts w:asciiTheme="minorHAnsi" w:hAnsiTheme="minorHAnsi" w:cstheme="minorHAnsi"/>
+          <w:spacing w:val="37"/>
+          <w:sz w:val="17"/>
+          <w:szCs w:val="17"/>
+        </w:rPr>
+        <w:t xml:space="preserve"> </w:t>
+      </w:r>
+      <w:r>
+        <w:rPr>
+          <w:rFonts w:asciiTheme="minorHAnsi" w:hAnsiTheme="minorHAnsi" w:cstheme="minorHAnsi"/>
+          <w:spacing w:val="8"/>
+          <w:sz w:val="17"/>
+          <w:szCs w:val="17"/>
+        </w:rPr>
+        <w:t>2017</w:t>
+      </w:r>
+    </w:p>
+    <w:p>
+      <w:pPr>
+        <w:spacing w:before="74"/>
+        <w:ind w:left="140"/>
+        <w:rPr>
+          <w:rFonts w:asciiTheme="minorHAnsi" w:hAnsiTheme="minorHAnsi" w:cstheme="minorHAnsi"/>
+          <w:spacing w:val="-10"/>
+          <w:sz w:val="17"/>
+          <w:szCs w:val="17"/>
+        </w:rPr>
+      </w:pPr>
+      <w:r>
+        <w:rPr>
+          <w:rFonts w:asciiTheme="minorHAnsi" w:hAnsiTheme="minorHAnsi" w:cstheme="minorHAnsi"/>
+          <w:sz w:val="17"/>
+          <w:szCs w:val="17"/>
+        </w:rPr>
+        <w:t>86.</w:t>
+      </w:r>
+      <w:r>
+        <w:rPr>
+          <w:rFonts w:asciiTheme="minorHAnsi" w:hAnsiTheme="minorHAnsi" w:cstheme="minorHAnsi"/>
+          <w:spacing w:val="-11"/>
+          <w:sz w:val="17"/>
+          <w:szCs w:val="17"/>
+        </w:rPr>
+        <w:t xml:space="preserve"> </w:t>
+      </w:r>
+      <w:r>
+        <w:rPr>
+          <w:rFonts w:asciiTheme="minorHAnsi" w:hAnsiTheme="minorHAnsi" w:cstheme="minorHAnsi"/>
+          <w:sz w:val="17"/>
+          <w:szCs w:val="17"/>
+        </w:rPr>
+        <w:t>87</w:t>
+      </w:r>
+      <w:r>
+        <w:rPr>
+          <w:rFonts w:asciiTheme="minorHAnsi" w:hAnsiTheme="minorHAnsi" w:cstheme="minorHAnsi"/>
+          <w:spacing w:val="-10"/>
+          <w:sz w:val="17"/>
+          <w:szCs w:val="17"/>
+        </w:rPr>
+        <w:t xml:space="preserve"> %</w:t>
+      </w:r>
+    </w:p>
+    <w:p>
+      <w:pPr>
+        <w:spacing w:before="74"/>
+        <w:ind w:left="140"/>
+        <w:rPr>
+          <w:rFonts w:asciiTheme="minorHAnsi" w:hAnsiTheme="minorHAnsi" w:cstheme="minorHAnsi"/>
+          <w:sz w:val="17"/>
+          <w:szCs w:val="17"/>
+        </w:rPr>
+      </w:pPr>
+      <w:r>
+        <w:rPr>
+          <w:rFonts w:asciiTheme="minorHAnsi" w:hAnsiTheme="minorHAnsi" w:cstheme="minorHAnsi"/>
+          <w:b/>
+          <w:bCs/>
+          <w:spacing w:val="15"/>
+          <w:sz w:val="17"/>
+          <w:szCs w:val="17"/>
+        </w:rPr>
+        <w:t>SECONDARY SCHOOL CERTIFICATE (SSC)</w:t>
+      </w:r>
+    </w:p>
+    <w:p>
+      <w:pPr>
+        <w:spacing w:before="6"/>
+        <w:ind w:left="140"/>
+        <w:rPr>
+          <w:rFonts w:asciiTheme="minorHAnsi" w:hAnsiTheme="minorHAnsi" w:cstheme="minorHAnsi"/>
+          <w:spacing w:val="15"/>
+          <w:sz w:val="17"/>
+          <w:szCs w:val="17"/>
+        </w:rPr>
+      </w:pPr>
+      <w:r>
+        <w:rPr>
+          <w:rFonts w:asciiTheme="minorHAnsi" w:hAnsiTheme="minorHAnsi" w:cstheme="minorHAnsi"/>
+          <w:b/>
+          <w:color w:val="0070C0"/>
+          <w:sz w:val="17"/>
+          <w:szCs w:val="17"/>
+        </w:rPr>
+        <w:t>Sheth</w:t>
+      </w:r>
+      <w:bookmarkStart w:id="0" w:name="_GoBack"/>
+      <w:bookmarkEnd w:id="0"/>
+      <w:r>
+        <w:rPr>
+          <w:rFonts w:asciiTheme="minorHAnsi" w:hAnsiTheme="minorHAnsi" w:cstheme="minorHAnsi"/>
+          <w:b/>
+          <w:color w:val="0070C0"/>
+          <w:sz w:val="17"/>
+          <w:szCs w:val="17"/>
+        </w:rPr>
+        <w:t xml:space="preserve"> D.M. High School</w:t>
+      </w:r>
+      <w:r>
+        <w:rPr>
+          <w:rFonts w:asciiTheme="minorHAnsi" w:hAnsiTheme="minorHAnsi" w:cstheme="minorHAnsi"/>
+          <w:spacing w:val="15"/>
+          <w:sz w:val="17"/>
+          <w:szCs w:val="17"/>
+        </w:rPr>
+        <w:t xml:space="preserve"> | 2013</w:t>
+      </w:r>
+    </w:p>
+    <w:p>
+      <w:pPr>
+        <w:spacing w:before="74"/>
+        <w:ind w:left="140"/>
+        <w:rPr>
+          <w:rFonts w:asciiTheme="minorHAnsi" w:hAnsiTheme="minorHAnsi" w:cstheme="minorHAnsi"/>
+          <w:sz w:val="17"/>
+          <w:szCs w:val="17"/>
+        </w:rPr>
+      </w:pPr>
+      <w:r>
+        <w:rPr>
+          <w:rFonts w:asciiTheme="minorHAnsi" w:hAnsiTheme="minorHAnsi" w:cstheme="minorHAnsi"/>
+          <w:sz w:val="17"/>
+          <w:szCs w:val="17"/>
+        </w:rPr>
+        <w:t>91.45%</w:t>
+      </w:r>
+    </w:p>
+    <w:p>
+      <w:pPr>
+        <w:pStyle w:val="Heading1"/>
+        <w:spacing w:before="95"/>
+        <w:ind w:left="0"/>
+        <w:rPr>
+          <w:rFonts w:asciiTheme="minorHAnsi" w:hAnsiTheme="minorHAnsi" w:cstheme="minorHAnsi"/>
+          <w:color w:val="1F497D" w:themeColor="text2"/>
           <w:sz w:val="20"/>
           <w:szCs w:val="20"/>
         </w:rPr>
-        <w:t>D</w:t>
-      </w:r>
-      <w:proofErr w:type="spellEnd"/>
-      <w:r>
-        <w:rPr>
-          <w:rFonts w:asciiTheme="minorHAnsi" w:hAnsiTheme="minorHAnsi" w:cstheme="minorHAnsi"/>
+      </w:pPr>
+      <w:r>
+        <w:rPr>
+          <w:rFonts w:asciiTheme="minorHAnsi" w:hAnsiTheme="minorHAnsi" w:cstheme="minorHAnsi"/>
+          <w:color w:val="1F497D" w:themeColor="text2"/>
           <w:sz w:val="20"/>
           <w:szCs w:val="20"/>
         </w:rPr>
-        <w:t xml:space="preserve"> I T I O N A L</w:t>
-      </w:r>
-      <w:r>
-        <w:rPr>
-          <w:rFonts w:asciiTheme="minorHAnsi" w:hAnsiTheme="minorHAnsi" w:cstheme="minorHAnsi"/>
-          <w:sz w:val="20"/>
-          <w:szCs w:val="20"/>
+        <w:t>INTERNSHIP</w:t>
+      </w:r>
+    </w:p>
+    <w:p>
+      <w:pPr>
+        <w:pStyle w:val="Heading3"/>
+        <w:spacing w:before="92"/>
+        <w:rPr>
+          <w:rFonts w:asciiTheme="minorHAnsi" w:hAnsiTheme="minorHAnsi" w:cstheme="minorHAnsi"/>
+          <w:sz w:val="17"/>
+          <w:szCs w:val="17"/>
+        </w:rPr>
+      </w:pPr>
+      <w:r>
+        <w:rPr>
+          <w:rFonts w:asciiTheme="minorHAnsi" w:hAnsiTheme="minorHAnsi" w:cstheme="minorHAnsi"/>
+          <w:spacing w:val="13"/>
+          <w:sz w:val="17"/>
+          <w:szCs w:val="17"/>
+        </w:rPr>
+        <w:t>TRAINEE</w:t>
+      </w:r>
+    </w:p>
+    <w:p>
+      <w:pPr>
+        <w:spacing w:before="6"/>
+        <w:ind w:left="140"/>
+        <w:rPr>
+          <w:rFonts w:asciiTheme="minorHAnsi" w:hAnsiTheme="minorHAnsi" w:cstheme="minorHAnsi"/>
+          <w:spacing w:val="15"/>
+          <w:sz w:val="17"/>
+          <w:szCs w:val="17"/>
+        </w:rPr>
+      </w:pPr>
+      <w:r>
+        <w:rPr>
+          <w:rFonts w:asciiTheme="minorHAnsi" w:hAnsiTheme="minorHAnsi" w:cstheme="minorHAnsi"/>
+          <w:b/>
+          <w:color w:val="0070C0"/>
+          <w:sz w:val="17"/>
+          <w:szCs w:val="17"/>
+        </w:rPr>
+        <w:t>Larsen &amp; Toubro Limited</w:t>
+      </w:r>
+      <w:r>
+        <w:rPr>
+          <w:rFonts w:asciiTheme="minorHAnsi" w:hAnsiTheme="minorHAnsi" w:cstheme="minorHAnsi"/>
+          <w:spacing w:val="15"/>
+          <w:sz w:val="17"/>
+          <w:szCs w:val="17"/>
         </w:rPr>
         <w:t xml:space="preserve"> </w:t>
       </w:r>
       <w:r>
         <w:rPr>
           <w:rFonts w:asciiTheme="minorHAnsi" w:hAnsiTheme="minorHAnsi" w:cstheme="minorHAnsi"/>
-          <w:sz w:val="20"/>
-          <w:szCs w:val="20"/>
-        </w:rPr>
-        <w:t xml:space="preserve"> </w:t>
-      </w:r>
-      <w:r>
-        <w:rPr>
-          <w:rFonts w:asciiTheme="minorHAnsi" w:hAnsiTheme="minorHAnsi" w:cstheme="minorHAnsi"/>
-          <w:sz w:val="20"/>
-          <w:szCs w:val="20"/>
-        </w:rPr>
-        <w:t xml:space="preserve"> I N F O R M A T I O N</w:t>
+          <w:spacing w:val="15"/>
+          <w:sz w:val="17"/>
+          <w:szCs w:val="17"/>
+        </w:rPr>
+        <w:t>| 12/2016-06/2017</w:t>
+      </w:r>
+    </w:p>
+    <w:p>
+      <w:pPr>
+        <w:spacing w:before="6"/>
+        <w:ind w:left="140"/>
+        <w:rPr>
+          <w:rFonts w:asciiTheme="minorHAnsi" w:hAnsiTheme="minorHAnsi" w:cstheme="minorHAnsi"/>
+          <w:spacing w:val="15"/>
+          <w:sz w:val="17"/>
+          <w:szCs w:val="17"/>
+        </w:rPr>
+      </w:pPr>
+    </w:p>
+    <w:p>
+      <w:pPr>
+        <w:spacing w:before="6"/>
+        <w:ind w:left="140"/>
+        <w:rPr>
+          <w:rFonts w:asciiTheme="minorHAnsi" w:hAnsiTheme="minorHAnsi" w:cstheme="minorHAnsi"/>
+          <w:spacing w:val="15"/>
+          <w:sz w:val="17"/>
+          <w:szCs w:val="17"/>
+        </w:rPr>
+      </w:pPr>
+      <w:r>
+        <w:rPr>
+          <w:rFonts w:asciiTheme="minorHAnsi" w:hAnsiTheme="minorHAnsi" w:cstheme="minorHAnsi"/>
+          <w:b/>
+          <w:bCs/>
+          <w:spacing w:val="13"/>
+          <w:sz w:val="17"/>
+          <w:szCs w:val="17"/>
+        </w:rPr>
+        <w:t>TRAINEE</w:t>
+      </w:r>
+    </w:p>
+    <w:p>
+      <w:pPr>
+        <w:spacing w:before="6"/>
+        <w:ind w:left="140"/>
+        <w:rPr>
+          <w:rFonts w:asciiTheme="minorHAnsi" w:hAnsiTheme="minorHAnsi" w:cstheme="minorHAnsi"/>
+          <w:spacing w:val="15"/>
+          <w:sz w:val="17"/>
+          <w:szCs w:val="17"/>
+        </w:rPr>
+      </w:pPr>
+      <w:r>
+        <w:rPr>
+          <w:rFonts w:asciiTheme="minorHAnsi" w:hAnsiTheme="minorHAnsi" w:cstheme="minorHAnsi"/>
+          <w:b/>
+          <w:color w:val="0070C0"/>
+          <w:sz w:val="17"/>
+          <w:szCs w:val="17"/>
+        </w:rPr>
+        <w:t>N.M. Automation &amp; Control Private limited</w:t>
+      </w:r>
+      <w:r>
+        <w:rPr>
+          <w:rFonts w:asciiTheme="minorHAnsi" w:hAnsiTheme="minorHAnsi" w:cstheme="minorHAnsi"/>
+          <w:spacing w:val="15"/>
+          <w:sz w:val="17"/>
+          <w:szCs w:val="17"/>
+        </w:rPr>
+        <w:t xml:space="preserve"> | 06/2015-12/2015</w:t>
       </w:r>
     </w:p>
     <w:p>
@@ -3918,103 +3143,18 @@
           <w:szCs w:val="16"/>
         </w:rPr>
       </w:pPr>
-      <w:r>
-        <w:rPr>
-          <w:rFonts w:asciiTheme="minorHAnsi" w:hAnsiTheme="minorHAnsi" w:cstheme="minorHAnsi"/>
-          <w:b/>
-          <w:bCs/>
-          <w:spacing w:val="13"/>
-          <w:sz w:val="16"/>
-          <w:szCs w:val="16"/>
-        </w:rPr>
-        <w:t>LANGUAGES:</w:t>
-      </w:r>
-      <w:r>
+    </w:p>
+    <w:p>
+      <w:pPr>
+        <w:spacing w:before="6"/>
+        <w:ind w:left="140"/>
         <w:rPr>
           <w:rFonts w:asciiTheme="minorHAnsi" w:hAnsiTheme="minorHAnsi" w:cstheme="minorHAnsi"/>
           <w:spacing w:val="15"/>
           <w:sz w:val="16"/>
           <w:szCs w:val="16"/>
         </w:rPr>
-        <w:t xml:space="preserve"> English, Hindi, Gujarati</w:t>
-      </w:r>
-      <w:r>
-        <w:rPr>
-          <w:rFonts w:asciiTheme="minorHAnsi" w:hAnsiTheme="minorHAnsi" w:cstheme="minorHAnsi"/>
-          <w:spacing w:val="15"/>
-          <w:sz w:val="16"/>
-          <w:szCs w:val="16"/>
-        </w:rPr>
-        <w:t xml:space="preserve">, </w:t>
-      </w:r>
-      <w:r>
-        <w:rPr>
-          <w:rFonts w:asciiTheme="minorHAnsi" w:hAnsiTheme="minorHAnsi" w:cstheme="minorHAnsi"/>
-          <w:spacing w:val="15"/>
-          <w:sz w:val="16"/>
-          <w:szCs w:val="16"/>
-        </w:rPr>
-        <w:t>Marathi</w:t>
-      </w:r>
-      <w:r>
-        <w:rPr>
-          <w:rFonts w:asciiTheme="minorHAnsi" w:hAnsiTheme="minorHAnsi" w:cstheme="minorHAnsi"/>
-          <w:spacing w:val="15"/>
-          <w:sz w:val="16"/>
-          <w:szCs w:val="16"/>
-        </w:rPr>
-        <w:br/>
-      </w:r>
-      <w:r>
-        <w:rPr>
-          <w:rFonts w:asciiTheme="minorHAnsi" w:hAnsiTheme="minorHAnsi" w:cstheme="minorHAnsi"/>
-          <w:b/>
-          <w:bCs/>
-          <w:spacing w:val="13"/>
-          <w:sz w:val="16"/>
-          <w:szCs w:val="16"/>
-        </w:rPr>
-        <w:t>MARITAL STATUS:</w:t>
-      </w:r>
-      <w:r>
-        <w:rPr>
-          <w:rFonts w:asciiTheme="minorHAnsi" w:hAnsiTheme="minorHAnsi" w:cstheme="minorHAnsi"/>
-          <w:spacing w:val="15"/>
-          <w:sz w:val="16"/>
-          <w:szCs w:val="16"/>
-        </w:rPr>
-        <w:t xml:space="preserve"> Unmarried</w:t>
-      </w:r>
-      <w:r>
-        <w:rPr>
-          <w:rFonts w:asciiTheme="minorHAnsi" w:hAnsiTheme="minorHAnsi" w:cstheme="minorHAnsi"/>
-          <w:spacing w:val="15"/>
-          <w:sz w:val="16"/>
-          <w:szCs w:val="16"/>
-        </w:rPr>
-        <w:br/>
-      </w:r>
-      <w:r>
-        <w:rPr>
-          <w:rFonts w:asciiTheme="minorHAnsi" w:hAnsiTheme="minorHAnsi" w:cstheme="minorHAnsi"/>
-          <w:b/>
-          <w:bCs/>
-          <w:spacing w:val="13"/>
-          <w:sz w:val="16"/>
-          <w:szCs w:val="16"/>
-        </w:rPr>
-        <w:t>DATE OF BIRTH:</w:t>
-      </w:r>
-      <w:r>
-        <w:rPr>
-          <w:rFonts w:asciiTheme="minorHAnsi" w:hAnsiTheme="minorHAnsi" w:cstheme="minorHAnsi"/>
-          <w:spacing w:val="15"/>
-          <w:sz w:val="16"/>
-          <w:szCs w:val="16"/>
-        </w:rPr>
-        <w:t xml:space="preserve"> 28/09/1997</w:t>
-      </w:r>
-      <w:bookmarkEnd w:id="0"/>
+      </w:pPr>
     </w:p>
     <w:sectPr>
       <w:type w:val="continuous"/>
@@ -7393,7 +6533,7 @@
     <w:lsdException w:name="Closing" w:semiHidden="1" w:unhideWhenUsed="1"/>
     <w:lsdException w:name="Signature" w:semiHidden="1" w:unhideWhenUsed="1"/>
     <w:lsdException w:name="Default Paragraph Font" w:semiHidden="1" w:uiPriority="1" w:unhideWhenUsed="1"/>
-    <w:lsdException w:name="Body Text" w:semiHidden="1" w:unhideWhenUsed="1"/>
+    <w:lsdException w:name="Body Text" w:semiHidden="1" w:uiPriority="1" w:unhideWhenUsed="1" w:qFormat="1"/>
     <w:lsdException w:name="Body Text Indent" w:semiHidden="1" w:unhideWhenUsed="1"/>
     <w:lsdException w:name="List Continue" w:semiHidden="1" w:unhideWhenUsed="1"/>
     <w:lsdException w:name="List Continue 2" w:semiHidden="1" w:unhideWhenUsed="1"/>

--- a/Heena Gohil_DevOps Engineer.docx
+++ b/Heena Gohil_DevOps Engineer.docx
@@ -543,23 +543,7 @@
           <w:szCs w:val="17"/>
         </w:rPr>
         <w:br/>
-        <w:t xml:space="preserve">infrastructure supporting 5G network functions. Skilled in AWS, Docker, </w:t>
-      </w:r>
-      <w:r>
-        <w:rPr>
-          <w:rFonts w:asciiTheme="minorHAnsi" w:hAnsiTheme="minorHAnsi" w:cstheme="minorHAnsi"/>
-          <w:sz w:val="17"/>
-          <w:szCs w:val="17"/>
-        </w:rPr>
-        <w:t xml:space="preserve">Git, </w:t>
-      </w:r>
-      <w:r>
-        <w:rPr>
-          <w:rFonts w:asciiTheme="minorHAnsi" w:hAnsiTheme="minorHAnsi" w:cstheme="minorHAnsi"/>
-          <w:sz w:val="17"/>
-          <w:szCs w:val="17"/>
-        </w:rPr>
-        <w:t>Kubernetes, Terraform, Jenkins, and Ansible with strong expertise in monitoring, troubleshooting, and high-availability system operations.</w:t>
+        <w:t>infrastructure supporting 5G network functions. Skilled in AWS, Docker, Git, Kubernetes, Terraform, Jenkins, and Ansible with strong expertise in monitoring, troubleshooting, and high-availability system operations.</w:t>
       </w:r>
     </w:p>
     <w:p>
@@ -781,49 +765,65 @@
           <w:sz w:val="18"/>
           <w:szCs w:val="18"/>
         </w:rPr>
+        <w:t xml:space="preserve"> AWS</w:t>
+      </w:r>
+      <w:r>
+        <w:rPr>
+          <w:rFonts w:asciiTheme="minorHAnsi" w:hAnsiTheme="minorHAnsi" w:cstheme="minorHAnsi"/>
+          <w:sz w:val="18"/>
+          <w:szCs w:val="18"/>
+        </w:rPr>
+        <w:t>(</w:t>
+      </w:r>
+      <w:r>
+        <w:rPr>
+          <w:rFonts w:asciiTheme="minorHAnsi" w:hAnsiTheme="minorHAnsi" w:cstheme="minorHAnsi"/>
+          <w:sz w:val="18"/>
+          <w:szCs w:val="18"/>
+        </w:rPr>
+        <w:t xml:space="preserve">EC2, </w:t>
+      </w:r>
+      <w:r>
+        <w:rPr>
+          <w:rFonts w:asciiTheme="minorHAnsi" w:hAnsiTheme="minorHAnsi" w:cstheme="minorHAnsi"/>
+          <w:sz w:val="18"/>
+          <w:szCs w:val="18"/>
+        </w:rPr>
+        <w:t xml:space="preserve">CloudWatch, </w:t>
+      </w:r>
+      <w:r>
+        <w:rPr>
+          <w:rFonts w:asciiTheme="minorHAnsi" w:hAnsiTheme="minorHAnsi" w:cstheme="minorHAnsi"/>
+          <w:sz w:val="18"/>
+          <w:szCs w:val="18"/>
+        </w:rPr>
+        <w:t>IAM, S3, VPC, ECR, ECS,</w:t>
+      </w:r>
+      <w:r>
+        <w:rPr>
+          <w:rFonts w:asciiTheme="minorHAnsi" w:hAnsiTheme="minorHAnsi" w:cstheme="minorHAnsi"/>
+          <w:sz w:val="18"/>
+          <w:szCs w:val="18"/>
+        </w:rPr>
         <w:t xml:space="preserve"> </w:t>
       </w:r>
-      <w:proofErr w:type="gramStart"/>
-      <w:r>
-        <w:rPr>
-          <w:rFonts w:asciiTheme="minorHAnsi" w:hAnsiTheme="minorHAnsi" w:cstheme="minorHAnsi"/>
-          <w:sz w:val="18"/>
-          <w:szCs w:val="18"/>
-        </w:rPr>
-        <w:t>AWS</w:t>
-      </w:r>
-      <w:r>
-        <w:rPr>
-          <w:rFonts w:asciiTheme="minorHAnsi" w:hAnsiTheme="minorHAnsi" w:cstheme="minorHAnsi"/>
-          <w:sz w:val="18"/>
-          <w:szCs w:val="18"/>
-        </w:rPr>
-        <w:t>(</w:t>
-      </w:r>
-      <w:proofErr w:type="gramEnd"/>
-      <w:r>
-        <w:rPr>
-          <w:rFonts w:asciiTheme="minorHAnsi" w:hAnsiTheme="minorHAnsi" w:cstheme="minorHAnsi"/>
-          <w:sz w:val="18"/>
-          <w:szCs w:val="18"/>
-        </w:rPr>
-        <w:t xml:space="preserve">EC2, </w:t>
-      </w:r>
-      <w:r>
-        <w:rPr>
-          <w:rFonts w:asciiTheme="minorHAnsi" w:hAnsiTheme="minorHAnsi" w:cstheme="minorHAnsi"/>
-          <w:sz w:val="18"/>
-          <w:szCs w:val="18"/>
-        </w:rPr>
-        <w:t xml:space="preserve">CloudWatch, </w:t>
-      </w:r>
-      <w:r>
-        <w:rPr>
-          <w:rFonts w:asciiTheme="minorHAnsi" w:hAnsiTheme="minorHAnsi" w:cstheme="minorHAnsi"/>
-          <w:sz w:val="18"/>
-          <w:szCs w:val="18"/>
-        </w:rPr>
-        <w:t>IAM, S3, VPC, ECR, ECS,</w:t>
+      <w:proofErr w:type="spellStart"/>
+      <w:r>
+        <w:rPr>
+          <w:rFonts w:asciiTheme="minorHAnsi" w:hAnsiTheme="minorHAnsi" w:cstheme="minorHAnsi"/>
+          <w:sz w:val="18"/>
+          <w:szCs w:val="18"/>
+        </w:rPr>
+        <w:t>CodeCommit</w:t>
+      </w:r>
+      <w:proofErr w:type="spellEnd"/>
+      <w:r>
+        <w:rPr>
+          <w:rFonts w:asciiTheme="minorHAnsi" w:hAnsiTheme="minorHAnsi" w:cstheme="minorHAnsi"/>
+          <w:sz w:val="18"/>
+          <w:szCs w:val="18"/>
+        </w:rPr>
+        <w:t>,</w:t>
       </w:r>
       <w:r>
         <w:rPr>
@@ -833,30 +833,70 @@
         </w:rPr>
         <w:t xml:space="preserve"> </w:t>
       </w:r>
-      <w:r>
-        <w:rPr>
-          <w:rFonts w:asciiTheme="minorHAnsi" w:hAnsiTheme="minorHAnsi" w:cstheme="minorHAnsi"/>
-          <w:sz w:val="18"/>
-          <w:szCs w:val="18"/>
-        </w:rPr>
-        <w:t>CodeCommit,</w:t>
-      </w:r>
-      <w:r>
-        <w:rPr>
-          <w:rFonts w:asciiTheme="minorHAnsi" w:hAnsiTheme="minorHAnsi" w:cstheme="minorHAnsi"/>
-          <w:sz w:val="18"/>
-          <w:szCs w:val="18"/>
-        </w:rPr>
-        <w:t xml:space="preserve"> CodeBuild, </w:t>
-      </w:r>
-      <w:r>
-        <w:rPr>
-          <w:rFonts w:asciiTheme="minorHAnsi" w:hAnsiTheme="minorHAnsi" w:cstheme="minorHAnsi"/>
-          <w:sz w:val="18"/>
-          <w:szCs w:val="18"/>
-        </w:rPr>
-        <w:t>CodeDeploy, CodPipeline</w:t>
-      </w:r>
+      <w:proofErr w:type="spellStart"/>
+      <w:r>
+        <w:rPr>
+          <w:rFonts w:asciiTheme="minorHAnsi" w:hAnsiTheme="minorHAnsi" w:cstheme="minorHAnsi"/>
+          <w:sz w:val="18"/>
+          <w:szCs w:val="18"/>
+        </w:rPr>
+        <w:t>CodeBuild</w:t>
+      </w:r>
+      <w:proofErr w:type="spellEnd"/>
+      <w:r>
+        <w:rPr>
+          <w:rFonts w:asciiTheme="minorHAnsi" w:hAnsiTheme="minorHAnsi" w:cstheme="minorHAnsi"/>
+          <w:sz w:val="18"/>
+          <w:szCs w:val="18"/>
+        </w:rPr>
+        <w:t xml:space="preserve">, </w:t>
+      </w:r>
+      <w:proofErr w:type="spellStart"/>
+      <w:r>
+        <w:rPr>
+          <w:rFonts w:asciiTheme="minorHAnsi" w:hAnsiTheme="minorHAnsi" w:cstheme="minorHAnsi"/>
+          <w:sz w:val="18"/>
+          <w:szCs w:val="18"/>
+        </w:rPr>
+        <w:t>CodeDeploy</w:t>
+      </w:r>
+      <w:proofErr w:type="spellEnd"/>
+      <w:r>
+        <w:rPr>
+          <w:rFonts w:asciiTheme="minorHAnsi" w:hAnsiTheme="minorHAnsi" w:cstheme="minorHAnsi"/>
+          <w:sz w:val="18"/>
+          <w:szCs w:val="18"/>
+        </w:rPr>
+        <w:t xml:space="preserve">, </w:t>
+      </w:r>
+      <w:proofErr w:type="spellStart"/>
+      <w:r>
+        <w:rPr>
+          <w:rFonts w:asciiTheme="minorHAnsi" w:hAnsiTheme="minorHAnsi" w:cstheme="minorHAnsi"/>
+          <w:sz w:val="18"/>
+          <w:szCs w:val="18"/>
+        </w:rPr>
+        <w:t>Cod</w:t>
+      </w:r>
+      <w:r>
+        <w:rPr>
+          <w:rFonts w:asciiTheme="minorHAnsi" w:hAnsiTheme="minorHAnsi" w:cstheme="minorHAnsi"/>
+          <w:sz w:val="18"/>
+          <w:szCs w:val="18"/>
+        </w:rPr>
+        <w:t>e</w:t>
+      </w:r>
+      <w:bookmarkStart w:id="0" w:name="_GoBack"/>
+      <w:bookmarkEnd w:id="0"/>
+      <w:r>
+        <w:rPr>
+          <w:rFonts w:asciiTheme="minorHAnsi" w:hAnsiTheme="minorHAnsi" w:cstheme="minorHAnsi"/>
+          <w:sz w:val="18"/>
+          <w:szCs w:val="18"/>
+        </w:rPr>
+        <w:t>Pipeline</w:t>
+      </w:r>
+      <w:proofErr w:type="spellEnd"/>
       <w:r>
         <w:rPr>
           <w:rFonts w:asciiTheme="minorHAnsi" w:hAnsiTheme="minorHAnsi" w:cstheme="minorHAnsi"/>
@@ -961,17 +1001,7 @@
           <w:sz w:val="18"/>
           <w:szCs w:val="18"/>
         </w:rPr>
-        <w:t>Terraform</w:t>
-      </w:r>
-      <w:r>
-        <w:rPr>
-          <w:rStyle w:val="Strong"/>
-          <w:rFonts w:asciiTheme="minorHAnsi" w:hAnsiTheme="minorHAnsi" w:cstheme="minorHAnsi"/>
-          <w:b w:val="0"/>
-          <w:sz w:val="18"/>
-          <w:szCs w:val="18"/>
-        </w:rPr>
-        <w:t xml:space="preserve"> and Ansible</w:t>
+        <w:t>Terraform and Ansible</w:t>
       </w:r>
     </w:p>
     <w:p>
@@ -1775,7 +1805,25 @@
           <w:sz w:val="17"/>
           <w:szCs w:val="17"/>
         </w:rPr>
-        <w:t>Integrated artifact storage and version control workflows across development teams.</w:t>
+        <w:t xml:space="preserve">Integrated </w:t>
+      </w:r>
+      <w:proofErr w:type="spellStart"/>
+      <w:r>
+        <w:rPr>
+          <w:rFonts w:asciiTheme="minorHAnsi" w:hAnsiTheme="minorHAnsi" w:cstheme="minorHAnsi"/>
+          <w:sz w:val="17"/>
+          <w:szCs w:val="17"/>
+        </w:rPr>
+        <w:t>artifact</w:t>
+      </w:r>
+      <w:proofErr w:type="spellEnd"/>
+      <w:r>
+        <w:rPr>
+          <w:rFonts w:asciiTheme="minorHAnsi" w:hAnsiTheme="minorHAnsi" w:cstheme="minorHAnsi"/>
+          <w:sz w:val="17"/>
+          <w:szCs w:val="17"/>
+        </w:rPr>
+        <w:t xml:space="preserve"> storage and version control workflows across development teams.</w:t>
       </w:r>
     </w:p>
     <w:p>
@@ -2941,19 +2989,7 @@
           <w:sz w:val="17"/>
           <w:szCs w:val="17"/>
         </w:rPr>
-        <w:t>Sheth</w:t>
-      </w:r>
-      <w:bookmarkStart w:id="0" w:name="_GoBack"/>
-      <w:bookmarkEnd w:id="0"/>
-      <w:r>
-        <w:rPr>
-          <w:rFonts w:asciiTheme="minorHAnsi" w:hAnsiTheme="minorHAnsi" w:cstheme="minorHAnsi"/>
-          <w:b/>
-          <w:color w:val="0070C0"/>
-          <w:sz w:val="17"/>
-          <w:szCs w:val="17"/>
-        </w:rPr>
-        <w:t xml:space="preserve"> D.M. High School</w:t>
+        <w:t>Sheth D.M. High School</w:t>
       </w:r>
       <w:r>
         <w:rPr>

--- a/Heena Gohil_DevOps Engineer.docx
+++ b/Heena Gohil_DevOps Engineer.docx
@@ -886,8 +886,6 @@
         </w:rPr>
         <w:t>e</w:t>
       </w:r>
-      <w:bookmarkStart w:id="0" w:name="_GoBack"/>
-      <w:bookmarkEnd w:id="0"/>
       <w:r>
         <w:rPr>
           <w:rFonts w:asciiTheme="minorHAnsi" w:hAnsiTheme="minorHAnsi" w:cstheme="minorHAnsi"/>
@@ -2438,6 +2436,8 @@
         <w:t>CERTIFICATIONS</w:t>
       </w:r>
     </w:p>
+    <w:bookmarkStart w:id="0" w:name="_GoBack"/>
+    <w:bookmarkEnd w:id="0"/>
     <w:p>
       <w:pPr>
         <w:pStyle w:val="NormalWeb"/>
@@ -2459,7 +2459,39 @@
           <w:sz w:val="18"/>
           <w:szCs w:val="18"/>
         </w:rPr>
-        <w:t>AWS Cloud Technical Essentials</w:t>
+        <w:fldChar w:fldCharType="begin"/>
+      </w:r>
+      <w:r>
+        <w:rPr>
+          <w:rFonts w:asciiTheme="minorHAnsi" w:hAnsiTheme="minorHAnsi" w:cstheme="minorHAnsi"/>
+          <w:sz w:val="18"/>
+          <w:szCs w:val="18"/>
+        </w:rPr>
+        <w:instrText xml:space="preserve"> HYPERLINK "https://www.udemy.com/course/aws-certified-solutions-architect-associate-saa-c03/" </w:instrText>
+      </w:r>
+      <w:r>
+        <w:rPr>
+          <w:rFonts w:asciiTheme="minorHAnsi" w:hAnsiTheme="minorHAnsi" w:cstheme="minorHAnsi"/>
+          <w:sz w:val="18"/>
+          <w:szCs w:val="18"/>
+        </w:rPr>
+        <w:fldChar w:fldCharType="separate"/>
+      </w:r>
+      <w:r>
+        <w:rPr>
+          <w:rFonts w:asciiTheme="minorHAnsi" w:hAnsiTheme="minorHAnsi" w:cstheme="minorHAnsi"/>
+          <w:sz w:val="18"/>
+          <w:szCs w:val="18"/>
+        </w:rPr>
+        <w:t>Ultimate AWS Certified Solutions Architect Associate 2026</w:t>
+      </w:r>
+      <w:r>
+        <w:rPr>
+          <w:rFonts w:asciiTheme="minorHAnsi" w:hAnsiTheme="minorHAnsi" w:cstheme="minorHAnsi"/>
+          <w:sz w:val="18"/>
+          <w:szCs w:val="18"/>
+        </w:rPr>
+        <w:fldChar w:fldCharType="end"/>
       </w:r>
     </w:p>
     <w:p>
